--- a/Capteur/pcb/Capteur C3 Xiao/CapteurC3Xiao.docx
+++ b/Capteur/pcb/Capteur C3 Xiao/CapteurC3Xiao.docx
@@ -5531,8 +5531,8 @@
         </w:tblBorders>
       </w:tblPr>
       <w:tblGrid>
-        <w:gridCol w:w="386"/>
-        <w:gridCol w:w="9252"/>
+        <w:gridCol w:w="300"/>
+        <w:gridCol w:w="9338"/>
       </w:tblGrid>
       <w:tr>
         <w:trPr>
@@ -5540,7 +5540,7 @@
         </w:trPr>
         <w:tc>
           <w:tcPr>
-            <w:tcW w:type="dxa" w:w="386"/>
+            <w:tcW w:type="dxa" w:w="300"/>
             <w:tcBorders>
               <w:top w:val="single" w:color="999999" w:sz="4"/>
               <w:left w:val="single" w:color="999999" w:sz="4"/>
@@ -5567,7 +5567,7 @@
         </w:tc>
         <w:tc>
           <w:tcPr>
-            <w:tcW w:type="dxa" w:w="9252"/>
+            <w:tcW w:type="dxa" w:w="9338"/>
             <w:tcBorders>
               <w:top w:val="single" w:color="999999" w:sz="4"/>
               <w:left w:val="single" w:color="999999" w:sz="4"/>
@@ -5599,7 +5599,7 @@
         </w:trPr>
         <w:tc>
           <w:tcPr>
-            <w:tcW w:type="dxa" w:w="386"/>
+            <w:tcW w:type="dxa" w:w="300"/>
             <w:tcBorders>
               <w:top w:val="single" w:color="999999" w:sz="4"/>
               <w:left w:val="single" w:color="999999" w:sz="4"/>
@@ -5621,7 +5621,7 @@
         </w:tc>
         <w:tc>
           <w:tcPr>
-            <w:tcW w:type="dxa" w:w="9252"/>
+            <w:tcW w:type="dxa" w:w="9338"/>
             <w:tcBorders>
               <w:top w:val="single" w:color="999999" w:sz="4"/>
               <w:left w:val="single" w:color="999999" w:sz="4"/>
@@ -5638,6 +5638,17 @@
           <w:p>
             <w:r>
               <w:t xml:space="preserve">cloud « Capteur C3 Xiao » (copie par import de </w:t>
+            </w:r>
+            <w:r>
+              <w:rPr>
+                <w:rFonts w:ascii="Consolas" w:cs="Consolas" w:eastAsia="Consolas" w:hAnsi="Consolas"/>
+                <w:sz w:val="19"/>
+                <w:szCs w:val="19"/>
+              </w:rPr>
+              <w:t xml:space="preserve">Capteur_S3_Projet_2026-10-19.epro2</w:t>
+            </w:r>
+            <w:r>
+              <w:t xml:space="preserve">, alors nommé </w:t>
             </w:r>
             <w:r>
               <w:rPr>
@@ -5667,7 +5678,7 @@
         </w:trPr>
         <w:tc>
           <w:tcPr>
-            <w:tcW w:type="dxa" w:w="386"/>
+            <w:tcW w:type="dxa" w:w="300"/>
             <w:tcBorders>
               <w:top w:val="single" w:color="999999" w:sz="4"/>
               <w:left w:val="single" w:color="999999" w:sz="4"/>
@@ -5689,7 +5700,7 @@
         </w:tc>
         <w:tc>
           <w:tcPr>
-            <w:tcW w:type="dxa" w:w="9252"/>
+            <w:tcW w:type="dxa" w:w="9338"/>
             <w:tcBorders>
               <w:top w:val="single" w:color="999999" w:sz="4"/>
               <w:left w:val="single" w:color="999999" w:sz="4"/>
@@ -5716,7 +5727,7 @@
         </w:trPr>
         <w:tc>
           <w:tcPr>
-            <w:tcW w:type="dxa" w:w="386"/>
+            <w:tcW w:type="dxa" w:w="300"/>
             <w:tcBorders>
               <w:top w:val="single" w:color="999999" w:sz="4"/>
               <w:left w:val="single" w:color="999999" w:sz="4"/>
@@ -5738,7 +5749,7 @@
         </w:tc>
         <w:tc>
           <w:tcPr>
-            <w:tcW w:type="dxa" w:w="9252"/>
+            <w:tcW w:type="dxa" w:w="9338"/>
             <w:tcBorders>
               <w:top w:val="single" w:color="999999" w:sz="4"/>
               <w:left w:val="single" w:color="999999" w:sz="4"/>
@@ -5889,7 +5900,7 @@
         </w:numPr>
       </w:pPr>
       <w:r>
-        <w:t xml:space="preserve">☑ Export </w:t>
+        <w:t xml:space="preserve">[x] Export </w:t>
       </w:r>
       <w:r>
         <w:rPr>
@@ -5923,7 +5934,7 @@
         </w:numPr>
       </w:pPr>
       <w:r>
-        <w:t xml:space="preserve">☑ Commit du dossier de la carte (les modifications de code du § 1.2 ne sont pas commitées).</w:t>
+        <w:t xml:space="preserve">[x] Commit du dossier de la carte (les modifications de code du § 1.2 ne sont pas commitées).</w:t>
       </w:r>
     </w:p>
     <w:p>
@@ -5935,7 +5946,7 @@
         </w:numPr>
       </w:pPr>
       <w:r>
-        <w:t xml:space="preserve">☐ Commande JLCPCB.</w:t>
+        <w:t xml:space="preserve">[ ] Commande JLCPCB.</w:t>
       </w:r>
     </w:p>
     <w:p>
@@ -5947,7 +5958,7 @@
         </w:numPr>
       </w:pPr>
       <w:r>
-        <w:t xml:space="preserve">☐ Essais : démarrage avec cuve pleine, mesure des piles sur D2 (calibre 3,0), Wi-Fi à 19,5 dBm sur piles.</w:t>
+        <w:t xml:space="preserve">[ ] Essais : démarrage avec cuve pleine, mesure des piles sur D2 (calibre 3,0), Wi-Fi à 19,5 dBm sur piles.</w:t>
       </w:r>
     </w:p>
     <w:p>
@@ -5959,7 +5970,7 @@
         </w:numPr>
       </w:pPr>
       <w:r>
-        <w:t xml:space="preserve">☐ Boîtier imprimé.</w:t>
+        <w:t xml:space="preserve">[ ] Boîtier imprimé.</w:t>
       </w:r>
     </w:p>
     <w:p>
@@ -6307,6 +6318,139 @@
     <w:basedOn w:val="Normal"/>
     <w:qFormat/>
   </w:style>
+  <w:style w:type="paragraph" w:styleId="Caption">
+    <w:name w:val="caption"/>
+    <w:basedOn w:val="Normal"/>
+    <w:next w:val="Normal"/>
+    <w:uiPriority w:val="35"/>
+    <w:semiHidden/>
+    <w:unhideWhenUsed/>
+    <w:qFormat/>
+    <w:pPr>
+      <w:spacing w:after="200"/>
+    </w:pPr>
+    <w:rPr>
+      <w:i/>
+      <w:iCs/>
+      <w:color w:val="44546A" w:themeColor="dark2"/>
+      <w:sz w:val="18"/>
+      <w:szCs w:val="18"/>
+    </w:rPr>
+  </w:style>
+  <w:style w:type="paragraph" w:styleId="Bibliography">
+    <w:name w:val="Bibliography"/>
+    <w:basedOn w:val="Normal"/>
+    <w:next w:val="Normal"/>
+    <w:uiPriority w:val="37"/>
+    <w:unhideWhenUsed/>
+  </w:style>
+  <w:style w:type="paragraph" w:styleId="TOC1">
+    <w:name w:val="toc 1"/>
+    <w:basedOn w:val="Normal"/>
+    <w:next w:val="Normal"/>
+    <w:uiPriority w:val="39"/>
+    <w:semiHidden/>
+    <w:unhideWhenUsed/>
+    <w:pPr>
+      <w:spacing w:after="100"/>
+    </w:pPr>
+  </w:style>
+  <w:style w:type="paragraph" w:styleId="TOC2">
+    <w:name w:val="toc 2"/>
+    <w:basedOn w:val="Normal"/>
+    <w:next w:val="Normal"/>
+    <w:uiPriority w:val="39"/>
+    <w:semiHidden/>
+    <w:unhideWhenUsed/>
+    <w:pPr>
+      <w:spacing w:after="100"/>
+      <w:ind w:left="220"/>
+    </w:pPr>
+  </w:style>
+  <w:style w:type="paragraph" w:styleId="TOC3">
+    <w:name w:val="toc 3"/>
+    <w:basedOn w:val="Normal"/>
+    <w:next w:val="Normal"/>
+    <w:uiPriority w:val="39"/>
+    <w:semiHidden/>
+    <w:unhideWhenUsed/>
+    <w:pPr>
+      <w:spacing w:after="100"/>
+      <w:ind w:left="440"/>
+    </w:pPr>
+  </w:style>
+  <w:style w:type="paragraph" w:styleId="TOC4">
+    <w:name w:val="toc 4"/>
+    <w:basedOn w:val="Normal"/>
+    <w:next w:val="Normal"/>
+    <w:uiPriority w:val="39"/>
+    <w:semiHidden/>
+    <w:unhideWhenUsed/>
+    <w:pPr>
+      <w:spacing w:after="100"/>
+      <w:ind w:left="660"/>
+    </w:pPr>
+  </w:style>
+  <w:style w:type="paragraph" w:styleId="TOC5">
+    <w:name w:val="toc 5"/>
+    <w:basedOn w:val="Normal"/>
+    <w:next w:val="Normal"/>
+    <w:uiPriority w:val="39"/>
+    <w:semiHidden/>
+    <w:unhideWhenUsed/>
+    <w:pPr>
+      <w:spacing w:after="100"/>
+      <w:ind w:left="880"/>
+    </w:pPr>
+  </w:style>
+  <w:style w:type="paragraph" w:styleId="TOC6">
+    <w:name w:val="toc 6"/>
+    <w:basedOn w:val="Normal"/>
+    <w:next w:val="Normal"/>
+    <w:uiPriority w:val="39"/>
+    <w:semiHidden/>
+    <w:unhideWhenUsed/>
+    <w:pPr>
+      <w:spacing w:after="100"/>
+      <w:ind w:left="1100"/>
+    </w:pPr>
+  </w:style>
+  <w:style w:type="paragraph" w:styleId="TOC7">
+    <w:name w:val="toc 7"/>
+    <w:basedOn w:val="Normal"/>
+    <w:next w:val="Normal"/>
+    <w:uiPriority w:val="39"/>
+    <w:semiHidden/>
+    <w:unhideWhenUsed/>
+    <w:pPr>
+      <w:spacing w:after="100"/>
+      <w:ind w:left="1320"/>
+    </w:pPr>
+  </w:style>
+  <w:style w:type="paragraph" w:styleId="TOC8">
+    <w:name w:val="toc 8"/>
+    <w:basedOn w:val="Normal"/>
+    <w:next w:val="Normal"/>
+    <w:uiPriority w:val="39"/>
+    <w:semiHidden/>
+    <w:unhideWhenUsed/>
+    <w:pPr>
+      <w:spacing w:after="100"/>
+      <w:ind w:left="1540"/>
+    </w:pPr>
+  </w:style>
+  <w:style w:type="paragraph" w:styleId="TOC9">
+    <w:name w:val="toc 9"/>
+    <w:basedOn w:val="Normal"/>
+    <w:next w:val="Normal"/>
+    <w:uiPriority w:val="39"/>
+    <w:semiHidden/>
+    <w:unhideWhenUsed/>
+    <w:pPr>
+      <w:spacing w:after="100"/>
+      <w:ind w:left="1760"/>
+    </w:pPr>
+  </w:style>
   <w:style w:type="character" w:styleId="Hyperlink">
     <w:name w:val="Hyperlink"/>
     <w:basedOn w:val="DefaultParagraphFont"/>
@@ -6390,6 +6534,13 @@
       <w:sz w:val="20"/>
       <w:szCs w:val="20"/>
     </w:rPr>
+  </w:style>
+  <w:style w:type="character" w:styleId="LineNumber">
+    <w:name w:val="line number"/>
+    <w:basedOn w:val="DefaultParagraphFont"/>
+    <w:uiPriority w:val="99"/>
+    <w:semiHidden/>
+    <w:unhideWhenUsed/>
   </w:style>
   <w:style w:type="paragraph" w:styleId="Title">
     <w:name w:val="Title"/>

--- a/Capteur/pcb/Capteur C3 Xiao/CapteurC3Xiao.docx
+++ b/Capteur/pcb/Capteur C3 Xiao/CapteurC3Xiao.docx
@@ -16,7 +16,7 @@
         <w:spacing w:after="120"/>
       </w:pPr>
       <w:r>
-        <w:t xml:space="preserve">Version du 2026-10-19 (carte V 1.0 dessinée). </w:t>
+        <w:t xml:space="preserve">Version du 2026-10-19 (carte V 1.0 dessinée) ; option détecteur jour / nuit ajoutée le 2026-10-28 (§ 1.3 d, non testée sur cette carte). </w:t>
       </w:r>
       <w:r>
         <w:rPr>
@@ -409,11 +409,11 @@
         </w:tblBorders>
       </w:tblPr>
       <w:tblGrid>
-        <w:gridCol w:w="2042"/>
-        <w:gridCol w:w="898"/>
-        <w:gridCol w:w="1389"/>
-        <w:gridCol w:w="3185"/>
-        <w:gridCol w:w="2124"/>
+        <w:gridCol w:w="2214"/>
+        <w:gridCol w:w="716"/>
+        <w:gridCol w:w="1107"/>
+        <w:gridCol w:w="2735"/>
+        <w:gridCol w:w="2866"/>
       </w:tblGrid>
       <w:tr>
         <w:trPr>
@@ -421,7 +421,7 @@
         </w:trPr>
         <w:tc>
           <w:tcPr>
-            <w:tcW w:type="dxa" w:w="2042"/>
+            <w:tcW w:type="dxa" w:w="2214"/>
             <w:tcBorders>
               <w:top w:val="single" w:color="999999" w:sz="4"/>
               <w:left w:val="single" w:color="999999" w:sz="4"/>
@@ -448,7 +448,7 @@
         </w:tc>
         <w:tc>
           <w:tcPr>
-            <w:tcW w:type="dxa" w:w="898"/>
+            <w:tcW w:type="dxa" w:w="716"/>
             <w:tcBorders>
               <w:top w:val="single" w:color="999999" w:sz="4"/>
               <w:left w:val="single" w:color="999999" w:sz="4"/>
@@ -475,7 +475,7 @@
         </w:tc>
         <w:tc>
           <w:tcPr>
-            <w:tcW w:type="dxa" w:w="1389"/>
+            <w:tcW w:type="dxa" w:w="1107"/>
             <w:tcBorders>
               <w:top w:val="single" w:color="999999" w:sz="4"/>
               <w:left w:val="single" w:color="999999" w:sz="4"/>
@@ -502,7 +502,7 @@
         </w:tc>
         <w:tc>
           <w:tcPr>
-            <w:tcW w:type="dxa" w:w="3185"/>
+            <w:tcW w:type="dxa" w:w="2735"/>
             <w:tcBorders>
               <w:top w:val="single" w:color="999999" w:sz="4"/>
               <w:left w:val="single" w:color="999999" w:sz="4"/>
@@ -546,7 +546,7 @@
         </w:tc>
         <w:tc>
           <w:tcPr>
-            <w:tcW w:type="dxa" w:w="2124"/>
+            <w:tcW w:type="dxa" w:w="2866"/>
             <w:tcBorders>
               <w:top w:val="single" w:color="999999" w:sz="4"/>
               <w:left w:val="single" w:color="999999" w:sz="4"/>
@@ -578,7 +578,7 @@
         </w:trPr>
         <w:tc>
           <w:tcPr>
-            <w:tcW w:type="dxa" w:w="2042"/>
+            <w:tcW w:type="dxa" w:w="2214"/>
             <w:tcBorders>
               <w:top w:val="single" w:color="999999" w:sz="4"/>
               <w:left w:val="single" w:color="999999" w:sz="4"/>
@@ -611,7 +611,7 @@
         </w:tc>
         <w:tc>
           <w:tcPr>
-            <w:tcW w:type="dxa" w:w="898"/>
+            <w:tcW w:type="dxa" w:w="716"/>
             <w:tcBorders>
               <w:top w:val="single" w:color="999999" w:sz="4"/>
               <w:left w:val="single" w:color="999999" w:sz="4"/>
@@ -633,7 +633,7 @@
         </w:tc>
         <w:tc>
           <w:tcPr>
-            <w:tcW w:type="dxa" w:w="1389"/>
+            <w:tcW w:type="dxa" w:w="1107"/>
             <w:tcBorders>
               <w:top w:val="single" w:color="999999" w:sz="4"/>
               <w:left w:val="single" w:color="999999" w:sz="4"/>
@@ -659,7 +659,7 @@
         </w:tc>
         <w:tc>
           <w:tcPr>
-            <w:tcW w:type="dxa" w:w="3185"/>
+            <w:tcW w:type="dxa" w:w="2735"/>
             <w:tcBorders>
               <w:top w:val="single" w:color="999999" w:sz="4"/>
               <w:left w:val="single" w:color="999999" w:sz="4"/>
@@ -700,7 +700,7 @@
         </w:tc>
         <w:tc>
           <w:tcPr>
-            <w:tcW w:type="dxa" w:w="2124"/>
+            <w:tcW w:type="dxa" w:w="2866"/>
             <w:tcBorders>
               <w:top w:val="single" w:color="999999" w:sz="4"/>
               <w:left w:val="single" w:color="999999" w:sz="4"/>
@@ -727,7 +727,7 @@
         </w:trPr>
         <w:tc>
           <w:tcPr>
-            <w:tcW w:type="dxa" w:w="2042"/>
+            <w:tcW w:type="dxa" w:w="2214"/>
             <w:tcBorders>
               <w:top w:val="single" w:color="999999" w:sz="4"/>
               <w:left w:val="single" w:color="999999" w:sz="4"/>
@@ -760,7 +760,7 @@
         </w:tc>
         <w:tc>
           <w:tcPr>
-            <w:tcW w:type="dxa" w:w="898"/>
+            <w:tcW w:type="dxa" w:w="716"/>
             <w:tcBorders>
               <w:top w:val="single" w:color="999999" w:sz="4"/>
               <w:left w:val="single" w:color="999999" w:sz="4"/>
@@ -782,7 +782,7 @@
         </w:tc>
         <w:tc>
           <w:tcPr>
-            <w:tcW w:type="dxa" w:w="1389"/>
+            <w:tcW w:type="dxa" w:w="1107"/>
             <w:tcBorders>
               <w:top w:val="single" w:color="999999" w:sz="4"/>
               <w:left w:val="single" w:color="999999" w:sz="4"/>
@@ -811,7 +811,7 @@
         </w:tc>
         <w:tc>
           <w:tcPr>
-            <w:tcW w:type="dxa" w:w="3185"/>
+            <w:tcW w:type="dxa" w:w="2735"/>
             <w:tcBorders>
               <w:top w:val="single" w:color="999999" w:sz="4"/>
               <w:left w:val="single" w:color="999999" w:sz="4"/>
@@ -852,7 +852,7 @@
         </w:tc>
         <w:tc>
           <w:tcPr>
-            <w:tcW w:type="dxa" w:w="2124"/>
+            <w:tcW w:type="dxa" w:w="2866"/>
             <w:tcBorders>
               <w:top w:val="single" w:color="999999" w:sz="4"/>
               <w:left w:val="single" w:color="999999" w:sz="4"/>
@@ -879,7 +879,7 @@
         </w:trPr>
         <w:tc>
           <w:tcPr>
-            <w:tcW w:type="dxa" w:w="2042"/>
+            <w:tcW w:type="dxa" w:w="2214"/>
             <w:tcBorders>
               <w:top w:val="single" w:color="999999" w:sz="4"/>
               <w:left w:val="single" w:color="999999" w:sz="4"/>
@@ -901,7 +901,7 @@
         </w:tc>
         <w:tc>
           <w:tcPr>
-            <w:tcW w:type="dxa" w:w="898"/>
+            <w:tcW w:type="dxa" w:w="716"/>
             <w:tcBorders>
               <w:top w:val="single" w:color="999999" w:sz="4"/>
               <w:left w:val="single" w:color="999999" w:sz="4"/>
@@ -923,7 +923,7 @@
         </w:tc>
         <w:tc>
           <w:tcPr>
-            <w:tcW w:type="dxa" w:w="1389"/>
+            <w:tcW w:type="dxa" w:w="1107"/>
             <w:tcBorders>
               <w:top w:val="single" w:color="999999" w:sz="4"/>
               <w:left w:val="single" w:color="999999" w:sz="4"/>
@@ -945,7 +945,7 @@
         </w:tc>
         <w:tc>
           <w:tcPr>
-            <w:tcW w:type="dxa" w:w="3185"/>
+            <w:tcW w:type="dxa" w:w="2735"/>
             <w:tcBorders>
               <w:top w:val="single" w:color="999999" w:sz="4"/>
               <w:left w:val="single" w:color="999999" w:sz="4"/>
@@ -972,7 +972,7 @@
         </w:tc>
         <w:tc>
           <w:tcPr>
-            <w:tcW w:type="dxa" w:w="2124"/>
+            <w:tcW w:type="dxa" w:w="2866"/>
             <w:tcBorders>
               <w:top w:val="single" w:color="999999" w:sz="4"/>
               <w:left w:val="single" w:color="999999" w:sz="4"/>
@@ -999,7 +999,7 @@
         </w:trPr>
         <w:tc>
           <w:tcPr>
-            <w:tcW w:type="dxa" w:w="2042"/>
+            <w:tcW w:type="dxa" w:w="2214"/>
             <w:tcBorders>
               <w:top w:val="single" w:color="999999" w:sz="4"/>
               <w:left w:val="single" w:color="999999" w:sz="4"/>
@@ -1021,7 +1021,7 @@
         </w:tc>
         <w:tc>
           <w:tcPr>
-            <w:tcW w:type="dxa" w:w="898"/>
+            <w:tcW w:type="dxa" w:w="716"/>
             <w:tcBorders>
               <w:top w:val="single" w:color="999999" w:sz="4"/>
               <w:left w:val="single" w:color="999999" w:sz="4"/>
@@ -1043,7 +1043,7 @@
         </w:tc>
         <w:tc>
           <w:tcPr>
-            <w:tcW w:type="dxa" w:w="1389"/>
+            <w:tcW w:type="dxa" w:w="1107"/>
             <w:tcBorders>
               <w:top w:val="single" w:color="999999" w:sz="4"/>
               <w:left w:val="single" w:color="999999" w:sz="4"/>
@@ -1065,7 +1065,7 @@
         </w:tc>
         <w:tc>
           <w:tcPr>
-            <w:tcW w:type="dxa" w:w="3185"/>
+            <w:tcW w:type="dxa" w:w="2735"/>
             <w:tcBorders>
               <w:top w:val="single" w:color="999999" w:sz="4"/>
               <w:left w:val="single" w:color="999999" w:sz="4"/>
@@ -1092,7 +1092,7 @@
         </w:tc>
         <w:tc>
           <w:tcPr>
-            <w:tcW w:type="dxa" w:w="2124"/>
+            <w:tcW w:type="dxa" w:w="2866"/>
             <w:tcBorders>
               <w:top w:val="single" w:color="999999" w:sz="4"/>
               <w:left w:val="single" w:color="999999" w:sz="4"/>
@@ -1119,7 +1119,7 @@
         </w:trPr>
         <w:tc>
           <w:tcPr>
-            <w:tcW w:type="dxa" w:w="2042"/>
+            <w:tcW w:type="dxa" w:w="2214"/>
             <w:tcBorders>
               <w:top w:val="single" w:color="999999" w:sz="4"/>
               <w:left w:val="single" w:color="999999" w:sz="4"/>
@@ -1141,7 +1141,7 @@
         </w:tc>
         <w:tc>
           <w:tcPr>
-            <w:tcW w:type="dxa" w:w="898"/>
+            <w:tcW w:type="dxa" w:w="716"/>
             <w:tcBorders>
               <w:top w:val="single" w:color="999999" w:sz="4"/>
               <w:left w:val="single" w:color="999999" w:sz="4"/>
@@ -1163,7 +1163,7 @@
         </w:tc>
         <w:tc>
           <w:tcPr>
-            <w:tcW w:type="dxa" w:w="1389"/>
+            <w:tcW w:type="dxa" w:w="1107"/>
             <w:tcBorders>
               <w:top w:val="single" w:color="999999" w:sz="4"/>
               <w:left w:val="single" w:color="999999" w:sz="4"/>
@@ -1185,7 +1185,7 @@
         </w:tc>
         <w:tc>
           <w:tcPr>
-            <w:tcW w:type="dxa" w:w="3185"/>
+            <w:tcW w:type="dxa" w:w="2735"/>
             <w:tcBorders>
               <w:top w:val="single" w:color="999999" w:sz="4"/>
               <w:left w:val="single" w:color="999999" w:sz="4"/>
@@ -1212,7 +1212,7 @@
         </w:tc>
         <w:tc>
           <w:tcPr>
-            <w:tcW w:type="dxa" w:w="2124"/>
+            <w:tcW w:type="dxa" w:w="2866"/>
             <w:tcBorders>
               <w:top w:val="single" w:color="999999" w:sz="4"/>
               <w:left w:val="single" w:color="999999" w:sz="4"/>
@@ -1239,7 +1239,7 @@
         </w:trPr>
         <w:tc>
           <w:tcPr>
-            <w:tcW w:type="dxa" w:w="2042"/>
+            <w:tcW w:type="dxa" w:w="2214"/>
             <w:tcBorders>
               <w:top w:val="single" w:color="999999" w:sz="4"/>
               <w:left w:val="single" w:color="999999" w:sz="4"/>
@@ -1261,7 +1261,7 @@
         </w:tc>
         <w:tc>
           <w:tcPr>
-            <w:tcW w:type="dxa" w:w="898"/>
+            <w:tcW w:type="dxa" w:w="716"/>
             <w:tcBorders>
               <w:top w:val="single" w:color="999999" w:sz="4"/>
               <w:left w:val="single" w:color="999999" w:sz="4"/>
@@ -1283,7 +1283,7 @@
         </w:tc>
         <w:tc>
           <w:tcPr>
-            <w:tcW w:type="dxa" w:w="1389"/>
+            <w:tcW w:type="dxa" w:w="1107"/>
             <w:tcBorders>
               <w:top w:val="single" w:color="999999" w:sz="4"/>
               <w:left w:val="single" w:color="999999" w:sz="4"/>
@@ -1305,7 +1305,7 @@
         </w:tc>
         <w:tc>
           <w:tcPr>
-            <w:tcW w:type="dxa" w:w="3185"/>
+            <w:tcW w:type="dxa" w:w="2735"/>
             <w:tcBorders>
               <w:top w:val="single" w:color="999999" w:sz="4"/>
               <w:left w:val="single" w:color="999999" w:sz="4"/>
@@ -1332,7 +1332,7 @@
         </w:tc>
         <w:tc>
           <w:tcPr>
-            <w:tcW w:type="dxa" w:w="2124"/>
+            <w:tcW w:type="dxa" w:w="2866"/>
             <w:tcBorders>
               <w:top w:val="single" w:color="999999" w:sz="4"/>
               <w:left w:val="single" w:color="999999" w:sz="4"/>
@@ -1359,7 +1359,299 @@
         </w:trPr>
         <w:tc>
           <w:tcPr>
-            <w:tcW w:type="dxa" w:w="2042"/>
+            <w:tcW w:type="dxa" w:w="2214"/>
+            <w:tcBorders>
+              <w:top w:val="single" w:color="999999" w:sz="4"/>
+              <w:left w:val="single" w:color="999999" w:sz="4"/>
+              <w:bottom w:val="single" w:color="999999" w:sz="4"/>
+              <w:right w:val="single" w:color="999999" w:sz="4"/>
+            </w:tcBorders>
+            <w:tcMar>
+              <w:top w:type="dxa" w:w="60"/>
+              <w:left w:type="dxa" w:w="100"/>
+              <w:bottom w:type="dxa" w:w="60"/>
+              <w:right w:type="dxa" w:w="100"/>
+            </w:tcMar>
+          </w:tcPr>
+          <w:p>
+            <w:r>
+              <w:t xml:space="preserve">Jour / nuit : mesure (ADC1)</w:t>
+            </w:r>
+          </w:p>
+        </w:tc>
+        <w:tc>
+          <w:tcPr>
+            <w:tcW w:type="dxa" w:w="716"/>
+            <w:tcBorders>
+              <w:top w:val="single" w:color="999999" w:sz="4"/>
+              <w:left w:val="single" w:color="999999" w:sz="4"/>
+              <w:bottom w:val="single" w:color="999999" w:sz="4"/>
+              <w:right w:val="single" w:color="999999" w:sz="4"/>
+            </w:tcBorders>
+            <w:tcMar>
+              <w:top w:type="dxa" w:w="60"/>
+              <w:left w:type="dxa" w:w="100"/>
+              <w:bottom w:type="dxa" w:w="60"/>
+              <w:right w:type="dxa" w:w="100"/>
+            </w:tcMar>
+          </w:tcPr>
+          <w:p>
+            <w:r>
+              <w:t xml:space="preserve">3</w:t>
+            </w:r>
+          </w:p>
+        </w:tc>
+        <w:tc>
+          <w:tcPr>
+            <w:tcW w:type="dxa" w:w="1107"/>
+            <w:tcBorders>
+              <w:top w:val="single" w:color="999999" w:sz="4"/>
+              <w:left w:val="single" w:color="999999" w:sz="4"/>
+              <w:bottom w:val="single" w:color="999999" w:sz="4"/>
+              <w:right w:val="single" w:color="999999" w:sz="4"/>
+            </w:tcBorders>
+            <w:tcMar>
+              <w:top w:type="dxa" w:w="60"/>
+              <w:left w:type="dxa" w:w="100"/>
+              <w:bottom w:type="dxa" w:w="60"/>
+              <w:right w:type="dxa" w:w="100"/>
+            </w:tcMar>
+          </w:tcPr>
+          <w:p>
+            <w:r>
+              <w:rPr>
+                <w:b/>
+                <w:bCs/>
+              </w:rPr>
+              <w:t xml:space="preserve">D1</w:t>
+            </w:r>
+          </w:p>
+        </w:tc>
+        <w:tc>
+          <w:tcPr>
+            <w:tcW w:type="dxa" w:w="2735"/>
+            <w:tcBorders>
+              <w:top w:val="single" w:color="999999" w:sz="4"/>
+              <w:left w:val="single" w:color="999999" w:sz="4"/>
+              <w:bottom w:val="single" w:color="999999" w:sz="4"/>
+              <w:right w:val="single" w:color="999999" w:sz="4"/>
+            </w:tcBorders>
+            <w:tcMar>
+              <w:top w:type="dxa" w:w="60"/>
+              <w:left w:type="dxa" w:w="100"/>
+              <w:bottom w:type="dxa" w:w="60"/>
+              <w:right w:type="dxa" w:w="100"/>
+            </w:tcMar>
+          </w:tcPr>
+          <w:p>
+            <w:r>
+              <w:rPr>
+                <w:rFonts w:ascii="Consolas" w:cs="Consolas" w:eastAsia="Consolas" w:hAnsi="Consolas"/>
+                <w:sz w:val="19"/>
+                <w:szCs w:val="19"/>
+              </w:rPr>
+              <w:t xml:space="preserve">JOUR_NUIT_PIN</w:t>
+            </w:r>
+            <w:r>
+              <w:t xml:space="preserve"> (</w:t>
+            </w:r>
+            <w:r>
+              <w:rPr>
+                <w:rFonts w:ascii="Consolas" w:cs="Consolas" w:eastAsia="Consolas" w:hAnsi="Consolas"/>
+                <w:sz w:val="19"/>
+                <w:szCs w:val="19"/>
+              </w:rPr>
+              <w:t xml:space="preserve">CAPTEUR_JOUR_NUIT</w:t>
+            </w:r>
+            <w:r>
+              <w:t xml:space="preserve">)</w:t>
+            </w:r>
+          </w:p>
+        </w:tc>
+        <w:tc>
+          <w:tcPr>
+            <w:tcW w:type="dxa" w:w="2866"/>
+            <w:tcBorders>
+              <w:top w:val="single" w:color="999999" w:sz="4"/>
+              <w:left w:val="single" w:color="999999" w:sz="4"/>
+              <w:bottom w:val="single" w:color="999999" w:sz="4"/>
+              <w:right w:val="single" w:color="999999" w:sz="4"/>
+            </w:tcBorders>
+            <w:tcMar>
+              <w:top w:type="dxa" w:w="60"/>
+              <w:left w:type="dxa" w:w="100"/>
+              <w:bottom w:type="dxa" w:w="60"/>
+              <w:right w:type="dxa" w:w="100"/>
+            </w:tcMar>
+          </w:tcPr>
+          <w:p>
+            <w:r>
+              <w:t xml:space="preserve">option, </w:t>
+            </w:r>
+            <w:r>
+              <w:rPr>
+                <w:b/>
+                <w:bCs/>
+              </w:rPr>
+              <w:t xml:space="preserve">à la place du flotteur</w:t>
+            </w:r>
+            <w:r>
+              <w:t xml:space="preserve"> (§ 1.3 d)</w:t>
+            </w:r>
+          </w:p>
+        </w:tc>
+      </w:tr>
+      <w:tr>
+        <w:trPr>
+          <w:tblHeader w:val="off"/>
+        </w:trPr>
+        <w:tc>
+          <w:tcPr>
+            <w:tcW w:type="dxa" w:w="2214"/>
+            <w:tcBorders>
+              <w:top w:val="single" w:color="999999" w:sz="4"/>
+              <w:left w:val="single" w:color="999999" w:sz="4"/>
+              <w:bottom w:val="single" w:color="999999" w:sz="4"/>
+              <w:right w:val="single" w:color="999999" w:sz="4"/>
+            </w:tcBorders>
+            <w:tcMar>
+              <w:top w:type="dxa" w:w="60"/>
+              <w:left w:type="dxa" w:w="100"/>
+              <w:bottom w:type="dxa" w:w="60"/>
+              <w:right w:type="dxa" w:w="100"/>
+            </w:tcMar>
+          </w:tcPr>
+          <w:p>
+            <w:r>
+              <w:t xml:space="preserve">Jour / nuit : alimentation du pont</w:t>
+            </w:r>
+          </w:p>
+        </w:tc>
+        <w:tc>
+          <w:tcPr>
+            <w:tcW w:type="dxa" w:w="716"/>
+            <w:tcBorders>
+              <w:top w:val="single" w:color="999999" w:sz="4"/>
+              <w:left w:val="single" w:color="999999" w:sz="4"/>
+              <w:bottom w:val="single" w:color="999999" w:sz="4"/>
+              <w:right w:val="single" w:color="999999" w:sz="4"/>
+            </w:tcBorders>
+            <w:tcMar>
+              <w:top w:type="dxa" w:w="60"/>
+              <w:left w:type="dxa" w:w="100"/>
+              <w:bottom w:type="dxa" w:w="60"/>
+              <w:right w:type="dxa" w:w="100"/>
+            </w:tcMar>
+          </w:tcPr>
+          <w:p>
+            <w:r>
+              <w:t xml:space="preserve">5</w:t>
+            </w:r>
+          </w:p>
+        </w:tc>
+        <w:tc>
+          <w:tcPr>
+            <w:tcW w:type="dxa" w:w="1107"/>
+            <w:tcBorders>
+              <w:top w:val="single" w:color="999999" w:sz="4"/>
+              <w:left w:val="single" w:color="999999" w:sz="4"/>
+              <w:bottom w:val="single" w:color="999999" w:sz="4"/>
+              <w:right w:val="single" w:color="999999" w:sz="4"/>
+            </w:tcBorders>
+            <w:tcMar>
+              <w:top w:type="dxa" w:w="60"/>
+              <w:left w:type="dxa" w:w="100"/>
+              <w:bottom w:type="dxa" w:w="60"/>
+              <w:right w:type="dxa" w:w="100"/>
+            </w:tcMar>
+          </w:tcPr>
+          <w:p>
+            <w:r>
+              <w:t xml:space="preserve">D3</w:t>
+            </w:r>
+          </w:p>
+        </w:tc>
+        <w:tc>
+          <w:tcPr>
+            <w:tcW w:type="dxa" w:w="2735"/>
+            <w:tcBorders>
+              <w:top w:val="single" w:color="999999" w:sz="4"/>
+              <w:left w:val="single" w:color="999999" w:sz="4"/>
+              <w:bottom w:val="single" w:color="999999" w:sz="4"/>
+              <w:right w:val="single" w:color="999999" w:sz="4"/>
+            </w:tcBorders>
+            <w:tcMar>
+              <w:top w:type="dxa" w:w="60"/>
+              <w:left w:type="dxa" w:w="100"/>
+              <w:bottom w:type="dxa" w:w="60"/>
+              <w:right w:type="dxa" w:w="100"/>
+            </w:tcMar>
+          </w:tcPr>
+          <w:p>
+            <w:r>
+              <w:rPr>
+                <w:rFonts w:ascii="Consolas" w:cs="Consolas" w:eastAsia="Consolas" w:hAnsi="Consolas"/>
+                <w:sz w:val="19"/>
+                <w:szCs w:val="19"/>
+              </w:rPr>
+              <w:t xml:space="preserve">JOUR_NUIT_ALIM_PIN</w:t>
+            </w:r>
+            <w:r>
+              <w:t xml:space="preserve"> (</w:t>
+            </w:r>
+            <w:r>
+              <w:rPr>
+                <w:rFonts w:ascii="Consolas" w:cs="Consolas" w:eastAsia="Consolas" w:hAnsi="Consolas"/>
+                <w:sz w:val="19"/>
+                <w:szCs w:val="19"/>
+              </w:rPr>
+              <w:t xml:space="preserve">CAPTEUR_JOUR_NUIT</w:t>
+            </w:r>
+            <w:r>
+              <w:t xml:space="preserve">)</w:t>
+            </w:r>
+          </w:p>
+        </w:tc>
+        <w:tc>
+          <w:tcPr>
+            <w:tcW w:type="dxa" w:w="2866"/>
+            <w:tcBorders>
+              <w:top w:val="single" w:color="999999" w:sz="4"/>
+              <w:left w:val="single" w:color="999999" w:sz="4"/>
+              <w:bottom w:val="single" w:color="999999" w:sz="4"/>
+              <w:right w:val="single" w:color="999999" w:sz="4"/>
+            </w:tcBorders>
+            <w:tcMar>
+              <w:top w:type="dxa" w:w="60"/>
+              <w:left w:type="dxa" w:w="100"/>
+              <w:bottom w:type="dxa" w:w="60"/>
+              <w:right w:type="dxa" w:w="100"/>
+            </w:tcMar>
+          </w:tcPr>
+          <w:p>
+            <w:r>
+              <w:t xml:space="preserve">option, </w:t>
+            </w:r>
+            <w:r>
+              <w:rPr>
+                <w:b/>
+                <w:bCs/>
+              </w:rPr>
+              <w:t xml:space="preserve">en fil</w:t>
+            </w:r>
+            <w:r>
+              <w:t xml:space="preserve"> (non reliée sur le PCB)</w:t>
+            </w:r>
+          </w:p>
+        </w:tc>
+      </w:tr>
+      <w:tr>
+        <w:trPr>
+          <w:tblHeader w:val="off"/>
+        </w:trPr>
+        <w:tc>
+          <w:tcPr>
+            <w:tcW w:type="dxa" w:w="2214"/>
             <w:tcBorders>
               <w:top w:val="single" w:color="999999" w:sz="4"/>
               <w:left w:val="single" w:color="999999" w:sz="4"/>
@@ -1381,7 +1673,7 @@
         </w:tc>
         <w:tc>
           <w:tcPr>
-            <w:tcW w:type="dxa" w:w="898"/>
+            <w:tcW w:type="dxa" w:w="716"/>
             <w:tcBorders>
               <w:top w:val="single" w:color="999999" w:sz="4"/>
               <w:left w:val="single" w:color="999999" w:sz="4"/>
@@ -1403,7 +1695,7 @@
         </w:tc>
         <w:tc>
           <w:tcPr>
-            <w:tcW w:type="dxa" w:w="1389"/>
+            <w:tcW w:type="dxa" w:w="1107"/>
             <w:tcBorders>
               <w:top w:val="single" w:color="999999" w:sz="4"/>
               <w:left w:val="single" w:color="999999" w:sz="4"/>
@@ -1429,7 +1721,7 @@
         </w:tc>
         <w:tc>
           <w:tcPr>
-            <w:tcW w:type="dxa" w:w="3185"/>
+            <w:tcW w:type="dxa" w:w="2735"/>
             <w:tcBorders>
               <w:top w:val="single" w:color="999999" w:sz="4"/>
               <w:left w:val="single" w:color="999999" w:sz="4"/>
@@ -1451,7 +1743,7 @@
         </w:tc>
         <w:tc>
           <w:tcPr>
-            <w:tcW w:type="dxa" w:w="2124"/>
+            <w:tcW w:type="dxa" w:w="2866"/>
             <w:tcBorders>
               <w:top w:val="single" w:color="999999" w:sz="4"/>
               <w:left w:val="single" w:color="999999" w:sz="4"/>
@@ -1482,7 +1774,7 @@
         </w:trPr>
         <w:tc>
           <w:tcPr>
-            <w:tcW w:type="dxa" w:w="2042"/>
+            <w:tcW w:type="dxa" w:w="2214"/>
             <w:tcBorders>
               <w:top w:val="single" w:color="999999" w:sz="4"/>
               <w:left w:val="single" w:color="999999" w:sz="4"/>
@@ -1504,7 +1796,7 @@
         </w:tc>
         <w:tc>
           <w:tcPr>
-            <w:tcW w:type="dxa" w:w="898"/>
+            <w:tcW w:type="dxa" w:w="716"/>
             <w:tcBorders>
               <w:top w:val="single" w:color="999999" w:sz="4"/>
               <w:left w:val="single" w:color="999999" w:sz="4"/>
@@ -1526,7 +1818,7 @@
         </w:tc>
         <w:tc>
           <w:tcPr>
-            <w:tcW w:type="dxa" w:w="1389"/>
+            <w:tcW w:type="dxa" w:w="1107"/>
             <w:tcBorders>
               <w:top w:val="single" w:color="999999" w:sz="4"/>
               <w:left w:val="single" w:color="999999" w:sz="4"/>
@@ -1548,7 +1840,7 @@
         </w:tc>
         <w:tc>
           <w:tcPr>
-            <w:tcW w:type="dxa" w:w="3185"/>
+            <w:tcW w:type="dxa" w:w="2735"/>
             <w:tcBorders>
               <w:top w:val="single" w:color="999999" w:sz="4"/>
               <w:left w:val="single" w:color="999999" w:sz="4"/>
@@ -1570,23 +1862,23 @@
         </w:tc>
         <w:tc>
           <w:tcPr>
-            <w:tcW w:type="dxa" w:w="2124"/>
-            <w:tcBorders>
-              <w:top w:val="single" w:color="999999" w:sz="4"/>
-              <w:left w:val="single" w:color="999999" w:sz="4"/>
-              <w:bottom w:val="single" w:color="999999" w:sz="4"/>
-              <w:right w:val="single" w:color="999999" w:sz="4"/>
-            </w:tcBorders>
-            <w:tcMar>
-              <w:top w:type="dxa" w:w="60"/>
-              <w:left w:type="dxa" w:w="100"/>
-              <w:bottom w:type="dxa" w:w="60"/>
-              <w:right w:type="dxa" w:w="100"/>
-            </w:tcMar>
-          </w:tcPr>
-          <w:p>
-            <w:r>
-              <w:t xml:space="preserve">non câblées</w:t>
+            <w:tcW w:type="dxa" w:w="2866"/>
+            <w:tcBorders>
+              <w:top w:val="single" w:color="999999" w:sz="4"/>
+              <w:left w:val="single" w:color="999999" w:sz="4"/>
+              <w:bottom w:val="single" w:color="999999" w:sz="4"/>
+              <w:right w:val="single" w:color="999999" w:sz="4"/>
+            </w:tcBorders>
+            <w:tcMar>
+              <w:top w:type="dxa" w:w="60"/>
+              <w:left w:type="dxa" w:w="100"/>
+              <w:bottom w:type="dxa" w:w="60"/>
+              <w:right w:type="dxa" w:w="100"/>
+            </w:tcMar>
+          </w:tcPr>
+          <w:p>
+            <w:r>
+              <w:t xml:space="preserve">non câblées (sauf D3 : option jour / nuit)</w:t>
             </w:r>
           </w:p>
         </w:tc>
@@ -1663,42 +1955,6 @@
     </w:p>
     <w:p>
       <w:pPr>
-        <w:pStyle w:val="Heading2"/>
-        <w:keepNext/>
-      </w:pPr>
-      <w:r>
-        <w:t xml:space="preserve">1.2 Code</w:t>
-      </w:r>
-    </w:p>
-    <w:p>
-      <w:pPr>
-        <w:spacing w:after="120"/>
-      </w:pPr>
-      <w:r>
-        <w:rPr>
-          <w:rFonts w:ascii="Consolas" w:cs="Consolas" w:eastAsia="Consolas" w:hAnsi="Consolas"/>
-          <w:sz w:val="19"/>
-          <w:szCs w:val="19"/>
-        </w:rPr>
-        <w:t xml:space="preserve">D:\Developpement\Pilotage_Maison\Capteur</w:t>
-      </w:r>
-      <w:r>
-        <w:t xml:space="preserve">, configuration dans </w:t>
-      </w:r>
-      <w:r>
-        <w:rPr>
-          <w:rFonts w:ascii="Consolas" w:cs="Consolas" w:eastAsia="Consolas" w:hAnsi="Consolas"/>
-          <w:sz w:val="19"/>
-          <w:szCs w:val="19"/>
-        </w:rPr>
-        <w:t xml:space="preserve">src/global.h</w:t>
-      </w:r>
-      <w:r>
-        <w:t xml:space="preserve"> :</w:t>
-      </w:r>
-    </w:p>
-    <w:p>
-      <w:pPr>
         <w:pStyle w:val="ListParagraph"/>
         <w:numPr>
           <w:ilvl w:val="0"/>
@@ -1706,31 +1962,60 @@
         </w:numPr>
       </w:pPr>
       <w:r>
-        <w:t xml:space="preserve">env PlatformIO </w:t>
-      </w:r>
-      <w:r>
-        <w:rPr>
-          <w:rFonts w:ascii="Consolas" w:cs="Consolas" w:eastAsia="Consolas" w:hAnsi="Consolas"/>
+        <w:rPr>
           <w:b/>
           <w:bCs/>
+        </w:rPr>
+        <w:t xml:space="preserve">Détecteur jour / nuit</w:t>
+      </w:r>
+      <w:r>
+        <w:t xml:space="preserve"> : sa mesure doit aussi être sur ADC1 ; D2 est prise par les piles et D0 est exclue (broche de démarrage) → </w:t>
+      </w:r>
+      <w:r>
+        <w:rPr>
+          <w:b/>
+          <w:bCs/>
+        </w:rPr>
+        <w:t xml:space="preserve">D1, partagée avec le flotteur</w:t>
+      </w:r>
+      <w:r>
+        <w:t xml:space="preserve"> : les deux ne peuvent pas être montés ensemble (</w:t>
+      </w:r>
+      <w:r>
+        <w:rPr>
+          <w:rFonts w:ascii="Consolas" w:cs="Consolas" w:eastAsia="Consolas" w:hAnsi="Consolas"/>
           <w:sz w:val="19"/>
           <w:szCs w:val="19"/>
         </w:rPr>
-        <w:t xml:space="preserve">xiao_esp32c3</w:t>
-      </w:r>
-      <w:r>
-        <w:t xml:space="preserve"> (</w:t>
-      </w:r>
+        <w:t xml:space="preserve">#error</w:t>
+      </w:r>
+      <w:r>
+        <w:t xml:space="preserve"> à la compilation, de même avec le micro MAX4466).</w:t>
+      </w:r>
+    </w:p>
+    <w:p>
+      <w:pPr>
+        <w:pStyle w:val="Heading2"/>
+        <w:keepNext/>
+      </w:pPr>
+      <w:r>
+        <w:t xml:space="preserve">1.2 Code</w:t>
+      </w:r>
+    </w:p>
+    <w:p>
+      <w:pPr>
+        <w:spacing w:after="120"/>
+      </w:pPr>
       <w:r>
         <w:rPr>
           <w:rFonts w:ascii="Consolas" w:cs="Consolas" w:eastAsia="Consolas" w:hAnsi="Consolas"/>
           <w:sz w:val="19"/>
           <w:szCs w:val="19"/>
         </w:rPr>
-        <w:t xml:space="preserve">board = seeed_xiao_esp32c3</w:t>
-      </w:r>
-      <w:r>
-        <w:t xml:space="preserve">, </w:t>
+        <w:t xml:space="preserve">D:\Developpement\Pilotage_Maison\Capteur</w:t>
+      </w:r>
+      <w:r>
+        <w:t xml:space="preserve">, configuration dans </w:t>
       </w:r>
       <w:r>
         <w:rPr>
@@ -1738,21 +2023,10 @@
           <w:sz w:val="19"/>
           <w:szCs w:val="19"/>
         </w:rPr>
-        <w:t xml:space="preserve">-D BOARD_XIAO_C3</w:t>
-      </w:r>
-      <w:r>
-        <w:t xml:space="preserve">), commenté dans </w:t>
-      </w:r>
-      <w:r>
-        <w:rPr>
-          <w:rFonts w:ascii="Consolas" w:cs="Consolas" w:eastAsia="Consolas" w:hAnsi="Consolas"/>
-          <w:sz w:val="19"/>
-          <w:szCs w:val="19"/>
-        </w:rPr>
-        <w:t xml:space="preserve">platformio.ini</w:t>
-      </w:r>
-      <w:r>
-        <w:t xml:space="preserve"> : le décommenter (et commenter les autres envs) pour compiler cette carte ;</w:t>
+        <w:t xml:space="preserve">src/global.h</w:t>
+      </w:r>
+      <w:r>
+        <w:t xml:space="preserve"> :</w:t>
       </w:r>
     </w:p>
     <w:p>
@@ -1764,15 +2038,7 @@
         </w:numPr>
       </w:pPr>
       <w:r>
-        <w:rPr>
-          <w:rFonts w:ascii="Consolas" w:cs="Consolas" w:eastAsia="Consolas" w:hAnsi="Consolas"/>
-          <w:sz w:val="19"/>
-          <w:szCs w:val="19"/>
-        </w:rPr>
-        <w:t xml:space="preserve">global.h</w:t>
-      </w:r>
-      <w:r>
-        <w:t xml:space="preserve">, branche C3 : bloc </w:t>
+        <w:t xml:space="preserve">env PlatformIO </w:t>
       </w:r>
       <w:r>
         <w:rPr>
@@ -1782,10 +2048,10 @@
           <w:sz w:val="19"/>
           <w:szCs w:val="19"/>
         </w:rPr>
-        <w:t xml:space="preserve">BOARD_XIAO_C3</w:t>
-      </w:r>
-      <w:r>
-        <w:t xml:space="preserve"> avec le brochage ci-dessus ; il refuse à la compilation (</w:t>
+        <w:t xml:space="preserve">xiao_esp32c3</w:t>
+      </w:r>
+      <w:r>
+        <w:t xml:space="preserve"> (</w:t>
       </w:r>
       <w:r>
         <w:rPr>
@@ -1793,10 +2059,10 @@
           <w:sz w:val="19"/>
           <w:szCs w:val="19"/>
         </w:rPr>
-        <w:t xml:space="preserve">#error</w:t>
-      </w:r>
-      <w:r>
-        <w:t xml:space="preserve">) les fonctions absentes de cette carte (CC1101, DS18B20) et les combinaisons qui se marchent dessus (micro + flotteur, micro + I2C, IR + LED) ; sans </w:t>
+        <w:t xml:space="preserve">board = seeed_xiao_esp32c3</w:t>
+      </w:r>
+      <w:r>
+        <w:t xml:space="preserve">, </w:t>
       </w:r>
       <w:r>
         <w:rPr>
@@ -1804,10 +2070,21 @@
           <w:sz w:val="19"/>
           <w:szCs w:val="19"/>
         </w:rPr>
-        <w:t xml:space="preserve">BOARD_XIAO_C3</w:t>
-      </w:r>
-      <w:r>
-        <w:t xml:space="preserve">, la branche C3 reste celle de la Super Mini ;</w:t>
+        <w:t xml:space="preserve">-D BOARD_XIAO_C3</w:t>
+      </w:r>
+      <w:r>
+        <w:t xml:space="preserve">), commenté dans </w:t>
+      </w:r>
+      <w:r>
+        <w:rPr>
+          <w:rFonts w:ascii="Consolas" w:cs="Consolas" w:eastAsia="Consolas" w:hAnsi="Consolas"/>
+          <w:sz w:val="19"/>
+          <w:szCs w:val="19"/>
+        </w:rPr>
+        <w:t xml:space="preserve">platformio.ini</w:t>
+      </w:r>
+      <w:r>
+        <w:t xml:space="preserve"> : le décommenter (et commenter les autres envs) pour compiler cette carte ;</w:t>
       </w:r>
     </w:p>
     <w:p>
@@ -1824,20 +2101,45 @@
           <w:sz w:val="19"/>
           <w:szCs w:val="19"/>
         </w:rPr>
-        <w:t xml:space="preserve">MyWifi.h</w:t>
-      </w:r>
-      <w:r>
-        <w:t xml:space="preserve"> : puissance Wi-Fi </w:t>
-      </w:r>
-      <w:r>
-        <w:rPr>
+        <w:t xml:space="preserve">global.h</w:t>
+      </w:r>
+      <w:r>
+        <w:t xml:space="preserve">, branche C3 : bloc </w:t>
+      </w:r>
+      <w:r>
+        <w:rPr>
+          <w:rFonts w:ascii="Consolas" w:cs="Consolas" w:eastAsia="Consolas" w:hAnsi="Consolas"/>
           <w:b/>
           <w:bCs/>
-        </w:rPr>
-        <w:t xml:space="preserve">19,5 dBm</w:t>
-      </w:r>
-      <w:r>
-        <w:t xml:space="preserve"> sur le XIAO C3 (8,5 dBm seulement sur la Super Mini) ;</w:t>
+          <w:sz w:val="19"/>
+          <w:szCs w:val="19"/>
+        </w:rPr>
+        <w:t xml:space="preserve">BOARD_XIAO_C3</w:t>
+      </w:r>
+      <w:r>
+        <w:t xml:space="preserve"> avec le brochage ci-dessus ; il refuse à la compilation (</w:t>
+      </w:r>
+      <w:r>
+        <w:rPr>
+          <w:rFonts w:ascii="Consolas" w:cs="Consolas" w:eastAsia="Consolas" w:hAnsi="Consolas"/>
+          <w:sz w:val="19"/>
+          <w:szCs w:val="19"/>
+        </w:rPr>
+        <w:t xml:space="preserve">#error</w:t>
+      </w:r>
+      <w:r>
+        <w:t xml:space="preserve">) les fonctions absentes de cette carte (CC1101, DS18B20) et les combinaisons qui se marchent dessus (micro + flotteur, micro + I2C, IR + LED) ; sans </w:t>
+      </w:r>
+      <w:r>
+        <w:rPr>
+          <w:rFonts w:ascii="Consolas" w:cs="Consolas" w:eastAsia="Consolas" w:hAnsi="Consolas"/>
+          <w:sz w:val="19"/>
+          <w:szCs w:val="19"/>
+        </w:rPr>
+        <w:t xml:space="preserve">BOARD_XIAO_C3</w:t>
+      </w:r>
+      <w:r>
+        <w:t xml:space="preserve">, la branche C3 reste celle de la Super Mini ;</w:t>
       </w:r>
     </w:p>
     <w:p>
@@ -1849,6 +2151,36 @@
         </w:numPr>
       </w:pPr>
       <w:r>
+        <w:rPr>
+          <w:rFonts w:ascii="Consolas" w:cs="Consolas" w:eastAsia="Consolas" w:hAnsi="Consolas"/>
+          <w:sz w:val="19"/>
+          <w:szCs w:val="19"/>
+        </w:rPr>
+        <w:t xml:space="preserve">MyWifi.h</w:t>
+      </w:r>
+      <w:r>
+        <w:t xml:space="preserve"> : puissance Wi-Fi </w:t>
+      </w:r>
+      <w:r>
+        <w:rPr>
+          <w:b/>
+          <w:bCs/>
+        </w:rPr>
+        <w:t xml:space="preserve">19,5 dBm</w:t>
+      </w:r>
+      <w:r>
+        <w:t xml:space="preserve"> sur le XIAO C3 (8,5 dBm seulement sur la Super Mini) ;</w:t>
+      </w:r>
+    </w:p>
+    <w:p>
+      <w:pPr>
+        <w:pStyle w:val="ListParagraph"/>
+        <w:numPr>
+          <w:ilvl w:val="0"/>
+          <w:numId w:val="2"/>
+        </w:numPr>
+      </w:pPr>
+      <w:r>
         <w:t xml:space="preserve">plateforme </w:t>
       </w:r>
       <w:r>
@@ -2017,7 +2349,7 @@
           <w:sz w:val="17"/>
           <w:szCs w:val="17"/>
         </w:rPr>
-        <w:t xml:space="preserve">                                          R2 200 k                 |</w:t>
+        <w:t xml:space="preserve">                                          R2 220 k                 |</w:t>
       </w:r>
     </w:p>
     <w:p>
@@ -2198,11 +2530,290 @@
     </w:p>
     <w:p>
       <w:pPr>
-        <w:pStyle w:val="Heading1"/>
-        <w:keepNext/>
-      </w:pPr>
-      <w:r>
-        <w:t xml:space="preserve">2. Décisions</w:t>
+        <w:pStyle w:val="Heading2"/>
+        <w:keepNext/>
+      </w:pPr>
+      <w:r>
+        <w:t xml:space="preserve">1.3 Schémas de câblage par variante</w:t>
+      </w:r>
+    </w:p>
+    <w:p>
+      <w:pPr>
+        <w:spacing w:after="120"/>
+      </w:pPr>
+      <w:r>
+        <w:t xml:space="preserve">Un dessin complet par variante, d'après le schéma EasyEDA (</w:t>
+      </w:r>
+      <w:r>
+        <w:rPr>
+          <w:rFonts w:ascii="Consolas" w:cs="Consolas" w:eastAsia="Consolas" w:hAnsi="Consolas"/>
+          <w:sz w:val="19"/>
+          <w:szCs w:val="19"/>
+        </w:rPr>
+        <w:t xml:space="preserve">PDF_Capteur C3 Xiao_2026-10-19.zip</w:t>
+      </w:r>
+      <w:r>
+        <w:t xml:space="preserve">). Le XIAO est vu de dessus, USB-C en haut ; 1 à 14 = numéros de ses pattes.</w:t>
+      </w:r>
+    </w:p>
+    <w:p>
+      <w:pPr>
+        <w:spacing w:after="120"/>
+      </w:pPr>
+      <w:r>
+        <w:t xml:space="preserve">Conventions : </w:t>
+      </w:r>
+      <w:r>
+        <w:rPr>
+          <w:rFonts w:ascii="Consolas" w:cs="Consolas" w:eastAsia="Consolas" w:hAnsi="Consolas"/>
+          <w:sz w:val="19"/>
+          <w:szCs w:val="19"/>
+        </w:rPr>
+        <w:t xml:space="preserve">+</w:t>
+      </w:r>
+      <w:r>
+        <w:t xml:space="preserve"> = connexion ; un trait qui en coupe un autre sans </w:t>
+      </w:r>
+      <w:r>
+        <w:rPr>
+          <w:rFonts w:ascii="Consolas" w:cs="Consolas" w:eastAsia="Consolas" w:hAnsi="Consolas"/>
+          <w:sz w:val="19"/>
+          <w:szCs w:val="19"/>
+        </w:rPr>
+        <w:t xml:space="preserve">+</w:t>
+      </w:r>
+      <w:r>
+        <w:t xml:space="preserve"> n'y est pas relié ; toutes les masses </w:t>
+      </w:r>
+      <w:r>
+        <w:rPr>
+          <w:rFonts w:ascii="Consolas" w:cs="Consolas" w:eastAsia="Consolas" w:hAnsi="Consolas"/>
+          <w:sz w:val="19"/>
+          <w:szCs w:val="19"/>
+        </w:rPr>
+        <w:t xml:space="preserve">GND</w:t>
+      </w:r>
+      <w:r>
+        <w:t xml:space="preserve"> sont reliées entre elles ; les broches des modules portent le numéro de leur prise (J1, J2, J5).</w:t>
+      </w:r>
+    </w:p>
+    <w:p>
+      <w:pPr>
+        <w:spacing w:after="120"/>
+      </w:pPr>
+      <w:r>
+        <w:t xml:space="preserve">Repères communs aux variantes sur piles :</w:t>
+      </w:r>
+    </w:p>
+    <w:p>
+      <w:pPr>
+        <w:pStyle w:val="ListParagraph"/>
+        <w:numPr>
+          <w:ilvl w:val="0"/>
+          <w:numId w:val="2"/>
+        </w:numPr>
+      </w:pPr>
+      <w:r>
+        <w:rPr>
+          <w:b/>
+          <w:bCs/>
+        </w:rPr>
+        <w:t xml:space="preserve">D2 1N5819</w:t>
+      </w:r>
+      <w:r>
+        <w:t xml:space="preserve"> : bague (cathode) côté interrupteur.</w:t>
+      </w:r>
+    </w:p>
+    <w:p>
+      <w:pPr>
+        <w:pStyle w:val="ListParagraph"/>
+        <w:numPr>
+          <w:ilvl w:val="0"/>
+          <w:numId w:val="2"/>
+        </w:numPr>
+      </w:pPr>
+      <w:r>
+        <w:rPr>
+          <w:b/>
+          <w:bCs/>
+        </w:rPr>
+        <w:t xml:space="preserve">U1 MCP1700 (TO-92)</w:t>
+      </w:r>
+      <w:r>
+        <w:t xml:space="preserve"> : face plate vers soi, pattes en bas : 1 GND, 2 IN, 3 OUT.</w:t>
+      </w:r>
+    </w:p>
+    <w:p>
+      <w:pPr>
+        <w:pStyle w:val="ListParagraph"/>
+        <w:numPr>
+          <w:ilvl w:val="0"/>
+          <w:numId w:val="2"/>
+        </w:numPr>
+      </w:pPr>
+      <w:r>
+        <w:rPr>
+          <w:b/>
+          <w:bCs/>
+        </w:rPr>
+        <w:t xml:space="preserve">Électrolytiques</w:t>
+      </w:r>
+      <w:r>
+        <w:t xml:space="preserve"> : </w:t>
+      </w:r>
+      <w:r>
+        <w:rPr>
+          <w:rFonts w:ascii="Consolas" w:cs="Consolas" w:eastAsia="Consolas" w:hAnsi="Consolas"/>
+          <w:sz w:val="19"/>
+          <w:szCs w:val="19"/>
+        </w:rPr>
+        <w:t xml:space="preserve">+</w:t>
+      </w:r>
+      <w:r>
+        <w:t xml:space="preserve"> côté VSW pour C3, côté 3V3 pour C2 et C5.</w:t>
+      </w:r>
+    </w:p>
+    <w:p>
+      <w:pPr>
+        <w:pStyle w:val="ListParagraph"/>
+        <w:numPr>
+          <w:ilvl w:val="0"/>
+          <w:numId w:val="2"/>
+        </w:numPr>
+      </w:pPr>
+      <w:r>
+        <w:rPr>
+          <w:b/>
+          <w:bCs/>
+        </w:rPr>
+        <w:t xml:space="preserve">DHT20</w:t>
+      </w:r>
+      <w:r>
+        <w:t xml:space="preserve"> : broches du module </w:t>
+      </w:r>
+      <w:r>
+        <w:rPr>
+          <w:b/>
+          <w:bCs/>
+        </w:rPr>
+        <w:t xml:space="preserve">+ − SCL SDA</w:t>
+      </w:r>
+      <w:r>
+        <w:t xml:space="preserve"> = J1 1 à 4 ; sur le dessin, elles se lisent de bas en haut.</w:t>
+      </w:r>
+    </w:p>
+    <w:p>
+      <w:pPr>
+        <w:pStyle w:val="ListParagraph"/>
+        <w:numPr>
+          <w:ilvl w:val="0"/>
+          <w:numId w:val="2"/>
+        </w:numPr>
+      </w:pPr>
+      <w:r>
+        <w:rPr>
+          <w:b/>
+          <w:bCs/>
+        </w:rPr>
+        <w:t xml:space="preserve">Pont R2 / R3</w:t>
+      </w:r>
+      <w:r>
+        <w:t xml:space="preserve"> pris sur VSW, après l'interrupteur ; calibre 3,2 (ajuster au multimètre, 3,2 à 3,3 selon les tolérances).</w:t>
+      </w:r>
+    </w:p>
+    <w:p>
+      <w:pPr>
+        <w:pStyle w:val="ListParagraph"/>
+        <w:numPr>
+          <w:ilvl w:val="0"/>
+          <w:numId w:val="2"/>
+        </w:numPr>
+      </w:pPr>
+      <w:r>
+        <w:rPr>
+          <w:b/>
+          <w:bCs/>
+        </w:rPr>
+        <w:t xml:space="preserve">5V</w:t>
+      </w:r>
+      <w:r>
+        <w:t xml:space="preserve"> du XIAO jamais relié aux piles ; </w:t>
+      </w:r>
+      <w:r>
+        <w:rPr>
+          <w:b/>
+          <w:bCs/>
+        </w:rPr>
+        <w:t xml:space="preserve">interrupteur sur arrêt avant de brancher l'USB</w:t>
+      </w:r>
+      <w:r>
+        <w:t xml:space="preserve">.</w:t>
+      </w:r>
+    </w:p>
+    <w:p>
+      <w:pPr>
+        <w:pBdr>
+          <w:left w:val="single" w:color="E0B000" w:sz="18" w:space="6"/>
+        </w:pBdr>
+        <w:shd w:fill="FFF4CE" w:val="clear"/>
+        <w:spacing w:after="120" w:before="120"/>
+      </w:pPr>
+      <w:r>
+        <w:rPr>
+          <w:b/>
+          <w:bCs/>
+        </w:rPr>
+        <w:t xml:space="preserve">IMPORTANT — broches enregistrées en NVS.</w:t>
+      </w:r>
+      <w:r>
+        <w:t xml:space="preserve"> Les broches (I2C, mesure des piles, flotteur, LED) sont enregistrées avec la configuration par la page Web ; au démarrage, le code relit ces valeurs et n'utilise celles de </w:t>
+      </w:r>
+      <w:r>
+        <w:rPr>
+          <w:rFonts w:ascii="Consolas" w:cs="Consolas" w:eastAsia="Consolas" w:hAnsi="Consolas"/>
+          <w:sz w:val="19"/>
+          <w:szCs w:val="19"/>
+        </w:rPr>
+        <w:t xml:space="preserve">global.h</w:t>
+      </w:r>
+      <w:r>
+        <w:t xml:space="preserve"> que si rien n'est enregistré. Une configuration enregistrée avec un autre firmware (par exemple celui de la Super Mini) garde donc ses broches même après le passage au firmware </w:t>
+      </w:r>
+      <w:r>
+        <w:rPr>
+          <w:rFonts w:ascii="Consolas" w:cs="Consolas" w:eastAsia="Consolas" w:hAnsi="Consolas"/>
+          <w:sz w:val="19"/>
+          <w:szCs w:val="19"/>
+        </w:rPr>
+        <w:t xml:space="preserve">xiao_esp32c3</w:t>
+      </w:r>
+      <w:r>
+        <w:t xml:space="preserve">. </w:t>
+      </w:r>
+      <w:r>
+        <w:rPr>
+          <w:b/>
+          <w:bCs/>
+        </w:rPr>
+        <w:t xml:space="preserve">Après chaque téléversement, vérifier sur la page Web</w:t>
+      </w:r>
+      <w:r>
+        <w:t xml:space="preserve"> :  | Réglage | Valeur (GPIO) | Patte XIAO | |---|---|---| | SDA (DHT20, TCS34725) | 6 | D4 | | SCL (DHT20, TCS34725) | 7 | D5 | | Mesure des piles (+ calibre 3,2) | 4 | D2 | | Flotteur | 3 | D1 | | LED témoin chaudière | 20 | D7 |</w:t>
+      </w:r>
+    </w:p>
+    <w:p>
+      <w:pPr>
+        <w:spacing w:after="120"/>
+      </w:pPr>
+      <w:r>
+        <w:rPr>
+          <w:b/>
+          <w:bCs/>
+        </w:rPr>
+        <w:t xml:space="preserve">Placement des condensateurs</w:t>
+      </w:r>
+      <w:r>
+        <w:t xml:space="preserve"> (montage d'essai ou carte) : chacun au plus près des pattes qu'il relie, fils courts ; toutes les masses au même GND.</w:t>
       </w:r>
     </w:p>
     <w:tbl>
@@ -2218,8 +2829,11 @@
         </w:tblBorders>
       </w:tblPr>
       <w:tblGrid>
-        <w:gridCol w:w="1569"/>
-        <w:gridCol w:w="8069"/>
+        <w:gridCol w:w="314"/>
+        <w:gridCol w:w="1938"/>
+        <w:gridCol w:w="576"/>
+        <w:gridCol w:w="3352"/>
+        <w:gridCol w:w="3458"/>
       </w:tblGrid>
       <w:tr>
         <w:trPr>
@@ -2227,7 +2841,2873 @@
         </w:trPr>
         <w:tc>
           <w:tcPr>
-            <w:tcW w:type="dxa" w:w="1569"/>
+            <w:tcW w:type="dxa" w:w="314"/>
+            <w:tcBorders>
+              <w:top w:val="single" w:color="999999" w:sz="4"/>
+              <w:left w:val="single" w:color="999999" w:sz="4"/>
+              <w:bottom w:val="single" w:color="999999" w:sz="4"/>
+              <w:right w:val="single" w:color="999999" w:sz="4"/>
+            </w:tcBorders>
+            <w:shd w:fill="D9E2F3" w:val="clear"/>
+            <w:tcMar>
+              <w:top w:type="dxa" w:w="60"/>
+              <w:left w:type="dxa" w:w="100"/>
+              <w:bottom w:type="dxa" w:w="60"/>
+              <w:right w:type="dxa" w:w="100"/>
+            </w:tcMar>
+          </w:tcPr>
+          <w:p>
+            <w:r>
+              <w:rPr>
+                <w:b/>
+                <w:bCs/>
+              </w:rPr>
+              <w:t xml:space="preserve">Repère</w:t>
+            </w:r>
+          </w:p>
+        </w:tc>
+        <w:tc>
+          <w:tcPr>
+            <w:tcW w:type="dxa" w:w="1938"/>
+            <w:tcBorders>
+              <w:top w:val="single" w:color="999999" w:sz="4"/>
+              <w:left w:val="single" w:color="999999" w:sz="4"/>
+              <w:bottom w:val="single" w:color="999999" w:sz="4"/>
+              <w:right w:val="single" w:color="999999" w:sz="4"/>
+            </w:tcBorders>
+            <w:shd w:fill="D9E2F3" w:val="clear"/>
+            <w:tcMar>
+              <w:top w:type="dxa" w:w="60"/>
+              <w:left w:type="dxa" w:w="100"/>
+              <w:bottom w:type="dxa" w:w="60"/>
+              <w:right w:type="dxa" w:w="100"/>
+            </w:tcMar>
+          </w:tcPr>
+          <w:p>
+            <w:r>
+              <w:rPr>
+                <w:b/>
+                <w:bCs/>
+              </w:rPr>
+              <w:t xml:space="preserve">Type</w:t>
+            </w:r>
+          </w:p>
+        </w:tc>
+        <w:tc>
+          <w:tcPr>
+            <w:tcW w:type="dxa" w:w="576"/>
+            <w:tcBorders>
+              <w:top w:val="single" w:color="999999" w:sz="4"/>
+              <w:left w:val="single" w:color="999999" w:sz="4"/>
+              <w:bottom w:val="single" w:color="999999" w:sz="4"/>
+              <w:right w:val="single" w:color="999999" w:sz="4"/>
+            </w:tcBorders>
+            <w:shd w:fill="D9E2F3" w:val="clear"/>
+            <w:tcMar>
+              <w:top w:type="dxa" w:w="60"/>
+              <w:left w:type="dxa" w:w="100"/>
+              <w:bottom w:type="dxa" w:w="60"/>
+              <w:right w:type="dxa" w:w="100"/>
+            </w:tcMar>
+          </w:tcPr>
+          <w:p>
+            <w:r>
+              <w:rPr>
+                <w:b/>
+                <w:bCs/>
+              </w:rPr>
+              <w:t xml:space="preserve">Entre</w:t>
+            </w:r>
+          </w:p>
+        </w:tc>
+        <w:tc>
+          <w:tcPr>
+            <w:tcW w:type="dxa" w:w="3352"/>
+            <w:tcBorders>
+              <w:top w:val="single" w:color="999999" w:sz="4"/>
+              <w:left w:val="single" w:color="999999" w:sz="4"/>
+              <w:bottom w:val="single" w:color="999999" w:sz="4"/>
+              <w:right w:val="single" w:color="999999" w:sz="4"/>
+            </w:tcBorders>
+            <w:shd w:fill="D9E2F3" w:val="clear"/>
+            <w:tcMar>
+              <w:top w:type="dxa" w:w="60"/>
+              <w:left w:type="dxa" w:w="100"/>
+              <w:bottom w:type="dxa" w:w="60"/>
+              <w:right w:type="dxa" w:w="100"/>
+            </w:tcMar>
+          </w:tcPr>
+          <w:p>
+            <w:r>
+              <w:rPr>
+                <w:b/>
+                <w:bCs/>
+              </w:rPr>
+              <w:t xml:space="preserve">Où le placer</w:t>
+            </w:r>
+          </w:p>
+        </w:tc>
+        <w:tc>
+          <w:tcPr>
+            <w:tcW w:type="dxa" w:w="3458"/>
+            <w:tcBorders>
+              <w:top w:val="single" w:color="999999" w:sz="4"/>
+              <w:left w:val="single" w:color="999999" w:sz="4"/>
+              <w:bottom w:val="single" w:color="999999" w:sz="4"/>
+              <w:right w:val="single" w:color="999999" w:sz="4"/>
+            </w:tcBorders>
+            <w:shd w:fill="D9E2F3" w:val="clear"/>
+            <w:tcMar>
+              <w:top w:type="dxa" w:w="60"/>
+              <w:left w:type="dxa" w:w="100"/>
+              <w:bottom w:type="dxa" w:w="60"/>
+              <w:right w:type="dxa" w:w="100"/>
+            </w:tcMar>
+          </w:tcPr>
+          <w:p>
+            <w:r>
+              <w:rPr>
+                <w:b/>
+                <w:bCs/>
+              </w:rPr>
+              <w:t xml:space="preserve">Rôle</w:t>
+            </w:r>
+          </w:p>
+        </w:tc>
+      </w:tr>
+      <w:tr>
+        <w:trPr>
+          <w:tblHeader w:val="off"/>
+        </w:trPr>
+        <w:tc>
+          <w:tcPr>
+            <w:tcW w:type="dxa" w:w="314"/>
+            <w:tcBorders>
+              <w:top w:val="single" w:color="999999" w:sz="4"/>
+              <w:left w:val="single" w:color="999999" w:sz="4"/>
+              <w:bottom w:val="single" w:color="999999" w:sz="4"/>
+              <w:right w:val="single" w:color="999999" w:sz="4"/>
+            </w:tcBorders>
+            <w:tcMar>
+              <w:top w:type="dxa" w:w="60"/>
+              <w:left w:type="dxa" w:w="100"/>
+              <w:bottom w:type="dxa" w:w="60"/>
+              <w:right w:type="dxa" w:w="100"/>
+            </w:tcMar>
+          </w:tcPr>
+          <w:p>
+            <w:r>
+              <w:t xml:space="preserve">C1</w:t>
+            </w:r>
+          </w:p>
+        </w:tc>
+        <w:tc>
+          <w:tcPr>
+            <w:tcW w:type="dxa" w:w="1938"/>
+            <w:tcBorders>
+              <w:top w:val="single" w:color="999999" w:sz="4"/>
+              <w:left w:val="single" w:color="999999" w:sz="4"/>
+              <w:bottom w:val="single" w:color="999999" w:sz="4"/>
+              <w:right w:val="single" w:color="999999" w:sz="4"/>
+            </w:tcBorders>
+            <w:tcMar>
+              <w:top w:type="dxa" w:w="60"/>
+              <w:left w:type="dxa" w:w="100"/>
+              <w:bottom w:type="dxa" w:w="60"/>
+              <w:right w:type="dxa" w:w="100"/>
+            </w:tcMar>
+          </w:tcPr>
+          <w:p>
+            <w:r>
+              <w:t xml:space="preserve">céramique 100 nF</w:t>
+            </w:r>
+          </w:p>
+        </w:tc>
+        <w:tc>
+          <w:tcPr>
+            <w:tcW w:type="dxa" w:w="576"/>
+            <w:tcBorders>
+              <w:top w:val="single" w:color="999999" w:sz="4"/>
+              <w:left w:val="single" w:color="999999" w:sz="4"/>
+              <w:bottom w:val="single" w:color="999999" w:sz="4"/>
+              <w:right w:val="single" w:color="999999" w:sz="4"/>
+            </w:tcBorders>
+            <w:tcMar>
+              <w:top w:type="dxa" w:w="60"/>
+              <w:left w:type="dxa" w:w="100"/>
+              <w:bottom w:type="dxa" w:w="60"/>
+              <w:right w:type="dxa" w:w="100"/>
+            </w:tcMar>
+          </w:tcPr>
+          <w:p>
+            <w:r>
+              <w:t xml:space="preserve">3V3 et GND</w:t>
+            </w:r>
+          </w:p>
+        </w:tc>
+        <w:tc>
+          <w:tcPr>
+            <w:tcW w:type="dxa" w:w="3352"/>
+            <w:tcBorders>
+              <w:top w:val="single" w:color="999999" w:sz="4"/>
+              <w:left w:val="single" w:color="999999" w:sz="4"/>
+              <w:bottom w:val="single" w:color="999999" w:sz="4"/>
+              <w:right w:val="single" w:color="999999" w:sz="4"/>
+            </w:tcBorders>
+            <w:tcMar>
+              <w:top w:type="dxa" w:w="60"/>
+              <w:left w:type="dxa" w:w="100"/>
+              <w:bottom w:type="dxa" w:w="60"/>
+              <w:right w:type="dxa" w:w="100"/>
+            </w:tcMar>
+          </w:tcPr>
+          <w:p>
+            <w:r>
+              <w:t xml:space="preserve">contre les pattes 12 (3V3) et 13 (GND) du XIAO</w:t>
+            </w:r>
+          </w:p>
+        </w:tc>
+        <w:tc>
+          <w:tcPr>
+            <w:tcW w:type="dxa" w:w="3458"/>
+            <w:tcBorders>
+              <w:top w:val="single" w:color="999999" w:sz="4"/>
+              <w:left w:val="single" w:color="999999" w:sz="4"/>
+              <w:bottom w:val="single" w:color="999999" w:sz="4"/>
+              <w:right w:val="single" w:color="999999" w:sz="4"/>
+            </w:tcBorders>
+            <w:tcMar>
+              <w:top w:type="dxa" w:w="60"/>
+              <w:left w:type="dxa" w:w="100"/>
+              <w:bottom w:type="dxa" w:w="60"/>
+              <w:right w:type="dxa" w:w="100"/>
+            </w:tcMar>
+          </w:tcPr>
+          <w:p>
+            <w:r>
+              <w:t xml:space="preserve">découplage du XIAO</w:t>
+            </w:r>
+          </w:p>
+        </w:tc>
+      </w:tr>
+      <w:tr>
+        <w:trPr>
+          <w:tblHeader w:val="off"/>
+        </w:trPr>
+        <w:tc>
+          <w:tcPr>
+            <w:tcW w:type="dxa" w:w="314"/>
+            <w:tcBorders>
+              <w:top w:val="single" w:color="999999" w:sz="4"/>
+              <w:left w:val="single" w:color="999999" w:sz="4"/>
+              <w:bottom w:val="single" w:color="999999" w:sz="4"/>
+              <w:right w:val="single" w:color="999999" w:sz="4"/>
+            </w:tcBorders>
+            <w:tcMar>
+              <w:top w:type="dxa" w:w="60"/>
+              <w:left w:type="dxa" w:w="100"/>
+              <w:bottom w:type="dxa" w:w="60"/>
+              <w:right w:type="dxa" w:w="100"/>
+            </w:tcMar>
+          </w:tcPr>
+          <w:p>
+            <w:r>
+              <w:t xml:space="preserve">C2</w:t>
+            </w:r>
+          </w:p>
+        </w:tc>
+        <w:tc>
+          <w:tcPr>
+            <w:tcW w:type="dxa" w:w="1938"/>
+            <w:tcBorders>
+              <w:top w:val="single" w:color="999999" w:sz="4"/>
+              <w:left w:val="single" w:color="999999" w:sz="4"/>
+              <w:bottom w:val="single" w:color="999999" w:sz="4"/>
+              <w:right w:val="single" w:color="999999" w:sz="4"/>
+            </w:tcBorders>
+            <w:tcMar>
+              <w:top w:type="dxa" w:w="60"/>
+              <w:left w:type="dxa" w:w="100"/>
+              <w:bottom w:type="dxa" w:w="60"/>
+              <w:right w:type="dxa" w:w="100"/>
+            </w:tcMar>
+          </w:tcPr>
+          <w:p>
+            <w:r>
+              <w:t xml:space="preserve">électrolytique 10 µF, </w:t>
+            </w:r>
+            <w:r>
+              <w:rPr>
+                <w:b/>
+                <w:bCs/>
+              </w:rPr>
+              <w:t xml:space="preserve">+ côté 3V3</w:t>
+            </w:r>
+          </w:p>
+        </w:tc>
+        <w:tc>
+          <w:tcPr>
+            <w:tcW w:type="dxa" w:w="576"/>
+            <w:tcBorders>
+              <w:top w:val="single" w:color="999999" w:sz="4"/>
+              <w:left w:val="single" w:color="999999" w:sz="4"/>
+              <w:bottom w:val="single" w:color="999999" w:sz="4"/>
+              <w:right w:val="single" w:color="999999" w:sz="4"/>
+            </w:tcBorders>
+            <w:tcMar>
+              <w:top w:type="dxa" w:w="60"/>
+              <w:left w:type="dxa" w:w="100"/>
+              <w:bottom w:type="dxa" w:w="60"/>
+              <w:right w:type="dxa" w:w="100"/>
+            </w:tcMar>
+          </w:tcPr>
+          <w:p>
+            <w:r>
+              <w:t xml:space="preserve">3V3 et GND</w:t>
+            </w:r>
+          </w:p>
+        </w:tc>
+        <w:tc>
+          <w:tcPr>
+            <w:tcW w:type="dxa" w:w="3352"/>
+            <w:tcBorders>
+              <w:top w:val="single" w:color="999999" w:sz="4"/>
+              <w:left w:val="single" w:color="999999" w:sz="4"/>
+              <w:bottom w:val="single" w:color="999999" w:sz="4"/>
+              <w:right w:val="single" w:color="999999" w:sz="4"/>
+            </w:tcBorders>
+            <w:tcMar>
+              <w:top w:type="dxa" w:w="60"/>
+              <w:left w:type="dxa" w:w="100"/>
+              <w:bottom w:type="dxa" w:w="60"/>
+              <w:right w:type="dxa" w:w="100"/>
+            </w:tcMar>
+          </w:tcPr>
+          <w:p>
+            <w:r>
+              <w:t xml:space="preserve">près du XIAO, à côté de C1</w:t>
+            </w:r>
+          </w:p>
+        </w:tc>
+        <w:tc>
+          <w:tcPr>
+            <w:tcW w:type="dxa" w:w="3458"/>
+            <w:tcBorders>
+              <w:top w:val="single" w:color="999999" w:sz="4"/>
+              <w:left w:val="single" w:color="999999" w:sz="4"/>
+              <w:bottom w:val="single" w:color="999999" w:sz="4"/>
+              <w:right w:val="single" w:color="999999" w:sz="4"/>
+            </w:tcBorders>
+            <w:tcMar>
+              <w:top w:type="dxa" w:w="60"/>
+              <w:left w:type="dxa" w:w="100"/>
+              <w:bottom w:type="dxa" w:w="60"/>
+              <w:right w:type="dxa" w:w="100"/>
+            </w:tcMar>
+          </w:tcPr>
+          <w:p>
+            <w:r>
+              <w:t xml:space="preserve">réserve locale du 3V3</w:t>
+            </w:r>
+          </w:p>
+        </w:tc>
+      </w:tr>
+      <w:tr>
+        <w:trPr>
+          <w:tblHeader w:val="off"/>
+        </w:trPr>
+        <w:tc>
+          <w:tcPr>
+            <w:tcW w:type="dxa" w:w="314"/>
+            <w:tcBorders>
+              <w:top w:val="single" w:color="999999" w:sz="4"/>
+              <w:left w:val="single" w:color="999999" w:sz="4"/>
+              <w:bottom w:val="single" w:color="999999" w:sz="4"/>
+              <w:right w:val="single" w:color="999999" w:sz="4"/>
+            </w:tcBorders>
+            <w:tcMar>
+              <w:top w:type="dxa" w:w="60"/>
+              <w:left w:type="dxa" w:w="100"/>
+              <w:bottom w:type="dxa" w:w="60"/>
+              <w:right w:type="dxa" w:w="100"/>
+            </w:tcMar>
+          </w:tcPr>
+          <w:p>
+            <w:r>
+              <w:t xml:space="preserve">C3</w:t>
+            </w:r>
+          </w:p>
+        </w:tc>
+        <w:tc>
+          <w:tcPr>
+            <w:tcW w:type="dxa" w:w="1938"/>
+            <w:tcBorders>
+              <w:top w:val="single" w:color="999999" w:sz="4"/>
+              <w:left w:val="single" w:color="999999" w:sz="4"/>
+              <w:bottom w:val="single" w:color="999999" w:sz="4"/>
+              <w:right w:val="single" w:color="999999" w:sz="4"/>
+            </w:tcBorders>
+            <w:tcMar>
+              <w:top w:type="dxa" w:w="60"/>
+              <w:left w:type="dxa" w:w="100"/>
+              <w:bottom w:type="dxa" w:w="60"/>
+              <w:right w:type="dxa" w:w="100"/>
+            </w:tcMar>
+          </w:tcPr>
+          <w:p>
+            <w:r>
+              <w:t xml:space="preserve">électrolytique 10 µF, </w:t>
+            </w:r>
+            <w:r>
+              <w:rPr>
+                <w:b/>
+                <w:bCs/>
+              </w:rPr>
+              <w:t xml:space="preserve">+ côté VSW</w:t>
+            </w:r>
+          </w:p>
+        </w:tc>
+        <w:tc>
+          <w:tcPr>
+            <w:tcW w:type="dxa" w:w="576"/>
+            <w:tcBorders>
+              <w:top w:val="single" w:color="999999" w:sz="4"/>
+              <w:left w:val="single" w:color="999999" w:sz="4"/>
+              <w:bottom w:val="single" w:color="999999" w:sz="4"/>
+              <w:right w:val="single" w:color="999999" w:sz="4"/>
+            </w:tcBorders>
+            <w:tcMar>
+              <w:top w:type="dxa" w:w="60"/>
+              <w:left w:type="dxa" w:w="100"/>
+              <w:bottom w:type="dxa" w:w="60"/>
+              <w:right w:type="dxa" w:w="100"/>
+            </w:tcMar>
+          </w:tcPr>
+          <w:p>
+            <w:r>
+              <w:t xml:space="preserve">VSW et GND</w:t>
+            </w:r>
+          </w:p>
+        </w:tc>
+        <w:tc>
+          <w:tcPr>
+            <w:tcW w:type="dxa" w:w="3352"/>
+            <w:tcBorders>
+              <w:top w:val="single" w:color="999999" w:sz="4"/>
+              <w:left w:val="single" w:color="999999" w:sz="4"/>
+              <w:bottom w:val="single" w:color="999999" w:sz="4"/>
+              <w:right w:val="single" w:color="999999" w:sz="4"/>
+            </w:tcBorders>
+            <w:tcMar>
+              <w:top w:type="dxa" w:w="60"/>
+              <w:left w:type="dxa" w:w="100"/>
+              <w:bottom w:type="dxa" w:w="60"/>
+              <w:right w:type="dxa" w:w="100"/>
+            </w:tcMar>
+          </w:tcPr>
+          <w:p>
+            <w:r>
+              <w:t xml:space="preserve">contre les pattes 2 (IN) et 1 (GND) du MCP1700</w:t>
+            </w:r>
+          </w:p>
+        </w:tc>
+        <w:tc>
+          <w:tcPr>
+            <w:tcW w:type="dxa" w:w="3458"/>
+            <w:tcBorders>
+              <w:top w:val="single" w:color="999999" w:sz="4"/>
+              <w:left w:val="single" w:color="999999" w:sz="4"/>
+              <w:bottom w:val="single" w:color="999999" w:sz="4"/>
+              <w:right w:val="single" w:color="999999" w:sz="4"/>
+            </w:tcBorders>
+            <w:tcMar>
+              <w:top w:type="dxa" w:w="60"/>
+              <w:left w:type="dxa" w:w="100"/>
+              <w:bottom w:type="dxa" w:w="60"/>
+              <w:right w:type="dxa" w:w="100"/>
+            </w:tcMar>
+          </w:tcPr>
+          <w:p>
+            <w:r>
+              <w:t xml:space="preserve">stabilité de l'entrée du régulateur</w:t>
+            </w:r>
+          </w:p>
+        </w:tc>
+      </w:tr>
+      <w:tr>
+        <w:trPr>
+          <w:tblHeader w:val="off"/>
+        </w:trPr>
+        <w:tc>
+          <w:tcPr>
+            <w:tcW w:type="dxa" w:w="314"/>
+            <w:tcBorders>
+              <w:top w:val="single" w:color="999999" w:sz="4"/>
+              <w:left w:val="single" w:color="999999" w:sz="4"/>
+              <w:bottom w:val="single" w:color="999999" w:sz="4"/>
+              <w:right w:val="single" w:color="999999" w:sz="4"/>
+            </w:tcBorders>
+            <w:tcMar>
+              <w:top w:type="dxa" w:w="60"/>
+              <w:left w:type="dxa" w:w="100"/>
+              <w:bottom w:type="dxa" w:w="60"/>
+              <w:right w:type="dxa" w:w="100"/>
+            </w:tcMar>
+          </w:tcPr>
+          <w:p>
+            <w:r>
+              <w:t xml:space="preserve">C4</w:t>
+            </w:r>
+          </w:p>
+        </w:tc>
+        <w:tc>
+          <w:tcPr>
+            <w:tcW w:type="dxa" w:w="1938"/>
+            <w:tcBorders>
+              <w:top w:val="single" w:color="999999" w:sz="4"/>
+              <w:left w:val="single" w:color="999999" w:sz="4"/>
+              <w:bottom w:val="single" w:color="999999" w:sz="4"/>
+              <w:right w:val="single" w:color="999999" w:sz="4"/>
+            </w:tcBorders>
+            <w:tcMar>
+              <w:top w:type="dxa" w:w="60"/>
+              <w:left w:type="dxa" w:w="100"/>
+              <w:bottom w:type="dxa" w:w="60"/>
+              <w:right w:type="dxa" w:w="100"/>
+            </w:tcMar>
+          </w:tcPr>
+          <w:p>
+            <w:r>
+              <w:t xml:space="preserve">céramique 1 µF</w:t>
+            </w:r>
+          </w:p>
+        </w:tc>
+        <w:tc>
+          <w:tcPr>
+            <w:tcW w:type="dxa" w:w="576"/>
+            <w:tcBorders>
+              <w:top w:val="single" w:color="999999" w:sz="4"/>
+              <w:left w:val="single" w:color="999999" w:sz="4"/>
+              <w:bottom w:val="single" w:color="999999" w:sz="4"/>
+              <w:right w:val="single" w:color="999999" w:sz="4"/>
+            </w:tcBorders>
+            <w:tcMar>
+              <w:top w:type="dxa" w:w="60"/>
+              <w:left w:type="dxa" w:w="100"/>
+              <w:bottom w:type="dxa" w:w="60"/>
+              <w:right w:type="dxa" w:w="100"/>
+            </w:tcMar>
+          </w:tcPr>
+          <w:p>
+            <w:r>
+              <w:t xml:space="preserve">3V3 et GND</w:t>
+            </w:r>
+          </w:p>
+        </w:tc>
+        <w:tc>
+          <w:tcPr>
+            <w:tcW w:type="dxa" w:w="3352"/>
+            <w:tcBorders>
+              <w:top w:val="single" w:color="999999" w:sz="4"/>
+              <w:left w:val="single" w:color="999999" w:sz="4"/>
+              <w:bottom w:val="single" w:color="999999" w:sz="4"/>
+              <w:right w:val="single" w:color="999999" w:sz="4"/>
+            </w:tcBorders>
+            <w:tcMar>
+              <w:top w:type="dxa" w:w="60"/>
+              <w:left w:type="dxa" w:w="100"/>
+              <w:bottom w:type="dxa" w:w="60"/>
+              <w:right w:type="dxa" w:w="100"/>
+            </w:tcMar>
+          </w:tcPr>
+          <w:p>
+            <w:r>
+              <w:t xml:space="preserve">contre les pattes 3 (OUT) et 1 (GND) du MCP1700, à moins de 1 cm</w:t>
+            </w:r>
+          </w:p>
+        </w:tc>
+        <w:tc>
+          <w:tcPr>
+            <w:tcW w:type="dxa" w:w="3458"/>
+            <w:tcBorders>
+              <w:top w:val="single" w:color="999999" w:sz="4"/>
+              <w:left w:val="single" w:color="999999" w:sz="4"/>
+              <w:bottom w:val="single" w:color="999999" w:sz="4"/>
+              <w:right w:val="single" w:color="999999" w:sz="4"/>
+            </w:tcBorders>
+            <w:tcMar>
+              <w:top w:type="dxa" w:w="60"/>
+              <w:left w:type="dxa" w:w="100"/>
+              <w:bottom w:type="dxa" w:w="60"/>
+              <w:right w:type="dxa" w:w="100"/>
+            </w:tcMar>
+          </w:tcPr>
+          <w:p>
+            <w:r>
+              <w:rPr>
+                <w:b/>
+                <w:bCs/>
+              </w:rPr>
+              <w:t xml:space="preserve">obligatoire</w:t>
+            </w:r>
+            <w:r>
+              <w:t xml:space="preserve"> : sans lui, le MCP1700 peut osciller</w:t>
+            </w:r>
+          </w:p>
+        </w:tc>
+      </w:tr>
+      <w:tr>
+        <w:trPr>
+          <w:tblHeader w:val="off"/>
+        </w:trPr>
+        <w:tc>
+          <w:tcPr>
+            <w:tcW w:type="dxa" w:w="314"/>
+            <w:tcBorders>
+              <w:top w:val="single" w:color="999999" w:sz="4"/>
+              <w:left w:val="single" w:color="999999" w:sz="4"/>
+              <w:bottom w:val="single" w:color="999999" w:sz="4"/>
+              <w:right w:val="single" w:color="999999" w:sz="4"/>
+            </w:tcBorders>
+            <w:tcMar>
+              <w:top w:type="dxa" w:w="60"/>
+              <w:left w:type="dxa" w:w="100"/>
+              <w:bottom w:type="dxa" w:w="60"/>
+              <w:right w:type="dxa" w:w="100"/>
+            </w:tcMar>
+          </w:tcPr>
+          <w:p>
+            <w:r>
+              <w:t xml:space="preserve">C5</w:t>
+            </w:r>
+          </w:p>
+        </w:tc>
+        <w:tc>
+          <w:tcPr>
+            <w:tcW w:type="dxa" w:w="1938"/>
+            <w:tcBorders>
+              <w:top w:val="single" w:color="999999" w:sz="4"/>
+              <w:left w:val="single" w:color="999999" w:sz="4"/>
+              <w:bottom w:val="single" w:color="999999" w:sz="4"/>
+              <w:right w:val="single" w:color="999999" w:sz="4"/>
+            </w:tcBorders>
+            <w:tcMar>
+              <w:top w:type="dxa" w:w="60"/>
+              <w:left w:type="dxa" w:w="100"/>
+              <w:bottom w:type="dxa" w:w="60"/>
+              <w:right w:type="dxa" w:w="100"/>
+            </w:tcMar>
+          </w:tcPr>
+          <w:p>
+            <w:r>
+              <w:t xml:space="preserve">électrolytique 470 µF, </w:t>
+            </w:r>
+            <w:r>
+              <w:rPr>
+                <w:b/>
+                <w:bCs/>
+              </w:rPr>
+              <w:t xml:space="preserve">+ côté 3V3</w:t>
+            </w:r>
+          </w:p>
+        </w:tc>
+        <w:tc>
+          <w:tcPr>
+            <w:tcW w:type="dxa" w:w="576"/>
+            <w:tcBorders>
+              <w:top w:val="single" w:color="999999" w:sz="4"/>
+              <w:left w:val="single" w:color="999999" w:sz="4"/>
+              <w:bottom w:val="single" w:color="999999" w:sz="4"/>
+              <w:right w:val="single" w:color="999999" w:sz="4"/>
+            </w:tcBorders>
+            <w:tcMar>
+              <w:top w:type="dxa" w:w="60"/>
+              <w:left w:type="dxa" w:w="100"/>
+              <w:bottom w:type="dxa" w:w="60"/>
+              <w:right w:type="dxa" w:w="100"/>
+            </w:tcMar>
+          </w:tcPr>
+          <w:p>
+            <w:r>
+              <w:t xml:space="preserve">3V3 et GND</w:t>
+            </w:r>
+          </w:p>
+        </w:tc>
+        <w:tc>
+          <w:tcPr>
+            <w:tcW w:type="dxa" w:w="3352"/>
+            <w:tcBorders>
+              <w:top w:val="single" w:color="999999" w:sz="4"/>
+              <w:left w:val="single" w:color="999999" w:sz="4"/>
+              <w:bottom w:val="single" w:color="999999" w:sz="4"/>
+              <w:right w:val="single" w:color="999999" w:sz="4"/>
+            </w:tcBorders>
+            <w:tcMar>
+              <w:top w:type="dxa" w:w="60"/>
+              <w:left w:type="dxa" w:w="100"/>
+              <w:bottom w:type="dxa" w:w="60"/>
+              <w:right w:type="dxa" w:w="100"/>
+            </w:tcMar>
+          </w:tcPr>
+          <w:p>
+            <w:r>
+              <w:t xml:space="preserve">sur le 3V3 entre le MCP1700 et le XIAO, fils courts et gros</w:t>
+            </w:r>
+          </w:p>
+        </w:tc>
+        <w:tc>
+          <w:tcPr>
+            <w:tcW w:type="dxa" w:w="3458"/>
+            <w:tcBorders>
+              <w:top w:val="single" w:color="999999" w:sz="4"/>
+              <w:left w:val="single" w:color="999999" w:sz="4"/>
+              <w:bottom w:val="single" w:color="999999" w:sz="4"/>
+              <w:right w:val="single" w:color="999999" w:sz="4"/>
+            </w:tcBorders>
+            <w:tcMar>
+              <w:top w:type="dxa" w:w="60"/>
+              <w:left w:type="dxa" w:w="100"/>
+              <w:bottom w:type="dxa" w:w="60"/>
+              <w:right w:type="dxa" w:w="100"/>
+            </w:tcMar>
+          </w:tcPr>
+          <w:p>
+            <w:r>
+              <w:t xml:space="preserve">fournit les pointes Wi-Fi (≈ 300 mA) au-delà des 250 mA du MCP1700</w:t>
+            </w:r>
+          </w:p>
+        </w:tc>
+      </w:tr>
+      <w:tr>
+        <w:trPr>
+          <w:tblHeader w:val="off"/>
+        </w:trPr>
+        <w:tc>
+          <w:tcPr>
+            <w:tcW w:type="dxa" w:w="314"/>
+            <w:tcBorders>
+              <w:top w:val="single" w:color="999999" w:sz="4"/>
+              <w:left w:val="single" w:color="999999" w:sz="4"/>
+              <w:bottom w:val="single" w:color="999999" w:sz="4"/>
+              <w:right w:val="single" w:color="999999" w:sz="4"/>
+            </w:tcBorders>
+            <w:tcMar>
+              <w:top w:type="dxa" w:w="60"/>
+              <w:left w:type="dxa" w:w="100"/>
+              <w:bottom w:type="dxa" w:w="60"/>
+              <w:right w:type="dxa" w:w="100"/>
+            </w:tcMar>
+          </w:tcPr>
+          <w:p>
+            <w:r>
+              <w:t xml:space="preserve">C6</w:t>
+            </w:r>
+          </w:p>
+        </w:tc>
+        <w:tc>
+          <w:tcPr>
+            <w:tcW w:type="dxa" w:w="1938"/>
+            <w:tcBorders>
+              <w:top w:val="single" w:color="999999" w:sz="4"/>
+              <w:left w:val="single" w:color="999999" w:sz="4"/>
+              <w:bottom w:val="single" w:color="999999" w:sz="4"/>
+              <w:right w:val="single" w:color="999999" w:sz="4"/>
+            </w:tcBorders>
+            <w:tcMar>
+              <w:top w:type="dxa" w:w="60"/>
+              <w:left w:type="dxa" w:w="100"/>
+              <w:bottom w:type="dxa" w:w="60"/>
+              <w:right w:type="dxa" w:w="100"/>
+            </w:tcMar>
+          </w:tcPr>
+          <w:p>
+            <w:r>
+              <w:t xml:space="preserve">céramique 100 nF</w:t>
+            </w:r>
+          </w:p>
+        </w:tc>
+        <w:tc>
+          <w:tcPr>
+            <w:tcW w:type="dxa" w:w="576"/>
+            <w:tcBorders>
+              <w:top w:val="single" w:color="999999" w:sz="4"/>
+              <w:left w:val="single" w:color="999999" w:sz="4"/>
+              <w:bottom w:val="single" w:color="999999" w:sz="4"/>
+              <w:right w:val="single" w:color="999999" w:sz="4"/>
+            </w:tcBorders>
+            <w:tcMar>
+              <w:top w:type="dxa" w:w="60"/>
+              <w:left w:type="dxa" w:w="100"/>
+              <w:bottom w:type="dxa" w:w="60"/>
+              <w:right w:type="dxa" w:w="100"/>
+            </w:tcMar>
+          </w:tcPr>
+          <w:p>
+            <w:r>
+              <w:t xml:space="preserve">VMES et GND</w:t>
+            </w:r>
+          </w:p>
+        </w:tc>
+        <w:tc>
+          <w:tcPr>
+            <w:tcW w:type="dxa" w:w="3352"/>
+            <w:tcBorders>
+              <w:top w:val="single" w:color="999999" w:sz="4"/>
+              <w:left w:val="single" w:color="999999" w:sz="4"/>
+              <w:bottom w:val="single" w:color="999999" w:sz="4"/>
+              <w:right w:val="single" w:color="999999" w:sz="4"/>
+            </w:tcBorders>
+            <w:tcMar>
+              <w:top w:type="dxa" w:w="60"/>
+              <w:left w:type="dxa" w:w="100"/>
+              <w:bottom w:type="dxa" w:w="60"/>
+              <w:right w:type="dxa" w:w="100"/>
+            </w:tcMar>
+          </w:tcPr>
+          <w:p>
+            <w:r>
+              <w:t xml:space="preserve">contre la patte de mesure du XIAO (D2)</w:t>
+            </w:r>
+          </w:p>
+        </w:tc>
+        <w:tc>
+          <w:tcPr>
+            <w:tcW w:type="dxa" w:w="3458"/>
+            <w:tcBorders>
+              <w:top w:val="single" w:color="999999" w:sz="4"/>
+              <w:left w:val="single" w:color="999999" w:sz="4"/>
+              <w:bottom w:val="single" w:color="999999" w:sz="4"/>
+              <w:right w:val="single" w:color="999999" w:sz="4"/>
+            </w:tcBorders>
+            <w:tcMar>
+              <w:top w:type="dxa" w:w="60"/>
+              <w:left w:type="dxa" w:w="100"/>
+              <w:bottom w:type="dxa" w:w="60"/>
+              <w:right w:type="dxa" w:w="100"/>
+            </w:tcMar>
+          </w:tcPr>
+          <w:p>
+            <w:r>
+              <w:t xml:space="preserve">filtre la mesure des piles</w:t>
+            </w:r>
+          </w:p>
+        </w:tc>
+      </w:tr>
+      <w:tr>
+        <w:trPr>
+          <w:tblHeader w:val="off"/>
+        </w:trPr>
+        <w:tc>
+          <w:tcPr>
+            <w:tcW w:type="dxa" w:w="314"/>
+            <w:tcBorders>
+              <w:top w:val="single" w:color="999999" w:sz="4"/>
+              <w:left w:val="single" w:color="999999" w:sz="4"/>
+              <w:bottom w:val="single" w:color="999999" w:sz="4"/>
+              <w:right w:val="single" w:color="999999" w:sz="4"/>
+            </w:tcBorders>
+            <w:tcMar>
+              <w:top w:type="dxa" w:w="60"/>
+              <w:left w:type="dxa" w:w="100"/>
+              <w:bottom w:type="dxa" w:w="60"/>
+              <w:right w:type="dxa" w:w="100"/>
+            </w:tcMar>
+          </w:tcPr>
+          <w:p>
+            <w:r>
+              <w:t xml:space="preserve">C7</w:t>
+            </w:r>
+          </w:p>
+        </w:tc>
+        <w:tc>
+          <w:tcPr>
+            <w:tcW w:type="dxa" w:w="1938"/>
+            <w:tcBorders>
+              <w:top w:val="single" w:color="999999" w:sz="4"/>
+              <w:left w:val="single" w:color="999999" w:sz="4"/>
+              <w:bottom w:val="single" w:color="999999" w:sz="4"/>
+              <w:right w:val="single" w:color="999999" w:sz="4"/>
+            </w:tcBorders>
+            <w:tcMar>
+              <w:top w:type="dxa" w:w="60"/>
+              <w:left w:type="dxa" w:w="100"/>
+              <w:bottom w:type="dxa" w:w="60"/>
+              <w:right w:type="dxa" w:w="100"/>
+            </w:tcMar>
+          </w:tcPr>
+          <w:p>
+            <w:r>
+              <w:t xml:space="preserve">céramique 100 nF</w:t>
+            </w:r>
+          </w:p>
+        </w:tc>
+        <w:tc>
+          <w:tcPr>
+            <w:tcW w:type="dxa" w:w="576"/>
+            <w:tcBorders>
+              <w:top w:val="single" w:color="999999" w:sz="4"/>
+              <w:left w:val="single" w:color="999999" w:sz="4"/>
+              <w:bottom w:val="single" w:color="999999" w:sz="4"/>
+              <w:right w:val="single" w:color="999999" w:sz="4"/>
+            </w:tcBorders>
+            <w:tcMar>
+              <w:top w:type="dxa" w:w="60"/>
+              <w:left w:type="dxa" w:w="100"/>
+              <w:bottom w:type="dxa" w:w="60"/>
+              <w:right w:type="dxa" w:w="100"/>
+            </w:tcMar>
+          </w:tcPr>
+          <w:p>
+            <w:r>
+              <w:t xml:space="preserve">FLOT et GND</w:t>
+            </w:r>
+          </w:p>
+        </w:tc>
+        <w:tc>
+          <w:tcPr>
+            <w:tcW w:type="dxa" w:w="3352"/>
+            <w:tcBorders>
+              <w:top w:val="single" w:color="999999" w:sz="4"/>
+              <w:left w:val="single" w:color="999999" w:sz="4"/>
+              <w:bottom w:val="single" w:color="999999" w:sz="4"/>
+              <w:right w:val="single" w:color="999999" w:sz="4"/>
+            </w:tcBorders>
+            <w:tcMar>
+              <w:top w:type="dxa" w:w="60"/>
+              <w:left w:type="dxa" w:w="100"/>
+              <w:bottom w:type="dxa" w:w="60"/>
+              <w:right w:type="dxa" w:w="100"/>
+            </w:tcMar>
+          </w:tcPr>
+          <w:p>
+            <w:r>
+              <w:t xml:space="preserve">contre la patte du flotteur (D1), après R5</w:t>
+            </w:r>
+          </w:p>
+        </w:tc>
+        <w:tc>
+          <w:tcPr>
+            <w:tcW w:type="dxa" w:w="3458"/>
+            <w:tcBorders>
+              <w:top w:val="single" w:color="999999" w:sz="4"/>
+              <w:left w:val="single" w:color="999999" w:sz="4"/>
+              <w:bottom w:val="single" w:color="999999" w:sz="4"/>
+              <w:right w:val="single" w:color="999999" w:sz="4"/>
+            </w:tcBorders>
+            <w:tcMar>
+              <w:top w:type="dxa" w:w="60"/>
+              <w:left w:type="dxa" w:w="100"/>
+              <w:bottom w:type="dxa" w:w="60"/>
+              <w:right w:type="dxa" w:w="100"/>
+            </w:tcMar>
+          </w:tcPr>
+          <w:p>
+            <w:r>
+              <w:t xml:space="preserve">filtre les parasites du fil du flotteur</w:t>
+            </w:r>
+          </w:p>
+        </w:tc>
+      </w:tr>
+    </w:tbl>
+    <w:p/>
+    <w:p>
+      <w:pPr>
+        <w:spacing w:after="120"/>
+      </w:pPr>
+      <w:r>
+        <w:rPr>
+          <w:b/>
+          <w:bCs/>
+        </w:rPr>
+        <w:t xml:space="preserve">Montage d'essai sans 1N5819 (D2)</w:t>
+      </w:r>
+      <w:r>
+        <w:t xml:space="preserve"> : la remplacer par un fil (+ des piles → interrupteur). Conséquences :</w:t>
+      </w:r>
+    </w:p>
+    <w:p>
+      <w:pPr>
+        <w:pStyle w:val="ListParagraph"/>
+        <w:numPr>
+          <w:ilvl w:val="0"/>
+          <w:numId w:val="2"/>
+        </w:numPr>
+      </w:pPr>
+      <w:r>
+        <w:rPr>
+          <w:b/>
+          <w:bCs/>
+        </w:rPr>
+        <w:t xml:space="preserve">plus de protection contre l'inversion des piles</w:t>
+      </w:r>
+      <w:r>
+        <w:t xml:space="preserve"> (MCP1700 et XIAO détruits) : vérifier la polarité au multimètre avant la mise en marche ;</w:t>
+      </w:r>
+    </w:p>
+    <w:p>
+      <w:pPr>
+        <w:pStyle w:val="ListParagraph"/>
+        <w:numPr>
+          <w:ilvl w:val="0"/>
+          <w:numId w:val="2"/>
+        </w:numPr>
+      </w:pPr>
+      <w:r>
+        <w:rPr>
+          <w:b/>
+          <w:bCs/>
+        </w:rPr>
+        <w:t xml:space="preserve">entrée du MCP1700</w:t>
+      </w:r>
+      <w:r>
+        <w:t xml:space="preserve"> : 4 AA neuves ≈ 6,4 V, au-dessus des 6,0 V de fonctionnement (maximum absolu 6,5 V). Si le bloc dépasse 6,0 V : piles un peu entamées, ou 3 AA (4,5 V) provisoirement ;</w:t>
+      </w:r>
+    </w:p>
+    <w:p>
+      <w:pPr>
+        <w:pStyle w:val="ListParagraph"/>
+        <w:numPr>
+          <w:ilvl w:val="0"/>
+          <w:numId w:val="2"/>
+        </w:numPr>
+      </w:pPr>
+      <w:r>
+        <w:rPr>
+          <w:b/>
+          <w:bCs/>
+        </w:rPr>
+        <w:t xml:space="preserve">mesure des piles</w:t>
+      </w:r>
+      <w:r>
+        <w:t xml:space="preserve"> : VSW = tension réelle des piles, soit 0,2 à 0,3 V </w:t>
+      </w:r>
+      <w:r>
+        <w:rPr>
+          <w:b/>
+          <w:bCs/>
+        </w:rPr>
+        <w:t xml:space="preserve">de plus</w:t>
+      </w:r>
+      <w:r>
+        <w:t xml:space="preserve"> qu'avec la diode → ne pas régler le seuil « piles déchargées » sur ce montage ;</w:t>
+      </w:r>
+    </w:p>
+    <w:p>
+      <w:pPr>
+        <w:pStyle w:val="ListParagraph"/>
+        <w:numPr>
+          <w:ilvl w:val="0"/>
+          <w:numId w:val="2"/>
+        </w:numPr>
+      </w:pPr>
+      <w:r>
+        <w:rPr>
+          <w:b/>
+          <w:bCs/>
+        </w:rPr>
+        <w:t xml:space="preserve">consommation en deep sleep</w:t>
+      </w:r>
+      <w:r>
+        <w:t xml:space="preserve"> : inchangée (la diode ne consomme rien). Le pont R2 / R3 consomme, lui, ≈ 20 µA en permanence, interrupteur en marche ;</w:t>
+      </w:r>
+    </w:p>
+    <w:p>
+      <w:pPr>
+        <w:pStyle w:val="ListParagraph"/>
+        <w:numPr>
+          <w:ilvl w:val="0"/>
+          <w:numId w:val="2"/>
+        </w:numPr>
+      </w:pPr>
+      <w:r>
+        <w:t xml:space="preserve">dépannage possible avec une 1N4001…1N4007 : protection conservée, mais chute de 0,7 à 0,9 V (mesure d'autant plus basse).</w:t>
+      </w:r>
+    </w:p>
+    <w:p>
+      <w:pPr>
+        <w:spacing w:after="120"/>
+      </w:pPr>
+      <w:r>
+        <w:t xml:space="preserve">#### a) Piles + DHT20 (cuve sans flotteur)</w:t>
+      </w:r>
+    </w:p>
+    <w:p>
+      <w:pPr>
+        <w:keepNext/>
+        <w:keepLines/>
+        <w:shd w:fill="F2F2F2" w:val="clear"/>
+        <w:spacing w:after="0" w:before="120" w:line="240"/>
+      </w:pPr>
+      <w:r>
+        <w:rPr>
+          <w:rFonts w:ascii="Consolas" w:cs="Consolas" w:eastAsia="Consolas" w:hAnsi="Consolas"/>
+          <w:sz w:val="17"/>
+          <w:szCs w:val="17"/>
+        </w:rPr>
+        <w:t xml:space="preserve">   D2 1N5819   J4 inter                   VSW</w:t>
+      </w:r>
+    </w:p>
+    <w:p>
+      <w:pPr>
+        <w:keepNext/>
+        <w:keepLines/>
+        <w:shd w:fill="F2F2F2" w:val="clear"/>
+        <w:spacing w:after="0" w:before="0" w:line="240"/>
+      </w:pPr>
+      <w:r>
+        <w:rPr>
+          <w:rFonts w:ascii="Consolas" w:cs="Consolas" w:eastAsia="Consolas" w:hAnsi="Consolas"/>
+          <w:sz w:val="17"/>
+          <w:szCs w:val="17"/>
+        </w:rPr>
+        <w:t xml:space="preserve">  +----&gt;|-------o/ o----+---------+-----------------+</w:t>
+      </w:r>
+    </w:p>
+    <w:p>
+      <w:pPr>
+        <w:keepNext/>
+        <w:keepLines/>
+        <w:shd w:fill="F2F2F2" w:val="clear"/>
+        <w:spacing w:after="0" w:before="0" w:line="240"/>
+      </w:pPr>
+      <w:r>
+        <w:rPr>
+          <w:rFonts w:ascii="Consolas" w:cs="Consolas" w:eastAsia="Consolas" w:hAnsi="Consolas"/>
+          <w:sz w:val="17"/>
+          <w:szCs w:val="17"/>
+        </w:rPr>
+        <w:t xml:space="preserve">  |                     |         | 2 IN            |             XIAO ESP32-C3 (vu de dessus)</w:t>
+      </w:r>
+    </w:p>
+    <w:p>
+      <w:pPr>
+        <w:keepNext/>
+        <w:keepLines/>
+        <w:shd w:fill="F2F2F2" w:val="clear"/>
+        <w:spacing w:after="0" w:before="0" w:line="240"/>
+      </w:pPr>
+      <w:r>
+        <w:rPr>
+          <w:rFonts w:ascii="Consolas" w:cs="Consolas" w:eastAsia="Consolas" w:hAnsi="Consolas"/>
+          <w:sz w:val="17"/>
+          <w:szCs w:val="17"/>
+        </w:rPr>
+        <w:t xml:space="preserve"> (+)                C3 10 µF +---------+        R2 220 k              +---[ USB-C ]---+</w:t>
+      </w:r>
+    </w:p>
+    <w:p>
+      <w:pPr>
+        <w:keepNext/>
+        <w:keepLines/>
+        <w:shd w:fill="F2F2F2" w:val="clear"/>
+        <w:spacing w:after="0" w:before="0" w:line="240"/>
+      </w:pPr>
+      <w:r>
+        <w:rPr>
+          <w:rFonts w:ascii="Consolas" w:cs="Consolas" w:eastAsia="Consolas" w:hAnsi="Consolas"/>
+          <w:sz w:val="17"/>
+          <w:szCs w:val="17"/>
+        </w:rPr>
+        <w:t xml:space="preserve">PILES                   |    | U1      |-(1)-- GND  |           D0  1 | o           o | 14  5V</w:t>
+      </w:r>
+    </w:p>
+    <w:p>
+      <w:pPr>
+        <w:keepNext/>
+        <w:keepLines/>
+        <w:shd w:fill="F2F2F2" w:val="clear"/>
+        <w:spacing w:after="0" w:before="0" w:line="240"/>
+      </w:pPr>
+      <w:r>
+        <w:rPr>
+          <w:rFonts w:ascii="Consolas" w:cs="Consolas" w:eastAsia="Consolas" w:hAnsi="Consolas"/>
+          <w:sz w:val="17"/>
+          <w:szCs w:val="17"/>
+        </w:rPr>
+        <w:t xml:space="preserve">4 AA                   GND   | MCP1700 |            |           D1  2 | o           o | 13  GND --- GND</w:t>
+      </w:r>
+    </w:p>
+    <w:p>
+      <w:pPr>
+        <w:keepNext/>
+        <w:keepLines/>
+        <w:shd w:fill="F2F2F2" w:val="clear"/>
+        <w:spacing w:after="0" w:before="0" w:line="240"/>
+      </w:pPr>
+      <w:r>
+        <w:rPr>
+          <w:rFonts w:ascii="Consolas" w:cs="Consolas" w:eastAsia="Consolas" w:hAnsi="Consolas"/>
+          <w:sz w:val="17"/>
+          <w:szCs w:val="17"/>
+        </w:rPr>
+        <w:t xml:space="preserve"> (-)                         | 3302E   |      VMES  +---------- D2  3 | o           o | 12  3V3 --------+</w:t>
+      </w:r>
+    </w:p>
+    <w:p>
+      <w:pPr>
+        <w:keepNext/>
+        <w:keepLines/>
+        <w:shd w:fill="F2F2F2" w:val="clear"/>
+        <w:spacing w:after="0" w:before="0" w:line="240"/>
+      </w:pPr>
+      <w:r>
+        <w:rPr>
+          <w:rFonts w:ascii="Consolas" w:cs="Consolas" w:eastAsia="Consolas" w:hAnsi="Consolas"/>
+          <w:sz w:val="17"/>
+          <w:szCs w:val="17"/>
+        </w:rPr>
+        <w:t xml:space="preserve">  |                          +---------+            |           D3  4 | o           o | 11  D10         |</w:t>
+      </w:r>
+    </w:p>
+    <w:p>
+      <w:pPr>
+        <w:keepNext/>
+        <w:keepLines/>
+        <w:shd w:fill="F2F2F2" w:val="clear"/>
+        <w:spacing w:after="0" w:before="0" w:line="240"/>
+      </w:pPr>
+      <w:r>
+        <w:rPr>
+          <w:rFonts w:ascii="Consolas" w:cs="Consolas" w:eastAsia="Consolas" w:hAnsi="Consolas"/>
+          <w:sz w:val="17"/>
+          <w:szCs w:val="17"/>
+        </w:rPr>
+        <w:t xml:space="preserve"> GND                        3 OUT |       +---------+    +----- D4  5 | o           o | 10  D9          |</w:t>
+      </w:r>
+    </w:p>
+    <w:p>
+      <w:pPr>
+        <w:keepNext/>
+        <w:keepLines/>
+        <w:shd w:fill="F2F2F2" w:val="clear"/>
+        <w:spacing w:after="0" w:before="0" w:line="240"/>
+      </w:pPr>
+      <w:r>
+        <w:rPr>
+          <w:rFonts w:ascii="Consolas" w:cs="Consolas" w:eastAsia="Consolas" w:hAnsi="Consolas"/>
+          <w:sz w:val="17"/>
+          <w:szCs w:val="17"/>
+        </w:rPr>
+        <w:t xml:space="preserve">                                  |       |         |    |   +- D5  6 | o           o |  9  D8          |</w:t>
+      </w:r>
+    </w:p>
+    <w:p>
+      <w:pPr>
+        <w:keepNext/>
+        <w:keepLines/>
+        <w:shd w:fill="F2F2F2" w:val="clear"/>
+        <w:spacing w:after="0" w:before="0" w:line="240"/>
+      </w:pPr>
+      <w:r>
+        <w:rPr>
+          <w:rFonts w:ascii="Consolas" w:cs="Consolas" w:eastAsia="Consolas" w:hAnsi="Consolas"/>
+          <w:sz w:val="17"/>
+          <w:szCs w:val="17"/>
+        </w:rPr>
+        <w:t xml:space="preserve">                                  |   C6 100 nF R3 100 k |   |  D6  7 | o           o |  8  D7          |</w:t>
+      </w:r>
+    </w:p>
+    <w:p>
+      <w:pPr>
+        <w:keepNext/>
+        <w:keepLines/>
+        <w:shd w:fill="F2F2F2" w:val="clear"/>
+        <w:spacing w:after="0" w:before="0" w:line="240"/>
+      </w:pPr>
+      <w:r>
+        <w:rPr>
+          <w:rFonts w:ascii="Consolas" w:cs="Consolas" w:eastAsia="Consolas" w:hAnsi="Consolas"/>
+          <w:sz w:val="17"/>
+          <w:szCs w:val="17"/>
+        </w:rPr>
+        <w:t xml:space="preserve">                                  |       |         |    |   |        +---------------+                 |</w:t>
+      </w:r>
+    </w:p>
+    <w:p>
+      <w:pPr>
+        <w:keepNext/>
+        <w:keepLines/>
+        <w:shd w:fill="F2F2F2" w:val="clear"/>
+        <w:spacing w:after="0" w:before="0" w:line="240"/>
+      </w:pPr>
+      <w:r>
+        <w:rPr>
+          <w:rFonts w:ascii="Consolas" w:cs="Consolas" w:eastAsia="Consolas" w:hAnsi="Consolas"/>
+          <w:sz w:val="17"/>
+          <w:szCs w:val="17"/>
+        </w:rPr>
+        <w:t xml:space="preserve">                                  |      GND       GND   |   |                                          |</w:t>
+      </w:r>
+    </w:p>
+    <w:p>
+      <w:pPr>
+        <w:keepNext/>
+        <w:keepLines/>
+        <w:shd w:fill="F2F2F2" w:val="clear"/>
+        <w:spacing w:after="0" w:before="0" w:line="240"/>
+      </w:pPr>
+      <w:r>
+        <w:rPr>
+          <w:rFonts w:ascii="Consolas" w:cs="Consolas" w:eastAsia="Consolas" w:hAnsi="Consolas"/>
+          <w:sz w:val="17"/>
+          <w:szCs w:val="17"/>
+        </w:rPr>
+        <w:t xml:space="preserve">                                  |                      |   |                                          |</w:t>
+      </w:r>
+    </w:p>
+    <w:p>
+      <w:pPr>
+        <w:keepNext/>
+        <w:keepLines/>
+        <w:shd w:fill="F2F2F2" w:val="clear"/>
+        <w:spacing w:after="0" w:before="0" w:line="240"/>
+      </w:pPr>
+      <w:r>
+        <w:rPr>
+          <w:rFonts w:ascii="Consolas" w:cs="Consolas" w:eastAsia="Consolas" w:hAnsi="Consolas"/>
+          <w:sz w:val="17"/>
+          <w:szCs w:val="17"/>
+        </w:rPr>
+        <w:t xml:space="preserve">                                  |       +-----------+  |   |                                          |</w:t>
+      </w:r>
+    </w:p>
+    <w:p>
+      <w:pPr>
+        <w:keepNext/>
+        <w:keepLines/>
+        <w:shd w:fill="F2F2F2" w:val="clear"/>
+        <w:spacing w:after="0" w:before="0" w:line="240"/>
+      </w:pPr>
+      <w:r>
+        <w:rPr>
+          <w:rFonts w:ascii="Consolas" w:cs="Consolas" w:eastAsia="Consolas" w:hAnsi="Consolas"/>
+          <w:sz w:val="17"/>
+          <w:szCs w:val="17"/>
+        </w:rPr>
+        <w:t xml:space="preserve">                                  |       |DHT20 4 SDA|--+   |                                          |</w:t>
+      </w:r>
+    </w:p>
+    <w:p>
+      <w:pPr>
+        <w:keepNext/>
+        <w:keepLines/>
+        <w:shd w:fill="F2F2F2" w:val="clear"/>
+        <w:spacing w:after="0" w:before="0" w:line="240"/>
+      </w:pPr>
+      <w:r>
+        <w:rPr>
+          <w:rFonts w:ascii="Consolas" w:cs="Consolas" w:eastAsia="Consolas" w:hAnsi="Consolas"/>
+          <w:sz w:val="17"/>
+          <w:szCs w:val="17"/>
+        </w:rPr>
+        <w:t xml:space="preserve">                                  |       |      3 SCL|------+                                          |</w:t>
+      </w:r>
+    </w:p>
+    <w:p>
+      <w:pPr>
+        <w:keepNext/>
+        <w:keepLines/>
+        <w:shd w:fill="F2F2F2" w:val="clear"/>
+        <w:spacing w:after="0" w:before="0" w:line="240"/>
+      </w:pPr>
+      <w:r>
+        <w:rPr>
+          <w:rFonts w:ascii="Consolas" w:cs="Consolas" w:eastAsia="Consolas" w:hAnsi="Consolas"/>
+          <w:sz w:val="17"/>
+          <w:szCs w:val="17"/>
+        </w:rPr>
+        <w:t xml:space="preserve">                                  |       | J1   2 -  |--- GND                                          |</w:t>
+      </w:r>
+    </w:p>
+    <w:p>
+      <w:pPr>
+        <w:keepNext/>
+        <w:keepLines/>
+        <w:shd w:fill="F2F2F2" w:val="clear"/>
+        <w:spacing w:after="0" w:before="0" w:line="240"/>
+      </w:pPr>
+      <w:r>
+        <w:rPr>
+          <w:rFonts w:ascii="Consolas" w:cs="Consolas" w:eastAsia="Consolas" w:hAnsi="Consolas"/>
+          <w:sz w:val="17"/>
+          <w:szCs w:val="17"/>
+        </w:rPr>
+        <w:t xml:space="preserve">                                  |       |      1 +  |--+       GND        GND        GND        GND   |</w:t>
+      </w:r>
+    </w:p>
+    <w:p>
+      <w:pPr>
+        <w:keepNext/>
+        <w:keepLines/>
+        <w:shd w:fill="F2F2F2" w:val="clear"/>
+        <w:spacing w:after="0" w:before="0" w:line="240"/>
+      </w:pPr>
+      <w:r>
+        <w:rPr>
+          <w:rFonts w:ascii="Consolas" w:cs="Consolas" w:eastAsia="Consolas" w:hAnsi="Consolas"/>
+          <w:sz w:val="17"/>
+          <w:szCs w:val="17"/>
+        </w:rPr>
+        <w:t xml:space="preserve">                                  |       +-----------+  |        |          |          |          |    |</w:t>
+      </w:r>
+    </w:p>
+    <w:p>
+      <w:pPr>
+        <w:keepNext/>
+        <w:keepLines/>
+        <w:shd w:fill="F2F2F2" w:val="clear"/>
+        <w:spacing w:after="0" w:before="0" w:line="240"/>
+      </w:pPr>
+      <w:r>
+        <w:rPr>
+          <w:rFonts w:ascii="Consolas" w:cs="Consolas" w:eastAsia="Consolas" w:hAnsi="Consolas"/>
+          <w:sz w:val="17"/>
+          <w:szCs w:val="17"/>
+        </w:rPr>
+        <w:t xml:space="preserve">                                  |                      |     C4 1 µF   C5 470 µF  C1 100 nF  C2 10 µF |</w:t>
+      </w:r>
+    </w:p>
+    <w:p>
+      <w:pPr>
+        <w:keepNext/>
+        <w:keepLines/>
+        <w:shd w:fill="F2F2F2" w:val="clear"/>
+        <w:spacing w:after="0" w:before="0" w:line="240"/>
+      </w:pPr>
+      <w:r>
+        <w:rPr>
+          <w:rFonts w:ascii="Consolas" w:cs="Consolas" w:eastAsia="Consolas" w:hAnsi="Consolas"/>
+          <w:sz w:val="17"/>
+          <w:szCs w:val="17"/>
+        </w:rPr>
+        <w:t xml:space="preserve">                                  |                      |        |          |          |          |    |</w:t>
+      </w:r>
+    </w:p>
+    <w:p>
+      <w:pPr>
+        <w:keepNext/>
+        <w:keepLines/>
+        <w:shd w:fill="F2F2F2" w:val="clear"/>
+        <w:spacing w:after="0" w:before="0" w:line="240"/>
+      </w:pPr>
+      <w:r>
+        <w:rPr>
+          <w:rFonts w:ascii="Consolas" w:cs="Consolas" w:eastAsia="Consolas" w:hAnsi="Consolas"/>
+          <w:sz w:val="17"/>
+          <w:szCs w:val="17"/>
+        </w:rPr>
+        <w:t xml:space="preserve">                                  +----------------------+--------+----------+----------+----------+----+</w:t>
+      </w:r>
+    </w:p>
+    <w:p>
+      <w:pPr>
+        <w:keepNext w:val="false"/>
+        <w:keepLines/>
+        <w:shd w:fill="F2F2F2" w:val="clear"/>
+        <w:spacing w:after="120" w:before="0" w:line="240"/>
+      </w:pPr>
+      <w:r>
+        <w:rPr>
+          <w:rFonts w:ascii="Consolas" w:cs="Consolas" w:eastAsia="Consolas" w:hAnsi="Consolas"/>
+          <w:sz w:val="17"/>
+          <w:szCs w:val="17"/>
+        </w:rPr>
+        <w:t xml:space="preserve">                                                               3V3</w:t>
+      </w:r>
+    </w:p>
+    <w:p>
+      <w:pPr>
+        <w:spacing w:after="120"/>
+      </w:pPr>
+      <w:r>
+        <w:t xml:space="preserve">Pattes libres : D0, D1, D3, D6, D7, D8, D9, D10, 5V. </w:t>
+      </w:r>
+      <w:r>
+        <w:rPr>
+          <w:b/>
+          <w:bCs/>
+        </w:rPr>
+        <w:t xml:space="preserve">D0, D8, D9 sont des broches de démarrage</w:t>
+      </w:r>
+      <w:r>
+        <w:t xml:space="preserve"> : ne rien y câbler. D1 et D3 : détecteur jour / nuit s'il est ajouté (§ 1.3 d).</w:t>
+      </w:r>
+    </w:p>
+    <w:p>
+      <w:pPr>
+        <w:spacing w:after="120"/>
+      </w:pPr>
+      <w:r>
+        <w:t xml:space="preserve">#### b) Cuve : piles + DHT20 + flotteur</w:t>
+      </w:r>
+    </w:p>
+    <w:p>
+      <w:pPr>
+        <w:keepNext/>
+        <w:keepLines/>
+        <w:shd w:fill="F2F2F2" w:val="clear"/>
+        <w:spacing w:after="0" w:before="120" w:line="240"/>
+      </w:pPr>
+      <w:r>
+        <w:rPr>
+          <w:rFonts w:ascii="Consolas" w:cs="Consolas" w:eastAsia="Consolas" w:hAnsi="Consolas"/>
+          <w:sz w:val="17"/>
+          <w:szCs w:val="17"/>
+        </w:rPr>
+        <w:t xml:space="preserve">                                              +--------------------------- 3V3 -------------------------+</w:t>
+      </w:r>
+    </w:p>
+    <w:p>
+      <w:pPr>
+        <w:keepNext/>
+        <w:keepLines/>
+        <w:shd w:fill="F2F2F2" w:val="clear"/>
+        <w:spacing w:after="0" w:before="0" w:line="240"/>
+      </w:pPr>
+      <w:r>
+        <w:rPr>
+          <w:rFonts w:ascii="Consolas" w:cs="Consolas" w:eastAsia="Consolas" w:hAnsi="Consolas"/>
+          <w:sz w:val="17"/>
+          <w:szCs w:val="17"/>
+        </w:rPr>
+        <w:t xml:space="preserve">                                              |                                                         |</w:t>
+      </w:r>
+    </w:p>
+    <w:p>
+      <w:pPr>
+        <w:keepNext/>
+        <w:keepLines/>
+        <w:shd w:fill="F2F2F2" w:val="clear"/>
+        <w:spacing w:after="0" w:before="0" w:line="240"/>
+      </w:pPr>
+      <w:r>
+        <w:rPr>
+          <w:rFonts w:ascii="Consolas" w:cs="Consolas" w:eastAsia="Consolas" w:hAnsi="Consolas"/>
+          <w:sz w:val="17"/>
+          <w:szCs w:val="17"/>
+        </w:rPr>
+        <w:t xml:space="preserve">                                           R4 10 k                                                      |</w:t>
+      </w:r>
+    </w:p>
+    <w:p>
+      <w:pPr>
+        <w:keepNext/>
+        <w:keepLines/>
+        <w:shd w:fill="F2F2F2" w:val="clear"/>
+        <w:spacing w:after="0" w:before="0" w:line="240"/>
+      </w:pPr>
+      <w:r>
+        <w:rPr>
+          <w:rFonts w:ascii="Consolas" w:cs="Consolas" w:eastAsia="Consolas" w:hAnsi="Consolas"/>
+          <w:sz w:val="17"/>
+          <w:szCs w:val="17"/>
+        </w:rPr>
+        <w:t xml:space="preserve">                            +--------+FLOT_EXT|                                                         |</w:t>
+      </w:r>
+    </w:p>
+    <w:p>
+      <w:pPr>
+        <w:keepNext/>
+        <w:keepLines/>
+        <w:shd w:fill="F2F2F2" w:val="clear"/>
+        <w:spacing w:after="0" w:before="0" w:line="240"/>
+      </w:pPr>
+      <w:r>
+        <w:rPr>
+          <w:rFonts w:ascii="Consolas" w:cs="Consolas" w:eastAsia="Consolas" w:hAnsi="Consolas"/>
+          <w:sz w:val="17"/>
+          <w:szCs w:val="17"/>
+        </w:rPr>
+        <w:t xml:space="preserve">                            | J5   1 |--------+- R5 1 k +---+                                           |</w:t>
+      </w:r>
+    </w:p>
+    <w:p>
+      <w:pPr>
+        <w:keepNext/>
+        <w:keepLines/>
+        <w:shd w:fill="F2F2F2" w:val="clear"/>
+        <w:spacing w:after="0" w:before="0" w:line="240"/>
+      </w:pPr>
+      <w:r>
+        <w:rPr>
+          <w:rFonts w:ascii="Consolas" w:cs="Consolas" w:eastAsia="Consolas" w:hAnsi="Consolas"/>
+          <w:sz w:val="17"/>
+          <w:szCs w:val="17"/>
+        </w:rPr>
+        <w:t xml:space="preserve">                            |      2 |-- GND            |   |                                           |</w:t>
+      </w:r>
+    </w:p>
+    <w:p>
+      <w:pPr>
+        <w:keepNext/>
+        <w:keepLines/>
+        <w:shd w:fill="F2F2F2" w:val="clear"/>
+        <w:spacing w:after="0" w:before="0" w:line="240"/>
+      </w:pPr>
+      <w:r>
+        <w:rPr>
+          <w:rFonts w:ascii="Consolas" w:cs="Consolas" w:eastAsia="Consolas" w:hAnsi="Consolas"/>
+          <w:sz w:val="17"/>
+          <w:szCs w:val="17"/>
+        </w:rPr>
+        <w:t xml:space="preserve">                            +--------+              C7 100 nF                                           |</w:t>
+      </w:r>
+    </w:p>
+    <w:p>
+      <w:pPr>
+        <w:keepNext/>
+        <w:keepLines/>
+        <w:shd w:fill="F2F2F2" w:val="clear"/>
+        <w:spacing w:after="0" w:before="0" w:line="240"/>
+      </w:pPr>
+      <w:r>
+        <w:rPr>
+          <w:rFonts w:ascii="Consolas" w:cs="Consolas" w:eastAsia="Consolas" w:hAnsi="Consolas"/>
+          <w:sz w:val="17"/>
+          <w:szCs w:val="17"/>
+        </w:rPr>
+        <w:t xml:space="preserve">   D2 1N5819   J4 inter    vers flotteur  VSW           |   |                                           |</w:t>
+      </w:r>
+    </w:p>
+    <w:p>
+      <w:pPr>
+        <w:keepNext/>
+        <w:keepLines/>
+        <w:shd w:fill="F2F2F2" w:val="clear"/>
+        <w:spacing w:after="0" w:before="0" w:line="240"/>
+      </w:pPr>
+      <w:r>
+        <w:rPr>
+          <w:rFonts w:ascii="Consolas" w:cs="Consolas" w:eastAsia="Consolas" w:hAnsi="Consolas"/>
+          <w:sz w:val="17"/>
+          <w:szCs w:val="17"/>
+        </w:rPr>
+        <w:t xml:space="preserve">  +----&gt;|-------o/ o----+---------+-----------------+  GND  |                                           |</w:t>
+      </w:r>
+    </w:p>
+    <w:p>
+      <w:pPr>
+        <w:keepNext/>
+        <w:keepLines/>
+        <w:shd w:fill="F2F2F2" w:val="clear"/>
+        <w:spacing w:after="0" w:before="0" w:line="240"/>
+      </w:pPr>
+      <w:r>
+        <w:rPr>
+          <w:rFonts w:ascii="Consolas" w:cs="Consolas" w:eastAsia="Consolas" w:hAnsi="Consolas"/>
+          <w:sz w:val="17"/>
+          <w:szCs w:val="17"/>
+        </w:rPr>
+        <w:t xml:space="preserve">  |                     |         | 2 IN            |       |     XIAO ESP32-C3 (vu de dessus)          |</w:t>
+      </w:r>
+    </w:p>
+    <w:p>
+      <w:pPr>
+        <w:keepNext/>
+        <w:keepLines/>
+        <w:shd w:fill="F2F2F2" w:val="clear"/>
+        <w:spacing w:after="0" w:before="0" w:line="240"/>
+      </w:pPr>
+      <w:r>
+        <w:rPr>
+          <w:rFonts w:ascii="Consolas" w:cs="Consolas" w:eastAsia="Consolas" w:hAnsi="Consolas"/>
+          <w:sz w:val="17"/>
+          <w:szCs w:val="17"/>
+        </w:rPr>
+        <w:t xml:space="preserve"> (+)                C3 10 µF +---------+        R2 220 k    |         +---[ USB-C ]---+                 |</w:t>
+      </w:r>
+    </w:p>
+    <w:p>
+      <w:pPr>
+        <w:keepNext/>
+        <w:keepLines/>
+        <w:shd w:fill="F2F2F2" w:val="clear"/>
+        <w:spacing w:after="0" w:before="0" w:line="240"/>
+      </w:pPr>
+      <w:r>
+        <w:rPr>
+          <w:rFonts w:ascii="Consolas" w:cs="Consolas" w:eastAsia="Consolas" w:hAnsi="Consolas"/>
+          <w:sz w:val="17"/>
+          <w:szCs w:val="17"/>
+        </w:rPr>
+        <w:t xml:space="preserve">PILES                   |    | U1      |-(1)-- GND  |       |   D0  1 | o           o | 14  5V          |</w:t>
+      </w:r>
+    </w:p>
+    <w:p>
+      <w:pPr>
+        <w:keepNext/>
+        <w:keepLines/>
+        <w:shd w:fill="F2F2F2" w:val="clear"/>
+        <w:spacing w:after="0" w:before="0" w:line="240"/>
+      </w:pPr>
+      <w:r>
+        <w:rPr>
+          <w:rFonts w:ascii="Consolas" w:cs="Consolas" w:eastAsia="Consolas" w:hAnsi="Consolas"/>
+          <w:sz w:val="17"/>
+          <w:szCs w:val="17"/>
+        </w:rPr>
+        <w:t xml:space="preserve">4 AA                   GND   | MCP1700 |            |       +-- D1  2 | o           o | 13  GND --- GND |</w:t>
+      </w:r>
+    </w:p>
+    <w:p>
+      <w:pPr>
+        <w:keepNext/>
+        <w:keepLines/>
+        <w:shd w:fill="F2F2F2" w:val="clear"/>
+        <w:spacing w:after="0" w:before="0" w:line="240"/>
+      </w:pPr>
+      <w:r>
+        <w:rPr>
+          <w:rFonts w:ascii="Consolas" w:cs="Consolas" w:eastAsia="Consolas" w:hAnsi="Consolas"/>
+          <w:sz w:val="17"/>
+          <w:szCs w:val="17"/>
+        </w:rPr>
+        <w:t xml:space="preserve"> (-)                         | 3302E   |      VMES  +---------- D2  3 | o           o | 12  3V3 --------+</w:t>
+      </w:r>
+    </w:p>
+    <w:p>
+      <w:pPr>
+        <w:keepNext/>
+        <w:keepLines/>
+        <w:shd w:fill="F2F2F2" w:val="clear"/>
+        <w:spacing w:after="0" w:before="0" w:line="240"/>
+      </w:pPr>
+      <w:r>
+        <w:rPr>
+          <w:rFonts w:ascii="Consolas" w:cs="Consolas" w:eastAsia="Consolas" w:hAnsi="Consolas"/>
+          <w:sz w:val="17"/>
+          <w:szCs w:val="17"/>
+        </w:rPr>
+        <w:t xml:space="preserve">  |                          +---------+            |           D3  4 | o           o | 11  D10         |</w:t>
+      </w:r>
+    </w:p>
+    <w:p>
+      <w:pPr>
+        <w:keepNext/>
+        <w:keepLines/>
+        <w:shd w:fill="F2F2F2" w:val="clear"/>
+        <w:spacing w:after="0" w:before="0" w:line="240"/>
+      </w:pPr>
+      <w:r>
+        <w:rPr>
+          <w:rFonts w:ascii="Consolas" w:cs="Consolas" w:eastAsia="Consolas" w:hAnsi="Consolas"/>
+          <w:sz w:val="17"/>
+          <w:szCs w:val="17"/>
+        </w:rPr>
+        <w:t xml:space="preserve"> GND                        3 OUT |       +---------+    +----- D4  5 | o           o | 10  D9          |</w:t>
+      </w:r>
+    </w:p>
+    <w:p>
+      <w:pPr>
+        <w:keepNext/>
+        <w:keepLines/>
+        <w:shd w:fill="F2F2F2" w:val="clear"/>
+        <w:spacing w:after="0" w:before="0" w:line="240"/>
+      </w:pPr>
+      <w:r>
+        <w:rPr>
+          <w:rFonts w:ascii="Consolas" w:cs="Consolas" w:eastAsia="Consolas" w:hAnsi="Consolas"/>
+          <w:sz w:val="17"/>
+          <w:szCs w:val="17"/>
+        </w:rPr>
+        <w:t xml:space="preserve">                                  |       |         |    |   +- D5  6 | o           o |  9  D8          |</w:t>
+      </w:r>
+    </w:p>
+    <w:p>
+      <w:pPr>
+        <w:keepNext/>
+        <w:keepLines/>
+        <w:shd w:fill="F2F2F2" w:val="clear"/>
+        <w:spacing w:after="0" w:before="0" w:line="240"/>
+      </w:pPr>
+      <w:r>
+        <w:rPr>
+          <w:rFonts w:ascii="Consolas" w:cs="Consolas" w:eastAsia="Consolas" w:hAnsi="Consolas"/>
+          <w:sz w:val="17"/>
+          <w:szCs w:val="17"/>
+        </w:rPr>
+        <w:t xml:space="preserve">                                  |   C6 100 nF R3 100 k |   |  D6  7 | o           o |  8  D7          |</w:t>
+      </w:r>
+    </w:p>
+    <w:p>
+      <w:pPr>
+        <w:keepNext/>
+        <w:keepLines/>
+        <w:shd w:fill="F2F2F2" w:val="clear"/>
+        <w:spacing w:after="0" w:before="0" w:line="240"/>
+      </w:pPr>
+      <w:r>
+        <w:rPr>
+          <w:rFonts w:ascii="Consolas" w:cs="Consolas" w:eastAsia="Consolas" w:hAnsi="Consolas"/>
+          <w:sz w:val="17"/>
+          <w:szCs w:val="17"/>
+        </w:rPr>
+        <w:t xml:space="preserve">                                  |       |         |    |   |        +---------------+                 |</w:t>
+      </w:r>
+    </w:p>
+    <w:p>
+      <w:pPr>
+        <w:keepNext/>
+        <w:keepLines/>
+        <w:shd w:fill="F2F2F2" w:val="clear"/>
+        <w:spacing w:after="0" w:before="0" w:line="240"/>
+      </w:pPr>
+      <w:r>
+        <w:rPr>
+          <w:rFonts w:ascii="Consolas" w:cs="Consolas" w:eastAsia="Consolas" w:hAnsi="Consolas"/>
+          <w:sz w:val="17"/>
+          <w:szCs w:val="17"/>
+        </w:rPr>
+        <w:t xml:space="preserve">                                  |      GND       GND   |   |                                          |</w:t>
+      </w:r>
+    </w:p>
+    <w:p>
+      <w:pPr>
+        <w:keepNext/>
+        <w:keepLines/>
+        <w:shd w:fill="F2F2F2" w:val="clear"/>
+        <w:spacing w:after="0" w:before="0" w:line="240"/>
+      </w:pPr>
+      <w:r>
+        <w:rPr>
+          <w:rFonts w:ascii="Consolas" w:cs="Consolas" w:eastAsia="Consolas" w:hAnsi="Consolas"/>
+          <w:sz w:val="17"/>
+          <w:szCs w:val="17"/>
+        </w:rPr>
+        <w:t xml:space="preserve">                                  |                      |   |                                          |</w:t>
+      </w:r>
+    </w:p>
+    <w:p>
+      <w:pPr>
+        <w:keepNext/>
+        <w:keepLines/>
+        <w:shd w:fill="F2F2F2" w:val="clear"/>
+        <w:spacing w:after="0" w:before="0" w:line="240"/>
+      </w:pPr>
+      <w:r>
+        <w:rPr>
+          <w:rFonts w:ascii="Consolas" w:cs="Consolas" w:eastAsia="Consolas" w:hAnsi="Consolas"/>
+          <w:sz w:val="17"/>
+          <w:szCs w:val="17"/>
+        </w:rPr>
+        <w:t xml:space="preserve">                                  |       +-----------+  |   |                                          |</w:t>
+      </w:r>
+    </w:p>
+    <w:p>
+      <w:pPr>
+        <w:keepNext/>
+        <w:keepLines/>
+        <w:shd w:fill="F2F2F2" w:val="clear"/>
+        <w:spacing w:after="0" w:before="0" w:line="240"/>
+      </w:pPr>
+      <w:r>
+        <w:rPr>
+          <w:rFonts w:ascii="Consolas" w:cs="Consolas" w:eastAsia="Consolas" w:hAnsi="Consolas"/>
+          <w:sz w:val="17"/>
+          <w:szCs w:val="17"/>
+        </w:rPr>
+        <w:t xml:space="preserve">                                  |       |DHT20 4 SDA|--+   |                                          |</w:t>
+      </w:r>
+    </w:p>
+    <w:p>
+      <w:pPr>
+        <w:keepNext/>
+        <w:keepLines/>
+        <w:shd w:fill="F2F2F2" w:val="clear"/>
+        <w:spacing w:after="0" w:before="0" w:line="240"/>
+      </w:pPr>
+      <w:r>
+        <w:rPr>
+          <w:rFonts w:ascii="Consolas" w:cs="Consolas" w:eastAsia="Consolas" w:hAnsi="Consolas"/>
+          <w:sz w:val="17"/>
+          <w:szCs w:val="17"/>
+        </w:rPr>
+        <w:t xml:space="preserve">                                  |       |      3 SCL|------+                                          |</w:t>
+      </w:r>
+    </w:p>
+    <w:p>
+      <w:pPr>
+        <w:keepNext/>
+        <w:keepLines/>
+        <w:shd w:fill="F2F2F2" w:val="clear"/>
+        <w:spacing w:after="0" w:before="0" w:line="240"/>
+      </w:pPr>
+      <w:r>
+        <w:rPr>
+          <w:rFonts w:ascii="Consolas" w:cs="Consolas" w:eastAsia="Consolas" w:hAnsi="Consolas"/>
+          <w:sz w:val="17"/>
+          <w:szCs w:val="17"/>
+        </w:rPr>
+        <w:t xml:space="preserve">                                  |       | J1   2 -  |--- GND                                          |</w:t>
+      </w:r>
+    </w:p>
+    <w:p>
+      <w:pPr>
+        <w:keepNext/>
+        <w:keepLines/>
+        <w:shd w:fill="F2F2F2" w:val="clear"/>
+        <w:spacing w:after="0" w:before="0" w:line="240"/>
+      </w:pPr>
+      <w:r>
+        <w:rPr>
+          <w:rFonts w:ascii="Consolas" w:cs="Consolas" w:eastAsia="Consolas" w:hAnsi="Consolas"/>
+          <w:sz w:val="17"/>
+          <w:szCs w:val="17"/>
+        </w:rPr>
+        <w:t xml:space="preserve">                                  |       |      1 +  |--+       GND        GND        GND        GND   |</w:t>
+      </w:r>
+    </w:p>
+    <w:p>
+      <w:pPr>
+        <w:keepNext/>
+        <w:keepLines/>
+        <w:shd w:fill="F2F2F2" w:val="clear"/>
+        <w:spacing w:after="0" w:before="0" w:line="240"/>
+      </w:pPr>
+      <w:r>
+        <w:rPr>
+          <w:rFonts w:ascii="Consolas" w:cs="Consolas" w:eastAsia="Consolas" w:hAnsi="Consolas"/>
+          <w:sz w:val="17"/>
+          <w:szCs w:val="17"/>
+        </w:rPr>
+        <w:t xml:space="preserve">                                  |       +-----------+  |        |          |          |          |    |</w:t>
+      </w:r>
+    </w:p>
+    <w:p>
+      <w:pPr>
+        <w:keepNext/>
+        <w:keepLines/>
+        <w:shd w:fill="F2F2F2" w:val="clear"/>
+        <w:spacing w:after="0" w:before="0" w:line="240"/>
+      </w:pPr>
+      <w:r>
+        <w:rPr>
+          <w:rFonts w:ascii="Consolas" w:cs="Consolas" w:eastAsia="Consolas" w:hAnsi="Consolas"/>
+          <w:sz w:val="17"/>
+          <w:szCs w:val="17"/>
+        </w:rPr>
+        <w:t xml:space="preserve">                                  |                      |     C4 1 µF   C5 470 µF  C1 100 nF  C2 10 µF |</w:t>
+      </w:r>
+    </w:p>
+    <w:p>
+      <w:pPr>
+        <w:keepNext/>
+        <w:keepLines/>
+        <w:shd w:fill="F2F2F2" w:val="clear"/>
+        <w:spacing w:after="0" w:before="0" w:line="240"/>
+      </w:pPr>
+      <w:r>
+        <w:rPr>
+          <w:rFonts w:ascii="Consolas" w:cs="Consolas" w:eastAsia="Consolas" w:hAnsi="Consolas"/>
+          <w:sz w:val="17"/>
+          <w:szCs w:val="17"/>
+        </w:rPr>
+        <w:t xml:space="preserve">                                  |                      |        |          |          |          |    |</w:t>
+      </w:r>
+    </w:p>
+    <w:p>
+      <w:pPr>
+        <w:keepNext/>
+        <w:keepLines/>
+        <w:shd w:fill="F2F2F2" w:val="clear"/>
+        <w:spacing w:after="0" w:before="0" w:line="240"/>
+      </w:pPr>
+      <w:r>
+        <w:rPr>
+          <w:rFonts w:ascii="Consolas" w:cs="Consolas" w:eastAsia="Consolas" w:hAnsi="Consolas"/>
+          <w:sz w:val="17"/>
+          <w:szCs w:val="17"/>
+        </w:rPr>
+        <w:t xml:space="preserve">                                  +----------------------+--------+----------+----------+----------+----+</w:t>
+      </w:r>
+    </w:p>
+    <w:p>
+      <w:pPr>
+        <w:keepNext w:val="false"/>
+        <w:keepLines/>
+        <w:shd w:fill="F2F2F2" w:val="clear"/>
+        <w:spacing w:after="120" w:before="0" w:line="240"/>
+      </w:pPr>
+      <w:r>
+        <w:rPr>
+          <w:rFonts w:ascii="Consolas" w:cs="Consolas" w:eastAsia="Consolas" w:hAnsi="Consolas"/>
+          <w:sz w:val="17"/>
+          <w:szCs w:val="17"/>
+        </w:rPr>
+        <w:t xml:space="preserve">                                                               3V3</w:t>
+      </w:r>
+    </w:p>
+    <w:p>
+      <w:pPr>
+        <w:pStyle w:val="ListParagraph"/>
+        <w:numPr>
+          <w:ilvl w:val="0"/>
+          <w:numId w:val="2"/>
+        </w:numPr>
+      </w:pPr>
+      <w:r>
+        <w:rPr>
+          <w:b/>
+          <w:bCs/>
+        </w:rPr>
+        <w:t xml:space="preserve">J5 flotteur</w:t>
+      </w:r>
+      <w:r>
+        <w:t xml:space="preserve"> : normalement ouvert, fermé = cuve pleine ; fils de 50 cm.</w:t>
+      </w:r>
+    </w:p>
+    <w:p>
+      <w:pPr>
+        <w:spacing w:after="120"/>
+      </w:pPr>
+      <w:r>
+        <w:t xml:space="preserve">Pattes libres : D0, D3, D6, D7, D8, D9, D10, 5V. Détecteur jour / nuit impossible avec le flotteur (D1 partagée).</w:t>
+      </w:r>
+    </w:p>
+    <w:p>
+      <w:pPr>
+        <w:spacing w:after="120"/>
+      </w:pPr>
+      <w:r>
+        <w:t xml:space="preserve">#### c) Chaudière : USB + DHT20 + TCS34725 + LED</w:t>
+      </w:r>
+    </w:p>
+    <w:p>
+      <w:pPr>
+        <w:keepNext/>
+        <w:keepLines/>
+        <w:shd w:fill="F2F2F2" w:val="clear"/>
+        <w:spacing w:after="0" w:before="120" w:line="240"/>
+      </w:pPr>
+      <w:r>
+        <w:rPr>
+          <w:rFonts w:ascii="Consolas" w:cs="Consolas" w:eastAsia="Consolas" w:hAnsi="Consolas"/>
+          <w:sz w:val="17"/>
+          <w:szCs w:val="17"/>
+        </w:rPr>
+        <w:t xml:space="preserve">                                                                  alimentation : câble USB-C 5 V</w:t>
+      </w:r>
+    </w:p>
+    <w:p>
+      <w:pPr>
+        <w:keepNext/>
+        <w:keepLines/>
+        <w:shd w:fill="F2F2F2" w:val="clear"/>
+        <w:spacing w:after="0" w:before="0" w:line="240"/>
+      </w:pPr>
+      <w:r>
+        <w:rPr>
+          <w:rFonts w:ascii="Consolas" w:cs="Consolas" w:eastAsia="Consolas" w:hAnsi="Consolas"/>
+          <w:sz w:val="17"/>
+          <w:szCs w:val="17"/>
+        </w:rPr>
+        <w:t xml:space="preserve">                                                                  XIAO ESP32-C3 (vu de dessus)</w:t>
+      </w:r>
+    </w:p>
+    <w:p>
+      <w:pPr>
+        <w:keepNext/>
+        <w:keepLines/>
+        <w:shd w:fill="F2F2F2" w:val="clear"/>
+        <w:spacing w:after="0" w:before="0" w:line="240"/>
+      </w:pPr>
+      <w:r>
+        <w:rPr>
+          <w:rFonts w:ascii="Consolas" w:cs="Consolas" w:eastAsia="Consolas" w:hAnsi="Consolas"/>
+          <w:sz w:val="17"/>
+          <w:szCs w:val="17"/>
+        </w:rPr>
+        <w:t xml:space="preserve">                                                                      +---[ USB-C ]---+</w:t>
+      </w:r>
+    </w:p>
+    <w:p>
+      <w:pPr>
+        <w:keepNext/>
+        <w:keepLines/>
+        <w:shd w:fill="F2F2F2" w:val="clear"/>
+        <w:spacing w:after="0" w:before="0" w:line="240"/>
+      </w:pPr>
+      <w:r>
+        <w:rPr>
+          <w:rFonts w:ascii="Consolas" w:cs="Consolas" w:eastAsia="Consolas" w:hAnsi="Consolas"/>
+          <w:sz w:val="17"/>
+          <w:szCs w:val="17"/>
+        </w:rPr>
+        <w:t xml:space="preserve">                                                                D0  1 | o           o | 14  5V</w:t>
+      </w:r>
+    </w:p>
+    <w:p>
+      <w:pPr>
+        <w:keepNext/>
+        <w:keepLines/>
+        <w:shd w:fill="F2F2F2" w:val="clear"/>
+        <w:spacing w:after="0" w:before="0" w:line="240"/>
+      </w:pPr>
+      <w:r>
+        <w:rPr>
+          <w:rFonts w:ascii="Consolas" w:cs="Consolas" w:eastAsia="Consolas" w:hAnsi="Consolas"/>
+          <w:sz w:val="17"/>
+          <w:szCs w:val="17"/>
+        </w:rPr>
+        <w:t xml:space="preserve">                                                                D1  2 | o           o | 13  GND ---- GND</w:t>
+      </w:r>
+    </w:p>
+    <w:p>
+      <w:pPr>
+        <w:keepNext/>
+        <w:keepLines/>
+        <w:shd w:fill="F2F2F2" w:val="clear"/>
+        <w:spacing w:after="0" w:before="0" w:line="240"/>
+      </w:pPr>
+      <w:r>
+        <w:rPr>
+          <w:rFonts w:ascii="Consolas" w:cs="Consolas" w:eastAsia="Consolas" w:hAnsi="Consolas"/>
+          <w:sz w:val="17"/>
+          <w:szCs w:val="17"/>
+        </w:rPr>
+        <w:t xml:space="preserve">                                                                D2  3 | o           o | 12  3V3 ---- 3V3</w:t>
+      </w:r>
+    </w:p>
+    <w:p>
+      <w:pPr>
+        <w:keepNext/>
+        <w:keepLines/>
+        <w:shd w:fill="F2F2F2" w:val="clear"/>
+        <w:spacing w:after="0" w:before="0" w:line="240"/>
+      </w:pPr>
+      <w:r>
+        <w:rPr>
+          <w:rFonts w:ascii="Consolas" w:cs="Consolas" w:eastAsia="Consolas" w:hAnsi="Consolas"/>
+          <w:sz w:val="17"/>
+          <w:szCs w:val="17"/>
+        </w:rPr>
+        <w:t xml:space="preserve">                                                                D3  4 | o           o | 11  D10</w:t>
+      </w:r>
+    </w:p>
+    <w:p>
+      <w:pPr>
+        <w:keepNext/>
+        <w:keepLines/>
+        <w:shd w:fill="F2F2F2" w:val="clear"/>
+        <w:spacing w:after="0" w:before="0" w:line="240"/>
+      </w:pPr>
+      <w:r>
+        <w:rPr>
+          <w:rFonts w:ascii="Consolas" w:cs="Consolas" w:eastAsia="Consolas" w:hAnsi="Consolas"/>
+          <w:sz w:val="17"/>
+          <w:szCs w:val="17"/>
+        </w:rPr>
+        <w:t xml:space="preserve">                                                         +----- D4  5 | o           o | 10  D9</w:t>
+      </w:r>
+    </w:p>
+    <w:p>
+      <w:pPr>
+        <w:keepNext/>
+        <w:keepLines/>
+        <w:shd w:fill="F2F2F2" w:val="clear"/>
+        <w:spacing w:after="0" w:before="0" w:line="240"/>
+      </w:pPr>
+      <w:r>
+        <w:rPr>
+          <w:rFonts w:ascii="Consolas" w:cs="Consolas" w:eastAsia="Consolas" w:hAnsi="Consolas"/>
+          <w:sz w:val="17"/>
+          <w:szCs w:val="17"/>
+        </w:rPr>
+        <w:t xml:space="preserve">                                                         |   +- D5  6 | o           o |  9  D8</w:t>
+      </w:r>
+    </w:p>
+    <w:p>
+      <w:pPr>
+        <w:keepNext/>
+        <w:keepLines/>
+        <w:shd w:fill="F2F2F2" w:val="clear"/>
+        <w:spacing w:after="0" w:before="0" w:line="240"/>
+      </w:pPr>
+      <w:r>
+        <w:rPr>
+          <w:rFonts w:ascii="Consolas" w:cs="Consolas" w:eastAsia="Consolas" w:hAnsi="Consolas"/>
+          <w:sz w:val="17"/>
+          <w:szCs w:val="17"/>
+        </w:rPr>
+        <w:t xml:space="preserve">                                                         |   |  D6  7 | o           o |  8  D7  ----+</w:t>
+      </w:r>
+    </w:p>
+    <w:p>
+      <w:pPr>
+        <w:keepNext/>
+        <w:keepLines/>
+        <w:shd w:fill="F2F2F2" w:val="clear"/>
+        <w:spacing w:after="0" w:before="0" w:line="240"/>
+      </w:pPr>
+      <w:r>
+        <w:rPr>
+          <w:rFonts w:ascii="Consolas" w:cs="Consolas" w:eastAsia="Consolas" w:hAnsi="Consolas"/>
+          <w:sz w:val="17"/>
+          <w:szCs w:val="17"/>
+        </w:rPr>
+        <w:t xml:space="preserve">                                                         |   |        +---------------+             |</w:t>
+      </w:r>
+    </w:p>
+    <w:p>
+      <w:pPr>
+        <w:keepNext/>
+        <w:keepLines/>
+        <w:shd w:fill="F2F2F2" w:val="clear"/>
+        <w:spacing w:after="0" w:before="0" w:line="240"/>
+      </w:pPr>
+      <w:r>
+        <w:rPr>
+          <w:rFonts w:ascii="Consolas" w:cs="Consolas" w:eastAsia="Consolas" w:hAnsi="Consolas"/>
+          <w:sz w:val="17"/>
+          <w:szCs w:val="17"/>
+        </w:rPr>
+        <w:t xml:space="preserve">                                    +-----------+        |   |                                  R1 100 Ω</w:t>
+      </w:r>
+    </w:p>
+    <w:p>
+      <w:pPr>
+        <w:keepNext/>
+        <w:keepLines/>
+        <w:shd w:fill="F2F2F2" w:val="clear"/>
+        <w:spacing w:after="0" w:before="0" w:line="240"/>
+      </w:pPr>
+      <w:r>
+        <w:rPr>
+          <w:rFonts w:ascii="Consolas" w:cs="Consolas" w:eastAsia="Consolas" w:hAnsi="Consolas"/>
+          <w:sz w:val="17"/>
+          <w:szCs w:val="17"/>
+        </w:rPr>
+        <w:t xml:space="preserve">                                    |DHT20 4 SDA|--------+   |                                      |</w:t>
+      </w:r>
+    </w:p>
+    <w:p>
+      <w:pPr>
+        <w:keepNext/>
+        <w:keepLines/>
+        <w:shd w:fill="F2F2F2" w:val="clear"/>
+        <w:spacing w:after="0" w:before="0" w:line="240"/>
+      </w:pPr>
+      <w:r>
+        <w:rPr>
+          <w:rFonts w:ascii="Consolas" w:cs="Consolas" w:eastAsia="Consolas" w:hAnsi="Consolas"/>
+          <w:sz w:val="17"/>
+          <w:szCs w:val="17"/>
+        </w:rPr>
+        <w:t xml:space="preserve">                                    |      3 SCL|--------|---+                                      V   D1 LED bleue</w:t>
+      </w:r>
+    </w:p>
+    <w:p>
+      <w:pPr>
+        <w:keepNext/>
+        <w:keepLines/>
+        <w:shd w:fill="F2F2F2" w:val="clear"/>
+        <w:spacing w:after="0" w:before="0" w:line="240"/>
+      </w:pPr>
+      <w:r>
+        <w:rPr>
+          <w:rFonts w:ascii="Consolas" w:cs="Consolas" w:eastAsia="Consolas" w:hAnsi="Consolas"/>
+          <w:sz w:val="17"/>
+          <w:szCs w:val="17"/>
+        </w:rPr>
+        <w:t xml:space="preserve">                                    | J1   2 -  |-- GND  |   |             3V3         3V3          -   (méplat en bas)</w:t>
+      </w:r>
+    </w:p>
+    <w:p>
+      <w:pPr>
+        <w:keepNext/>
+        <w:keepLines/>
+        <w:shd w:fill="F2F2F2" w:val="clear"/>
+        <w:spacing w:after="0" w:before="0" w:line="240"/>
+      </w:pPr>
+      <w:r>
+        <w:rPr>
+          <w:rFonts w:ascii="Consolas" w:cs="Consolas" w:eastAsia="Consolas" w:hAnsi="Consolas"/>
+          <w:sz w:val="17"/>
+          <w:szCs w:val="17"/>
+        </w:rPr>
+        <w:t xml:space="preserve">                                    |      1 +  |-- 3V3  |   |              |           |           |</w:t>
+      </w:r>
+    </w:p>
+    <w:p>
+      <w:pPr>
+        <w:keepNext/>
+        <w:keepLines/>
+        <w:shd w:fill="F2F2F2" w:val="clear"/>
+        <w:spacing w:after="0" w:before="0" w:line="240"/>
+      </w:pPr>
+      <w:r>
+        <w:rPr>
+          <w:rFonts w:ascii="Consolas" w:cs="Consolas" w:eastAsia="Consolas" w:hAnsi="Consolas"/>
+          <w:sz w:val="17"/>
+          <w:szCs w:val="17"/>
+        </w:rPr>
+        <w:t xml:space="preserve">                                    +-----------+        |   |          C1 100 nF   C2 10 µF       GND</w:t>
+      </w:r>
+    </w:p>
+    <w:p>
+      <w:pPr>
+        <w:keepNext/>
+        <w:keepLines/>
+        <w:shd w:fill="F2F2F2" w:val="clear"/>
+        <w:spacing w:after="0" w:before="0" w:line="240"/>
+      </w:pPr>
+      <w:r>
+        <w:rPr>
+          <w:rFonts w:ascii="Consolas" w:cs="Consolas" w:eastAsia="Consolas" w:hAnsi="Consolas"/>
+          <w:sz w:val="17"/>
+          <w:szCs w:val="17"/>
+        </w:rPr>
+        <w:t xml:space="preserve">                                                         |   |              |           |</w:t>
+      </w:r>
+    </w:p>
+    <w:p>
+      <w:pPr>
+        <w:keepNext/>
+        <w:keepLines/>
+        <w:shd w:fill="F2F2F2" w:val="clear"/>
+        <w:spacing w:after="0" w:before="0" w:line="240"/>
+      </w:pPr>
+      <w:r>
+        <w:rPr>
+          <w:rFonts w:ascii="Consolas" w:cs="Consolas" w:eastAsia="Consolas" w:hAnsi="Consolas"/>
+          <w:sz w:val="17"/>
+          <w:szCs w:val="17"/>
+        </w:rPr>
+        <w:t xml:space="preserve">                                    +-----------+        |   |             GND         GND</w:t>
+      </w:r>
+    </w:p>
+    <w:p>
+      <w:pPr>
+        <w:keepNext/>
+        <w:keepLines/>
+        <w:shd w:fill="F2F2F2" w:val="clear"/>
+        <w:spacing w:after="0" w:before="0" w:line="240"/>
+      </w:pPr>
+      <w:r>
+        <w:rPr>
+          <w:rFonts w:ascii="Consolas" w:cs="Consolas" w:eastAsia="Consolas" w:hAnsi="Consolas"/>
+          <w:sz w:val="17"/>
+          <w:szCs w:val="17"/>
+        </w:rPr>
+        <w:t xml:space="preserve">                                    |TCS   5 LED|-- GND  |   |</w:t>
+      </w:r>
+    </w:p>
+    <w:p>
+      <w:pPr>
+        <w:keepNext/>
+        <w:keepLines/>
+        <w:shd w:fill="F2F2F2" w:val="clear"/>
+        <w:spacing w:after="0" w:before="0" w:line="240"/>
+      </w:pPr>
+      <w:r>
+        <w:rPr>
+          <w:rFonts w:ascii="Consolas" w:cs="Consolas" w:eastAsia="Consolas" w:hAnsi="Consolas"/>
+          <w:sz w:val="17"/>
+          <w:szCs w:val="17"/>
+        </w:rPr>
+        <w:t xml:space="preserve">                                    |34725 4 SDA|--------+   |</w:t>
+      </w:r>
+    </w:p>
+    <w:p>
+      <w:pPr>
+        <w:keepNext/>
+        <w:keepLines/>
+        <w:shd w:fill="F2F2F2" w:val="clear"/>
+        <w:spacing w:after="0" w:before="0" w:line="240"/>
+      </w:pPr>
+      <w:r>
+        <w:rPr>
+          <w:rFonts w:ascii="Consolas" w:cs="Consolas" w:eastAsia="Consolas" w:hAnsi="Consolas"/>
+          <w:sz w:val="17"/>
+          <w:szCs w:val="17"/>
+        </w:rPr>
+        <w:t xml:space="preserve">                                    | J2   3 SCL|------------+</w:t>
+      </w:r>
+    </w:p>
+    <w:p>
+      <w:pPr>
+        <w:keepNext/>
+        <w:keepLines/>
+        <w:shd w:fill="F2F2F2" w:val="clear"/>
+        <w:spacing w:after="0" w:before="0" w:line="240"/>
+      </w:pPr>
+      <w:r>
+        <w:rPr>
+          <w:rFonts w:ascii="Consolas" w:cs="Consolas" w:eastAsia="Consolas" w:hAnsi="Consolas"/>
+          <w:sz w:val="17"/>
+          <w:szCs w:val="17"/>
+        </w:rPr>
+        <w:t xml:space="preserve">                                    |      2 -  |-- GND</w:t>
+      </w:r>
+    </w:p>
+    <w:p>
+      <w:pPr>
+        <w:keepNext/>
+        <w:keepLines/>
+        <w:shd w:fill="F2F2F2" w:val="clear"/>
+        <w:spacing w:after="0" w:before="0" w:line="240"/>
+      </w:pPr>
+      <w:r>
+        <w:rPr>
+          <w:rFonts w:ascii="Consolas" w:cs="Consolas" w:eastAsia="Consolas" w:hAnsi="Consolas"/>
+          <w:sz w:val="17"/>
+          <w:szCs w:val="17"/>
+        </w:rPr>
+        <w:t xml:space="preserve">                                    |      1 +  |-- 3V3</w:t>
+      </w:r>
+    </w:p>
+    <w:p>
+      <w:pPr>
+        <w:keepNext w:val="false"/>
+        <w:keepLines/>
+        <w:shd w:fill="F2F2F2" w:val="clear"/>
+        <w:spacing w:after="120" w:before="0" w:line="240"/>
+      </w:pPr>
+      <w:r>
+        <w:rPr>
+          <w:rFonts w:ascii="Consolas" w:cs="Consolas" w:eastAsia="Consolas" w:hAnsi="Consolas"/>
+          <w:sz w:val="17"/>
+          <w:szCs w:val="17"/>
+        </w:rPr>
+        <w:t xml:space="preserve">                                    +-----------+</w:t>
+      </w:r>
+    </w:p>
+    <w:p>
+      <w:pPr>
+        <w:pStyle w:val="ListParagraph"/>
+        <w:numPr>
+          <w:ilvl w:val="0"/>
+          <w:numId w:val="2"/>
+        </w:numPr>
+      </w:pPr>
+      <w:r>
+        <w:t xml:space="preserve">Alimentation par le câble USB-C (régulateur du XIAO) ; J3, D2, J4, U1, C3 à C7, R2 à R5 et J5 non montés.</w:t>
+      </w:r>
+    </w:p>
+    <w:p>
+      <w:pPr>
+        <w:pStyle w:val="ListParagraph"/>
+        <w:numPr>
+          <w:ilvl w:val="0"/>
+          <w:numId w:val="2"/>
+        </w:numPr>
+      </w:pPr>
+      <w:r>
+        <w:t xml:space="preserve">Un seul croisement : la ligne SCL du DHT20 coupe la ligne SDA sans y être reliée.</w:t>
+      </w:r>
+    </w:p>
+    <w:p>
+      <w:pPr>
+        <w:pStyle w:val="ListParagraph"/>
+        <w:numPr>
+          <w:ilvl w:val="0"/>
+          <w:numId w:val="2"/>
+        </w:numPr>
+      </w:pPr>
+      <w:r>
+        <w:rPr>
+          <w:b/>
+          <w:bCs/>
+        </w:rPr>
+        <w:t xml:space="preserve">J2</w:t>
+      </w:r>
+      <w:r>
+        <w:t xml:space="preserve"> : 1 = + (VIN du module), 2 = −, 3 = SCL, 4 = SDA, 5 = LED du module reliée à GND (LED éteinte) ; INT du module non câblée.</w:t>
+      </w:r>
+    </w:p>
+    <w:p>
+      <w:pPr>
+        <w:pStyle w:val="ListParagraph"/>
+        <w:numPr>
+          <w:ilvl w:val="0"/>
+          <w:numId w:val="2"/>
+        </w:numPr>
+      </w:pPr>
+      <w:r>
+        <w:rPr>
+          <w:b/>
+          <w:bCs/>
+        </w:rPr>
+        <w:t xml:space="preserve">D1 LED bleue</w:t>
+      </w:r>
+      <w:r>
+        <w:t xml:space="preserve"> : patte longue (anode) côté R1, méplat / patte courte côté GND.</w:t>
+      </w:r>
+    </w:p>
+    <w:p>
+      <w:pPr>
+        <w:spacing w:after="120"/>
+      </w:pPr>
+      <w:r>
+        <w:t xml:space="preserve">Pattes libres : D0, D1, D2, D3, D6, D8, D9, D10 ; 5V = entrée USB, rien à y câbler.</w:t>
+      </w:r>
+    </w:p>
+    <w:p>
+      <w:pPr>
+        <w:spacing w:after="120"/>
+      </w:pPr>
+      <w:r>
+        <w:t xml:space="preserve">Points de test TP1 à TP4 (3V3, GND, SDA, SCL) non dessinés.</w:t>
+      </w:r>
+    </w:p>
+    <w:p>
+      <w:pPr>
+        <w:spacing w:after="120"/>
+      </w:pPr>
+      <w:r>
+        <w:t xml:space="preserve">#### d) Option : détecteur jour / nuit, à la place du flotteur (câblage proposé, non testé sur cette carte)</w:t>
+      </w:r>
+    </w:p>
+    <w:p>
+      <w:pPr>
+        <w:spacing w:after="120"/>
+      </w:pPr>
+      <w:r>
+        <w:t xml:space="preserve">Photorésistance + résistance fixe de 10 kΩ, </w:t>
+      </w:r>
+      <w:r>
+        <w:rPr>
+          <w:b/>
+          <w:bCs/>
+        </w:rPr>
+        <w:t xml:space="preserve">sans transistor</w:t>
+      </w:r>
+      <w:r>
+        <w:t xml:space="preserve"> : la patte D3 alimente le pont pendant la mesure seulement (5 ms), puis le coupe ; en deep sleep elle est en haute impédance, le pont ne consomme rien. Code : classe </w:t>
+      </w:r>
+      <w:r>
+        <w:rPr>
+          <w:rFonts w:ascii="Consolas" w:cs="Consolas" w:eastAsia="Consolas" w:hAnsi="Consolas"/>
+          <w:sz w:val="19"/>
+          <w:szCs w:val="19"/>
+        </w:rPr>
+        <w:t xml:space="preserve">CJourNuit</w:t>
+      </w:r>
+      <w:r>
+        <w:t xml:space="preserve"> (</w:t>
+      </w:r>
+      <w:r>
+        <w:rPr>
+          <w:rFonts w:ascii="Consolas" w:cs="Consolas" w:eastAsia="Consolas" w:hAnsi="Consolas"/>
+          <w:sz w:val="19"/>
+          <w:szCs w:val="19"/>
+        </w:rPr>
+        <w:t xml:space="preserve">src/MyJourNuit.h</w:t>
+      </w:r>
+      <w:r>
+        <w:t xml:space="preserve">), </w:t>
+      </w:r>
+      <w:r>
+        <w:rPr>
+          <w:rFonts w:ascii="Consolas" w:cs="Consolas" w:eastAsia="Consolas" w:hAnsi="Consolas"/>
+          <w:sz w:val="19"/>
+          <w:szCs w:val="19"/>
+        </w:rPr>
+        <w:t xml:space="preserve">#define CAPTEUR_JOUR_NUIT</w:t>
+      </w:r>
+      <w:r>
+        <w:t xml:space="preserve"> dans </w:t>
+      </w:r>
+      <w:r>
+        <w:rPr>
+          <w:rFonts w:ascii="Consolas" w:cs="Consolas" w:eastAsia="Consolas" w:hAnsi="Consolas"/>
+          <w:sz w:val="19"/>
+          <w:szCs w:val="19"/>
+        </w:rPr>
+        <w:t xml:space="preserve">global.h</w:t>
+      </w:r>
+      <w:r>
+        <w:t xml:space="preserve"> (et pas </w:t>
+      </w:r>
+      <w:r>
+        <w:rPr>
+          <w:rFonts w:ascii="Consolas" w:cs="Consolas" w:eastAsia="Consolas" w:hAnsi="Consolas"/>
+          <w:sz w:val="19"/>
+          <w:szCs w:val="19"/>
+        </w:rPr>
+        <w:t xml:space="preserve">FLOTTEUR_VERTICAL</w:t>
+      </w:r>
+      <w:r>
+        <w:t xml:space="preserve">).</w:t>
+      </w:r>
+    </w:p>
+    <w:p>
+      <w:pPr>
+        <w:spacing w:after="120"/>
+      </w:pPr>
+      <w:r>
+        <w:t xml:space="preserve">La mesure passe par le circuit du flotteur (J5, R5, C7, vers D1) :</w:t>
+      </w:r>
+    </w:p>
+    <w:p>
+      <w:pPr>
+        <w:keepNext/>
+        <w:keepLines/>
+        <w:shd w:fill="F2F2F2" w:val="clear"/>
+        <w:spacing w:after="0" w:before="120" w:line="240"/>
+      </w:pPr>
+      <w:r>
+        <w:rPr>
+          <w:rFonts w:ascii="Consolas" w:cs="Consolas" w:eastAsia="Consolas" w:hAnsi="Consolas"/>
+          <w:sz w:val="17"/>
+          <w:szCs w:val="17"/>
+        </w:rPr>
+        <w:t xml:space="preserve">   D3 (GPIO5) ---- fil ---- photorésistance ----+---- J5 1 (FLOT_EXT) --- R5 1 k ---+--- D1 (GPIO3, mesure)</w:t>
+      </w:r>
+    </w:p>
+    <w:p>
+      <w:pPr>
+        <w:keepNext/>
+        <w:keepLines/>
+        <w:shd w:fill="F2F2F2" w:val="clear"/>
+        <w:spacing w:after="0" w:before="0" w:line="240"/>
+      </w:pPr>
+      <w:r>
+        <w:rPr>
+          <w:rFonts w:ascii="Consolas" w:cs="Consolas" w:eastAsia="Consolas" w:hAnsi="Consolas"/>
+          <w:sz w:val="17"/>
+          <w:szCs w:val="17"/>
+        </w:rPr>
+        <w:t xml:space="preserve">                                                |                                 |</w:t>
+      </w:r>
+    </w:p>
+    <w:p>
+      <w:pPr>
+        <w:keepNext/>
+        <w:keepLines/>
+        <w:shd w:fill="F2F2F2" w:val="clear"/>
+        <w:spacing w:after="0" w:before="0" w:line="240"/>
+      </w:pPr>
+      <w:r>
+        <w:rPr>
+          <w:rFonts w:ascii="Consolas" w:cs="Consolas" w:eastAsia="Consolas" w:hAnsi="Consolas"/>
+          <w:sz w:val="17"/>
+          <w:szCs w:val="17"/>
+        </w:rPr>
+        <w:t xml:space="preserve">                                              10 kΩ                           C7 100 nF</w:t>
+      </w:r>
+    </w:p>
+    <w:p>
+      <w:pPr>
+        <w:keepNext/>
+        <w:keepLines/>
+        <w:shd w:fill="F2F2F2" w:val="clear"/>
+        <w:spacing w:after="0" w:before="0" w:line="240"/>
+      </w:pPr>
+      <w:r>
+        <w:rPr>
+          <w:rFonts w:ascii="Consolas" w:cs="Consolas" w:eastAsia="Consolas" w:hAnsi="Consolas"/>
+          <w:sz w:val="17"/>
+          <w:szCs w:val="17"/>
+        </w:rPr>
+        <w:t xml:space="preserve">                                                |                                 |</w:t>
+      </w:r>
+    </w:p>
+    <w:p>
+      <w:pPr>
+        <w:keepNext/>
+        <w:keepLines/>
+        <w:shd w:fill="F2F2F2" w:val="clear"/>
+        <w:spacing w:after="0" w:before="0" w:line="240"/>
+      </w:pPr>
+      <w:r>
+        <w:rPr>
+          <w:rFonts w:ascii="Consolas" w:cs="Consolas" w:eastAsia="Consolas" w:hAnsi="Consolas"/>
+          <w:sz w:val="17"/>
+          <w:szCs w:val="17"/>
+        </w:rPr>
+        <w:t xml:space="preserve">                                       J5 2 (GND) / GND                          GND</w:t>
+      </w:r>
+    </w:p>
+    <w:p>
+      <w:pPr>
+        <w:keepNext/>
+        <w:keepLines/>
+        <w:shd w:fill="F2F2F2" w:val="clear"/>
+        <w:spacing w:after="0" w:before="0" w:line="240"/>
+      </w:pPr>
+      <w:r>
+        <w:rPr>
+          <w:rFonts w:ascii="Consolas" w:cs="Consolas" w:eastAsia="Consolas" w:hAnsi="Consolas"/>
+          <w:sz w:val="17"/>
+          <w:szCs w:val="17"/>
+        </w:rPr>
+        <w:t xml:space="preserve"> </w:t>
+      </w:r>
+    </w:p>
+    <w:p>
+      <w:pPr>
+        <w:keepNext w:val="false"/>
+        <w:keepLines/>
+        <w:shd w:fill="F2F2F2" w:val="clear"/>
+        <w:spacing w:after="120" w:before="0" w:line="240"/>
+      </w:pPr>
+      <w:r>
+        <w:rPr>
+          <w:rFonts w:ascii="Consolas" w:cs="Consolas" w:eastAsia="Consolas" w:hAnsi="Consolas"/>
+          <w:sz w:val="17"/>
+          <w:szCs w:val="17"/>
+        </w:rPr>
+        <w:t xml:space="preserve">   R4 (10 k vers 3V3) : NON MONTÉE</w:t>
+      </w:r>
+    </w:p>
+    <w:p>
+      <w:pPr>
+        <w:pStyle w:val="ListParagraph"/>
+        <w:numPr>
+          <w:ilvl w:val="0"/>
+          <w:numId w:val="2"/>
+        </w:numPr>
+      </w:pPr>
+      <w:r>
+        <w:rPr>
+          <w:b/>
+          <w:bCs/>
+        </w:rPr>
+        <w:t xml:space="preserve">Ne pas monter R4</w:t>
+      </w:r>
+      <w:r>
+        <w:t xml:space="preserve"> : ce rappel vers 3V3 fausserait complètement la mesure.</w:t>
+      </w:r>
+    </w:p>
+    <w:p>
+      <w:pPr>
+        <w:pStyle w:val="ListParagraph"/>
+        <w:numPr>
+          <w:ilvl w:val="0"/>
+          <w:numId w:val="2"/>
+        </w:numPr>
+      </w:pPr>
+      <w:r>
+        <w:rPr>
+          <w:b/>
+          <w:bCs/>
+        </w:rPr>
+        <w:t xml:space="preserve">R5 et C7</w:t>
+      </w:r>
+      <w:r>
+        <w:t xml:space="preserve"> peuvent rester : avec un pont d'au plus 10 kΩ, la constante de temps est d'environ 1,1 ms, et la mesure attend 5 ms après la mise sous tension du pont.</w:t>
+      </w:r>
+    </w:p>
+    <w:p>
+      <w:pPr>
+        <w:pStyle w:val="ListParagraph"/>
+        <w:numPr>
+          <w:ilvl w:val="0"/>
+          <w:numId w:val="2"/>
+        </w:numPr>
+      </w:pPr>
+      <w:r>
+        <w:rPr>
+          <w:b/>
+          <w:bCs/>
+        </w:rPr>
+        <w:t xml:space="preserve">D3 n'est reliée à rien sur le PCB V 1.0</w:t>
+      </w:r>
+      <w:r>
+        <w:t xml:space="preserve"> : fil soudé sur la patte du XIAO (ou sur sa barrette).</w:t>
+      </w:r>
+    </w:p>
+    <w:p>
+      <w:pPr>
+        <w:pStyle w:val="ListParagraph"/>
+        <w:numPr>
+          <w:ilvl w:val="0"/>
+          <w:numId w:val="2"/>
+        </w:numPr>
+      </w:pPr>
+      <w:r>
+        <w:t xml:space="preserve">La résistance de 10 kΩ se soude entre les bornes 1 et 2 de J5 (ou à l'extrémité des fils, près de la photorésistance).</w:t>
+      </w:r>
+    </w:p>
+    <w:p>
+      <w:pPr>
+        <w:pStyle w:val="ListParagraph"/>
+        <w:numPr>
+          <w:ilvl w:val="0"/>
+          <w:numId w:val="2"/>
+        </w:numPr>
+      </w:pPr>
+      <w:r>
+        <w:t xml:space="preserve">Plus il y a de lumière, plus la tension sur D1 monte. Valeur remontée : éclairement en % de 3,3 V (0 à 100) ; état JOUR / NUIT décidé par une fenêtre d'hystérésis (seuils bas 20 %, haut 30 % par défaut). Trames, réglages (</w:t>
+      </w:r>
+      <w:r>
+        <w:rPr>
+          <w:rFonts w:ascii="Consolas" w:cs="Consolas" w:eastAsia="Consolas" w:hAnsi="Consolas"/>
+          <w:sz w:val="19"/>
+          <w:szCs w:val="19"/>
+        </w:rPr>
+        <w:t xml:space="preserve">SET jn_sbas …</w:t>
+      </w:r>
+      <w:r>
+        <w:t xml:space="preserve">) : voir </w:t>
+      </w:r>
+      <w:r>
+        <w:rPr>
+          <w:rFonts w:ascii="Consolas" w:cs="Consolas" w:eastAsia="Consolas" w:hAnsi="Consolas"/>
+          <w:sz w:val="19"/>
+          <w:szCs w:val="19"/>
+        </w:rPr>
+        <w:t xml:space="preserve">Doc/mqtt.docx</w:t>
+      </w:r>
+      <w:r>
+        <w:t xml:space="preserve">.</w:t>
+      </w:r>
+    </w:p>
+    <w:p>
+      <w:pPr>
+        <w:pStyle w:val="ListParagraph"/>
+        <w:numPr>
+          <w:ilvl w:val="0"/>
+          <w:numId w:val="2"/>
+        </w:numPr>
+      </w:pPr>
+      <w:r>
+        <w:t xml:space="preserve">Pas sur </w:t>
+      </w:r>
+      <w:r>
+        <w:rPr>
+          <w:b/>
+          <w:bCs/>
+        </w:rPr>
+        <w:t xml:space="preserve">D0</w:t>
+      </w:r>
+      <w:r>
+        <w:t xml:space="preserve"> : le pont la tirerait vers le bas au démarrage, et la carte ne démarrerait pas.</w:t>
+      </w:r>
+    </w:p>
+    <w:p>
+      <w:pPr>
+        <w:pStyle w:val="Heading1"/>
+        <w:keepNext/>
+      </w:pPr>
+      <w:r>
+        <w:t xml:space="preserve">2. Décisions</w:t>
+      </w:r>
+    </w:p>
+    <w:tbl>
+      <w:tblPr>
+        <w:tblW w:type="dxa" w:w="9638"/>
+        <w:tblBorders>
+          <w:top w:val="single" w:color="auto" w:sz="4"/>
+          <w:left w:val="single" w:color="auto" w:sz="4"/>
+          <w:bottom w:val="single" w:color="auto" w:sz="4"/>
+          <w:right w:val="single" w:color="auto" w:sz="4"/>
+          <w:insideH w:val="single" w:color="auto" w:sz="4"/>
+          <w:insideV w:val="single" w:color="auto" w:sz="4"/>
+        </w:tblBorders>
+      </w:tblPr>
+      <w:tblGrid>
+        <w:gridCol w:w="2439"/>
+        <w:gridCol w:w="7199"/>
+      </w:tblGrid>
+      <w:tr>
+        <w:trPr>
+          <w:tblHeader/>
+        </w:trPr>
+        <w:tc>
+          <w:tcPr>
+            <w:tcW w:type="dxa" w:w="2439"/>
             <w:tcBorders>
               <w:top w:val="single" w:color="999999" w:sz="4"/>
               <w:left w:val="single" w:color="999999" w:sz="4"/>
@@ -2254,7 +5734,7 @@
         </w:tc>
         <w:tc>
           <w:tcPr>
-            <w:tcW w:type="dxa" w:w="8069"/>
+            <w:tcW w:type="dxa" w:w="7199"/>
             <w:tcBorders>
               <w:top w:val="single" w:color="999999" w:sz="4"/>
               <w:left w:val="single" w:color="999999" w:sz="4"/>
@@ -2286,7 +5766,7 @@
         </w:trPr>
         <w:tc>
           <w:tcPr>
-            <w:tcW w:type="dxa" w:w="1569"/>
+            <w:tcW w:type="dxa" w:w="2439"/>
             <w:tcBorders>
               <w:top w:val="single" w:color="999999" w:sz="4"/>
               <w:left w:val="single" w:color="999999" w:sz="4"/>
@@ -2308,7 +5788,7 @@
         </w:tc>
         <w:tc>
           <w:tcPr>
-            <w:tcW w:type="dxa" w:w="8069"/>
+            <w:tcW w:type="dxa" w:w="7199"/>
             <w:tcBorders>
               <w:top w:val="single" w:color="999999" w:sz="4"/>
               <w:left w:val="single" w:color="999999" w:sz="4"/>
@@ -2342,7 +5822,7 @@
         </w:trPr>
         <w:tc>
           <w:tcPr>
-            <w:tcW w:type="dxa" w:w="1569"/>
+            <w:tcW w:type="dxa" w:w="2439"/>
             <w:tcBorders>
               <w:top w:val="single" w:color="999999" w:sz="4"/>
               <w:left w:val="single" w:color="999999" w:sz="4"/>
@@ -2364,7 +5844,7 @@
         </w:tc>
         <w:tc>
           <w:tcPr>
-            <w:tcW w:type="dxa" w:w="8069"/>
+            <w:tcW w:type="dxa" w:w="7199"/>
             <w:tcBorders>
               <w:top w:val="single" w:color="999999" w:sz="4"/>
               <w:left w:val="single" w:color="999999" w:sz="4"/>
@@ -2421,7 +5901,7 @@
         </w:trPr>
         <w:tc>
           <w:tcPr>
-            <w:tcW w:type="dxa" w:w="1569"/>
+            <w:tcW w:type="dxa" w:w="2439"/>
             <w:tcBorders>
               <w:top w:val="single" w:color="999999" w:sz="4"/>
               <w:left w:val="single" w:color="999999" w:sz="4"/>
@@ -2443,7 +5923,7 @@
         </w:tc>
         <w:tc>
           <w:tcPr>
-            <w:tcW w:type="dxa" w:w="8069"/>
+            <w:tcW w:type="dxa" w:w="7199"/>
             <w:tcBorders>
               <w:top w:val="single" w:color="999999" w:sz="4"/>
               <w:left w:val="single" w:color="999999" w:sz="4"/>
@@ -2474,7 +5954,7 @@
         </w:trPr>
         <w:tc>
           <w:tcPr>
-            <w:tcW w:type="dxa" w:w="1569"/>
+            <w:tcW w:type="dxa" w:w="2439"/>
             <w:tcBorders>
               <w:top w:val="single" w:color="999999" w:sz="4"/>
               <w:left w:val="single" w:color="999999" w:sz="4"/>
@@ -2496,7 +5976,7 @@
         </w:tc>
         <w:tc>
           <w:tcPr>
-            <w:tcW w:type="dxa" w:w="8069"/>
+            <w:tcW w:type="dxa" w:w="7199"/>
             <w:tcBorders>
               <w:top w:val="single" w:color="999999" w:sz="4"/>
               <w:left w:val="single" w:color="999999" w:sz="4"/>
@@ -2530,7 +6010,7 @@
         </w:trPr>
         <w:tc>
           <w:tcPr>
-            <w:tcW w:type="dxa" w:w="1569"/>
+            <w:tcW w:type="dxa" w:w="2439"/>
             <w:tcBorders>
               <w:top w:val="single" w:color="999999" w:sz="4"/>
               <w:left w:val="single" w:color="999999" w:sz="4"/>
@@ -2552,7 +6032,7 @@
         </w:tc>
         <w:tc>
           <w:tcPr>
-            <w:tcW w:type="dxa" w:w="8069"/>
+            <w:tcW w:type="dxa" w:w="7199"/>
             <w:tcBorders>
               <w:top w:val="single" w:color="999999" w:sz="4"/>
               <w:left w:val="single" w:color="999999" w:sz="4"/>
@@ -2596,7 +6076,7 @@
         </w:trPr>
         <w:tc>
           <w:tcPr>
-            <w:tcW w:type="dxa" w:w="1569"/>
+            <w:tcW w:type="dxa" w:w="2439"/>
             <w:tcBorders>
               <w:top w:val="single" w:color="999999" w:sz="4"/>
               <w:left w:val="single" w:color="999999" w:sz="4"/>
@@ -2618,7 +6098,7 @@
         </w:tc>
         <w:tc>
           <w:tcPr>
-            <w:tcW w:type="dxa" w:w="8069"/>
+            <w:tcW w:type="dxa" w:w="7199"/>
             <w:tcBorders>
               <w:top w:val="single" w:color="999999" w:sz="4"/>
               <w:left w:val="single" w:color="999999" w:sz="4"/>
@@ -2645,7 +6125,7 @@
         </w:trPr>
         <w:tc>
           <w:tcPr>
-            <w:tcW w:type="dxa" w:w="1569"/>
+            <w:tcW w:type="dxa" w:w="2439"/>
             <w:tcBorders>
               <w:top w:val="single" w:color="999999" w:sz="4"/>
               <w:left w:val="single" w:color="999999" w:sz="4"/>
@@ -2667,7 +6147,7 @@
         </w:tc>
         <w:tc>
           <w:tcPr>
-            <w:tcW w:type="dxa" w:w="8069"/>
+            <w:tcW w:type="dxa" w:w="7199"/>
             <w:tcBorders>
               <w:top w:val="single" w:color="999999" w:sz="4"/>
               <w:left w:val="single" w:color="999999" w:sz="4"/>
@@ -2701,7 +6181,7 @@
         </w:trPr>
         <w:tc>
           <w:tcPr>
-            <w:tcW w:type="dxa" w:w="1569"/>
+            <w:tcW w:type="dxa" w:w="2439"/>
             <w:tcBorders>
               <w:top w:val="single" w:color="999999" w:sz="4"/>
               <w:left w:val="single" w:color="999999" w:sz="4"/>
@@ -2723,7 +6203,7 @@
         </w:tc>
         <w:tc>
           <w:tcPr>
-            <w:tcW w:type="dxa" w:w="8069"/>
+            <w:tcW w:type="dxa" w:w="7199"/>
             <w:tcBorders>
               <w:top w:val="single" w:color="999999" w:sz="4"/>
               <w:left w:val="single" w:color="999999" w:sz="4"/>
@@ -2746,7 +6226,7 @@
                 <w:b/>
                 <w:bCs/>
               </w:rPr>
-              <w:t xml:space="preserve">200 k / 100 k</w:t>
+              <w:t xml:space="preserve">220 k / 100 k</w:t>
             </w:r>
             <w:r>
               <w:t xml:space="preserve"> + 100 nF, pris après l'interrupteur</w:t>
@@ -2760,7 +6240,7 @@
         </w:trPr>
         <w:tc>
           <w:tcPr>
-            <w:tcW w:type="dxa" w:w="1569"/>
+            <w:tcW w:type="dxa" w:w="2439"/>
             <w:tcBorders>
               <w:top w:val="single" w:color="999999" w:sz="4"/>
               <w:left w:val="single" w:color="999999" w:sz="4"/>
@@ -2782,7 +6262,7 @@
         </w:tc>
         <w:tc>
           <w:tcPr>
-            <w:tcW w:type="dxa" w:w="8069"/>
+            <w:tcW w:type="dxa" w:w="7199"/>
             <w:tcBorders>
               <w:top w:val="single" w:color="999999" w:sz="4"/>
               <w:left w:val="single" w:color="999999" w:sz="4"/>
@@ -2816,7 +6296,7 @@
         </w:trPr>
         <w:tc>
           <w:tcPr>
-            <w:tcW w:type="dxa" w:w="1569"/>
+            <w:tcW w:type="dxa" w:w="2439"/>
             <w:tcBorders>
               <w:top w:val="single" w:color="999999" w:sz="4"/>
               <w:left w:val="single" w:color="999999" w:sz="4"/>
@@ -2838,7 +6318,7 @@
         </w:tc>
         <w:tc>
           <w:tcPr>
-            <w:tcW w:type="dxa" w:w="8069"/>
+            <w:tcW w:type="dxa" w:w="7199"/>
             <w:tcBorders>
               <w:top w:val="single" w:color="999999" w:sz="4"/>
               <w:left w:val="single" w:color="999999" w:sz="4"/>
@@ -2872,7 +6352,7 @@
         </w:trPr>
         <w:tc>
           <w:tcPr>
-            <w:tcW w:type="dxa" w:w="1569"/>
+            <w:tcW w:type="dxa" w:w="2439"/>
             <w:tcBorders>
               <w:top w:val="single" w:color="999999" w:sz="4"/>
               <w:left w:val="single" w:color="999999" w:sz="4"/>
@@ -2894,7 +6374,7 @@
         </w:tc>
         <w:tc>
           <w:tcPr>
-            <w:tcW w:type="dxa" w:w="8069"/>
+            <w:tcW w:type="dxa" w:w="7199"/>
             <w:tcBorders>
               <w:top w:val="single" w:color="999999" w:sz="4"/>
               <w:left w:val="single" w:color="999999" w:sz="4"/>
@@ -2928,7 +6408,7 @@
         </w:trPr>
         <w:tc>
           <w:tcPr>
-            <w:tcW w:type="dxa" w:w="1569"/>
+            <w:tcW w:type="dxa" w:w="2439"/>
             <w:tcBorders>
               <w:top w:val="single" w:color="999999" w:sz="4"/>
               <w:left w:val="single" w:color="999999" w:sz="4"/>
@@ -2950,7 +6430,7 @@
         </w:tc>
         <w:tc>
           <w:tcPr>
-            <w:tcW w:type="dxa" w:w="8069"/>
+            <w:tcW w:type="dxa" w:w="7199"/>
             <w:tcBorders>
               <w:top w:val="single" w:color="999999" w:sz="4"/>
               <w:left w:val="single" w:color="999999" w:sz="4"/>
@@ -2977,7 +6457,7 @@
         </w:trPr>
         <w:tc>
           <w:tcPr>
-            <w:tcW w:type="dxa" w:w="1569"/>
+            <w:tcW w:type="dxa" w:w="2439"/>
             <w:tcBorders>
               <w:top w:val="single" w:color="999999" w:sz="4"/>
               <w:left w:val="single" w:color="999999" w:sz="4"/>
@@ -2999,7 +6479,7 @@
         </w:tc>
         <w:tc>
           <w:tcPr>
-            <w:tcW w:type="dxa" w:w="8069"/>
+            <w:tcW w:type="dxa" w:w="7199"/>
             <w:tcBorders>
               <w:top w:val="single" w:color="999999" w:sz="4"/>
               <w:left w:val="single" w:color="999999" w:sz="4"/>
@@ -3016,6 +6496,55 @@
           <w:p>
             <w:r>
               <w:t xml:space="preserve">tout en traversant ; borniers XY301V (piles, flotteur), JST-XH (interrupteur, modules)</w:t>
+            </w:r>
+          </w:p>
+        </w:tc>
+      </w:tr>
+      <w:tr>
+        <w:trPr>
+          <w:tblHeader w:val="off"/>
+        </w:trPr>
+        <w:tc>
+          <w:tcPr>
+            <w:tcW w:type="dxa" w:w="2439"/>
+            <w:tcBorders>
+              <w:top w:val="single" w:color="999999" w:sz="4"/>
+              <w:left w:val="single" w:color="999999" w:sz="4"/>
+              <w:bottom w:val="single" w:color="999999" w:sz="4"/>
+              <w:right w:val="single" w:color="999999" w:sz="4"/>
+            </w:tcBorders>
+            <w:tcMar>
+              <w:top w:type="dxa" w:w="60"/>
+              <w:left w:type="dxa" w:w="100"/>
+              <w:bottom w:type="dxa" w:w="60"/>
+              <w:right w:type="dxa" w:w="100"/>
+            </w:tcMar>
+          </w:tcPr>
+          <w:p>
+            <w:r>
+              <w:t xml:space="preserve">Détecteur jour / nuit (option, 2026-10-28)</w:t>
+            </w:r>
+          </w:p>
+        </w:tc>
+        <w:tc>
+          <w:tcPr>
+            <w:tcW w:type="dxa" w:w="7199"/>
+            <w:tcBorders>
+              <w:top w:val="single" w:color="999999" w:sz="4"/>
+              <w:left w:val="single" w:color="999999" w:sz="4"/>
+              <w:bottom w:val="single" w:color="999999" w:sz="4"/>
+              <w:right w:val="single" w:color="999999" w:sz="4"/>
+            </w:tcBorders>
+            <w:tcMar>
+              <w:top w:type="dxa" w:w="60"/>
+              <w:left w:type="dxa" w:w="100"/>
+              <w:bottom w:type="dxa" w:w="60"/>
+              <w:right w:type="dxa" w:w="100"/>
+            </w:tcMar>
+          </w:tcPr>
+          <w:p>
+            <w:r>
+              <w:t xml:space="preserve">à la place du flotteur : mesure sur D1 par J5 / R5 / C7 (R4 non montée), alimentation du pont par D3 en fil, sans transistor</w:t>
             </w:r>
           </w:p>
         </w:tc>
@@ -5314,7 +8843,7 @@
         <w:t xml:space="preserve">Calibre</w:t>
       </w:r>
       <w:r>
-        <w:t xml:space="preserve"> à régler : 3,0 (pont 200 k / 100 k) au lieu de 4,3 par défaut — par la page Web (« Calibre »).</w:t>
+        <w:t xml:space="preserve"> : 3,2 par défaut dans le code (pont 220 k / 100 k). Il est enregistré en NVS : une configuration existante garde son ancien calibre (par exemple 4,3), à corriger par la page Web (« Calibre »). Ajuster ensuite au multimètre.</w:t>
       </w:r>
     </w:p>
     <w:p>
@@ -5355,6 +8884,25 @@
       </w:r>
       <w:r>
         <w:t xml:space="preserve">. Sur D1 (GPIO3), l'état du flotteur au démarrage n'a pas d'effet.</w:t>
+      </w:r>
+    </w:p>
+    <w:p>
+      <w:pPr>
+        <w:pStyle w:val="ListParagraph"/>
+        <w:numPr>
+          <w:ilvl w:val="0"/>
+          <w:numId w:val="2"/>
+        </w:numPr>
+      </w:pPr>
+      <w:r>
+        <w:rPr>
+          <w:b/>
+          <w:bCs/>
+        </w:rPr>
+        <w:t xml:space="preserve">Détecteur jour / nuit</w:t>
+      </w:r>
+      <w:r>
+        <w:t xml:space="preserve"> : pont alimenté 5 ms par mesure, au plus 3,3 V / 10 kΩ ≈ 0,33 mA (en pleine lumière) ; rien en deep sleep.</w:t>
       </w:r>
     </w:p>
     <w:p>
@@ -5958,7 +9506,7 @@
         </w:numPr>
       </w:pPr>
       <w:r>
-        <w:t xml:space="preserve">[ ] Essais : démarrage avec cuve pleine, mesure des piles sur D2 (calibre 3,0), Wi-Fi à 19,5 dBm sur piles.</w:t>
+        <w:t xml:space="preserve">[ ] Essais : démarrage avec cuve pleine, mesure des piles sur D2 (calibre 3,2), Wi-Fi à 19,5 dBm sur piles.</w:t>
       </w:r>
     </w:p>
     <w:p>
@@ -5971,6 +9519,18 @@
       </w:pPr>
       <w:r>
         <w:t xml:space="preserve">[ ] Boîtier imprimé.</w:t>
+      </w:r>
+    </w:p>
+    <w:p>
+      <w:pPr>
+        <w:pStyle w:val="ListParagraph"/>
+        <w:numPr>
+          <w:ilvl w:val="0"/>
+          <w:numId w:val="2"/>
+        </w:numPr>
+      </w:pPr>
+      <w:r>
+        <w:t xml:space="preserve">[ ] Détecteur jour / nuit : essayer le câblage du § 1.3 d (R4 non montée, D3 en fil) ; prévoir un vrai emplacement si une V 1.1 est dessinée (à décider).</w:t>
       </w:r>
     </w:p>
     <w:p>
@@ -6318,139 +9878,6 @@
     <w:basedOn w:val="Normal"/>
     <w:qFormat/>
   </w:style>
-  <w:style w:type="paragraph" w:styleId="Caption">
-    <w:name w:val="caption"/>
-    <w:basedOn w:val="Normal"/>
-    <w:next w:val="Normal"/>
-    <w:uiPriority w:val="35"/>
-    <w:semiHidden/>
-    <w:unhideWhenUsed/>
-    <w:qFormat/>
-    <w:pPr>
-      <w:spacing w:after="200"/>
-    </w:pPr>
-    <w:rPr>
-      <w:i/>
-      <w:iCs/>
-      <w:color w:val="44546A" w:themeColor="dark2"/>
-      <w:sz w:val="18"/>
-      <w:szCs w:val="18"/>
-    </w:rPr>
-  </w:style>
-  <w:style w:type="paragraph" w:styleId="Bibliography">
-    <w:name w:val="Bibliography"/>
-    <w:basedOn w:val="Normal"/>
-    <w:next w:val="Normal"/>
-    <w:uiPriority w:val="37"/>
-    <w:unhideWhenUsed/>
-  </w:style>
-  <w:style w:type="paragraph" w:styleId="TOC1">
-    <w:name w:val="toc 1"/>
-    <w:basedOn w:val="Normal"/>
-    <w:next w:val="Normal"/>
-    <w:uiPriority w:val="39"/>
-    <w:semiHidden/>
-    <w:unhideWhenUsed/>
-    <w:pPr>
-      <w:spacing w:after="100"/>
-    </w:pPr>
-  </w:style>
-  <w:style w:type="paragraph" w:styleId="TOC2">
-    <w:name w:val="toc 2"/>
-    <w:basedOn w:val="Normal"/>
-    <w:next w:val="Normal"/>
-    <w:uiPriority w:val="39"/>
-    <w:semiHidden/>
-    <w:unhideWhenUsed/>
-    <w:pPr>
-      <w:spacing w:after="100"/>
-      <w:ind w:left="220"/>
-    </w:pPr>
-  </w:style>
-  <w:style w:type="paragraph" w:styleId="TOC3">
-    <w:name w:val="toc 3"/>
-    <w:basedOn w:val="Normal"/>
-    <w:next w:val="Normal"/>
-    <w:uiPriority w:val="39"/>
-    <w:semiHidden/>
-    <w:unhideWhenUsed/>
-    <w:pPr>
-      <w:spacing w:after="100"/>
-      <w:ind w:left="440"/>
-    </w:pPr>
-  </w:style>
-  <w:style w:type="paragraph" w:styleId="TOC4">
-    <w:name w:val="toc 4"/>
-    <w:basedOn w:val="Normal"/>
-    <w:next w:val="Normal"/>
-    <w:uiPriority w:val="39"/>
-    <w:semiHidden/>
-    <w:unhideWhenUsed/>
-    <w:pPr>
-      <w:spacing w:after="100"/>
-      <w:ind w:left="660"/>
-    </w:pPr>
-  </w:style>
-  <w:style w:type="paragraph" w:styleId="TOC5">
-    <w:name w:val="toc 5"/>
-    <w:basedOn w:val="Normal"/>
-    <w:next w:val="Normal"/>
-    <w:uiPriority w:val="39"/>
-    <w:semiHidden/>
-    <w:unhideWhenUsed/>
-    <w:pPr>
-      <w:spacing w:after="100"/>
-      <w:ind w:left="880"/>
-    </w:pPr>
-  </w:style>
-  <w:style w:type="paragraph" w:styleId="TOC6">
-    <w:name w:val="toc 6"/>
-    <w:basedOn w:val="Normal"/>
-    <w:next w:val="Normal"/>
-    <w:uiPriority w:val="39"/>
-    <w:semiHidden/>
-    <w:unhideWhenUsed/>
-    <w:pPr>
-      <w:spacing w:after="100"/>
-      <w:ind w:left="1100"/>
-    </w:pPr>
-  </w:style>
-  <w:style w:type="paragraph" w:styleId="TOC7">
-    <w:name w:val="toc 7"/>
-    <w:basedOn w:val="Normal"/>
-    <w:next w:val="Normal"/>
-    <w:uiPriority w:val="39"/>
-    <w:semiHidden/>
-    <w:unhideWhenUsed/>
-    <w:pPr>
-      <w:spacing w:after="100"/>
-      <w:ind w:left="1320"/>
-    </w:pPr>
-  </w:style>
-  <w:style w:type="paragraph" w:styleId="TOC8">
-    <w:name w:val="toc 8"/>
-    <w:basedOn w:val="Normal"/>
-    <w:next w:val="Normal"/>
-    <w:uiPriority w:val="39"/>
-    <w:semiHidden/>
-    <w:unhideWhenUsed/>
-    <w:pPr>
-      <w:spacing w:after="100"/>
-      <w:ind w:left="1540"/>
-    </w:pPr>
-  </w:style>
-  <w:style w:type="paragraph" w:styleId="TOC9">
-    <w:name w:val="toc 9"/>
-    <w:basedOn w:val="Normal"/>
-    <w:next w:val="Normal"/>
-    <w:uiPriority w:val="39"/>
-    <w:semiHidden/>
-    <w:unhideWhenUsed/>
-    <w:pPr>
-      <w:spacing w:after="100"/>
-      <w:ind w:left="1760"/>
-    </w:pPr>
-  </w:style>
   <w:style w:type="character" w:styleId="Hyperlink">
     <w:name w:val="Hyperlink"/>
     <w:basedOn w:val="DefaultParagraphFont"/>
@@ -6534,13 +9961,6 @@
       <w:sz w:val="20"/>
       <w:szCs w:val="20"/>
     </w:rPr>
-  </w:style>
-  <w:style w:type="character" w:styleId="LineNumber">
-    <w:name w:val="line number"/>
-    <w:basedOn w:val="DefaultParagraphFont"/>
-    <w:uiPriority w:val="99"/>
-    <w:semiHidden/>
-    <w:unhideWhenUsed/>
   </w:style>
   <w:style w:type="paragraph" w:styleId="Title">
     <w:name w:val="Title"/>
